--- a/проектирование/Банкомат/Банкомат_сценарий.docx
+++ b/проектирование/Банкомат/Банкомат_сценарий.docx
@@ -32,6 +32,7 @@
       <w:pPr>
         <w:pStyle w:val="paragraph"/>
         <w:spacing w:before="0" w:beforeAutospacing="0" w:after="0" w:afterAutospacing="0" w:line="360" w:lineRule="auto"/>
+        <w:ind w:firstLine="708"/>
         <w:textAlignment w:val="baseline"/>
         <w:rPr>
           <w:rFonts w:ascii="Segoe UI" w:hAnsi="Segoe UI" w:cs="Segoe UI"/>
@@ -56,6 +57,167 @@
       <w:pPr>
         <w:pStyle w:val="paragraph"/>
         <w:spacing w:before="0" w:beforeAutospacing="0" w:after="0" w:afterAutospacing="0" w:line="360" w:lineRule="auto"/>
+        <w:ind w:firstLine="708"/>
+        <w:textAlignment w:val="baseline"/>
+        <w:rPr>
+          <w:rStyle w:val="normaltextrun"/>
+        </w:rPr>
+      </w:pPr>
+      <w:r>
+        <w:rPr>
+          <w:rStyle w:val="normaltextrun"/>
+        </w:rPr>
+        <w:t xml:space="preserve">Банкомат – это автомат для выдачи наличных денег по кредитным пластиковым карточкам. В его состав входят следующие устройства: </w:t>
+      </w:r>
+    </w:p>
+    <w:p>
+      <w:pPr>
+        <w:pStyle w:val="paragraph"/>
+        <w:numPr>
+          <w:ilvl w:val="0"/>
+          <w:numId w:val="1"/>
+        </w:numPr>
+        <w:spacing w:before="0" w:beforeAutospacing="0" w:after="0" w:afterAutospacing="0" w:line="360" w:lineRule="auto"/>
+        <w:textAlignment w:val="baseline"/>
+        <w:rPr>
+          <w:rStyle w:val="normaltextrun"/>
+        </w:rPr>
+      </w:pPr>
+      <w:r>
+        <w:rPr>
+          <w:rStyle w:val="normaltextrun"/>
+        </w:rPr>
+        <w:t xml:space="preserve">дисплей, </w:t>
+      </w:r>
+    </w:p>
+    <w:p>
+      <w:pPr>
+        <w:pStyle w:val="paragraph"/>
+        <w:numPr>
+          <w:ilvl w:val="0"/>
+          <w:numId w:val="1"/>
+        </w:numPr>
+        <w:spacing w:before="0" w:beforeAutospacing="0" w:after="0" w:afterAutospacing="0" w:line="360" w:lineRule="auto"/>
+        <w:textAlignment w:val="baseline"/>
+        <w:rPr>
+          <w:rStyle w:val="normaltextrun"/>
+        </w:rPr>
+      </w:pPr>
+      <w:r>
+        <w:rPr>
+          <w:rStyle w:val="normaltextrun"/>
+        </w:rPr>
+        <w:t xml:space="preserve">панель управления с кнопками, </w:t>
+      </w:r>
+    </w:p>
+    <w:p>
+      <w:pPr>
+        <w:pStyle w:val="paragraph"/>
+        <w:numPr>
+          <w:ilvl w:val="0"/>
+          <w:numId w:val="1"/>
+        </w:numPr>
+        <w:spacing w:before="0" w:beforeAutospacing="0" w:after="0" w:afterAutospacing="0" w:line="360" w:lineRule="auto"/>
+        <w:textAlignment w:val="baseline"/>
+        <w:rPr>
+          <w:rStyle w:val="normaltextrun"/>
+        </w:rPr>
+      </w:pPr>
+      <w:r>
+        <w:rPr>
+          <w:rStyle w:val="normaltextrun"/>
+        </w:rPr>
+        <w:t xml:space="preserve">приемник кредитных карт, </w:t>
+      </w:r>
+    </w:p>
+    <w:p>
+      <w:pPr>
+        <w:pStyle w:val="paragraph"/>
+        <w:numPr>
+          <w:ilvl w:val="0"/>
+          <w:numId w:val="1"/>
+        </w:numPr>
+        <w:spacing w:before="0" w:beforeAutospacing="0" w:after="0" w:afterAutospacing="0" w:line="360" w:lineRule="auto"/>
+        <w:textAlignment w:val="baseline"/>
+        <w:rPr>
+          <w:rStyle w:val="normaltextrun"/>
+        </w:rPr>
+      </w:pPr>
+      <w:r>
+        <w:rPr>
+          <w:rStyle w:val="normaltextrun"/>
+        </w:rPr>
+        <w:t xml:space="preserve">хранилище денег и </w:t>
+      </w:r>
+    </w:p>
+    <w:p>
+      <w:pPr>
+        <w:pStyle w:val="paragraph"/>
+        <w:numPr>
+          <w:ilvl w:val="0"/>
+          <w:numId w:val="1"/>
+        </w:numPr>
+        <w:spacing w:before="0" w:beforeAutospacing="0" w:after="0" w:afterAutospacing="0" w:line="360" w:lineRule="auto"/>
+        <w:textAlignment w:val="baseline"/>
+        <w:rPr>
+          <w:rStyle w:val="normaltextrun"/>
+        </w:rPr>
+      </w:pPr>
+      <w:r>
+        <w:rPr>
+          <w:rStyle w:val="normaltextrun"/>
+        </w:rPr>
+        <w:t xml:space="preserve">лоток для их выдачи, </w:t>
+      </w:r>
+    </w:p>
+    <w:p>
+      <w:pPr>
+        <w:pStyle w:val="paragraph"/>
+        <w:numPr>
+          <w:ilvl w:val="0"/>
+          <w:numId w:val="1"/>
+        </w:numPr>
+        <w:spacing w:before="0" w:beforeAutospacing="0" w:after="0" w:afterAutospacing="0" w:line="360" w:lineRule="auto"/>
+        <w:textAlignment w:val="baseline"/>
+        <w:rPr>
+          <w:rStyle w:val="normaltextrun"/>
+        </w:rPr>
+      </w:pPr>
+      <w:r>
+        <w:rPr>
+          <w:rStyle w:val="normaltextrun"/>
+        </w:rPr>
+        <w:t xml:space="preserve">хранилище конфискованных кредитных карт. </w:t>
+      </w:r>
+    </w:p>
+    <w:p>
+      <w:pPr>
+        <w:pStyle w:val="paragraph"/>
+        <w:numPr>
+          <w:ilvl w:val="0"/>
+          <w:numId w:val="1"/>
+        </w:numPr>
+        <w:spacing w:before="0" w:beforeAutospacing="0" w:after="0" w:afterAutospacing="0" w:line="360" w:lineRule="auto"/>
+        <w:textAlignment w:val="baseline"/>
+        <w:rPr>
+          <w:rStyle w:val="normaltextrun"/>
+        </w:rPr>
+      </w:pPr>
+      <w:r>
+        <w:rPr>
+          <w:rStyle w:val="normaltextrun"/>
+        </w:rPr>
+        <w:t xml:space="preserve">Принтер для печати справок и </w:t>
+      </w:r>
+    </w:p>
+    <w:p>
+      <w:pPr>
+        <w:pStyle w:val="paragraph"/>
+        <w:numPr>
+          <w:ilvl w:val="0"/>
+          <w:numId w:val="1"/>
+        </w:numPr>
+        <w:spacing w:before="0" w:beforeAutospacing="0" w:after="0" w:afterAutospacing="0" w:line="360" w:lineRule="auto"/>
         <w:textAlignment w:val="baseline"/>
         <w:rPr>
           <w:rFonts w:ascii="Segoe UI" w:hAnsi="Segoe UI" w:cs="Segoe UI"/>
@@ -67,7 +229,126 @@
         <w:rPr>
           <w:rStyle w:val="normaltextrun"/>
         </w:rPr>
-        <w:t>Банкомат – это автомат для выдачи наличных денег по кредитным пластиковым карточкам. В его состав входят следующие устройства: дисплей, панель управления с кнопками, приемник кредитных карт, хранилище денег и лоток для их выдачи, хранилище конфискованных кредитных карт. Принтер для печати справок и лоток для их выдачи.</w:t>
+        <w:t>лоток для их выдачи.</w:t>
+      </w:r>
+      <w:r>
+        <w:rPr>
+          <w:rStyle w:val="eop"/>
+        </w:rPr>
+        <w:t> </w:t>
+      </w:r>
+    </w:p>
+    <w:p>
+      <w:pPr>
+        <w:pStyle w:val="paragraph"/>
+        <w:spacing w:before="0" w:beforeAutospacing="0" w:after="0" w:afterAutospacing="0" w:line="360" w:lineRule="auto"/>
+        <w:ind w:firstLine="708"/>
+        <w:textAlignment w:val="baseline"/>
+        <w:rPr>
+          <w:rFonts w:ascii="Segoe UI" w:hAnsi="Segoe UI" w:cs="Segoe UI"/>
+          <w:sz w:val="18"/>
+          <w:szCs w:val="18"/>
+        </w:rPr>
+      </w:pPr>
+      <w:r>
+        <w:rPr>
+          <w:rStyle w:val="normaltextrun"/>
+        </w:rPr>
+        <w:t xml:space="preserve">Банкомат подключен к линии связи для обмена данных с </w:t>
+      </w:r>
+      <w:r>
+        <w:rPr>
+          <w:rStyle w:val="normaltextrun"/>
+          <w:u w:val="single"/>
+        </w:rPr>
+        <w:t>банковским компьютером</w:t>
+      </w:r>
+      <w:r>
+        <w:rPr>
+          <w:rStyle w:val="normaltextrun"/>
+        </w:rPr>
+        <w:t>, хранящим сведения о счетах клиентов.</w:t>
+      </w:r>
+      <w:r>
+        <w:rPr>
+          <w:rStyle w:val="eop"/>
+        </w:rPr>
+        <w:t> </w:t>
+      </w:r>
+    </w:p>
+    <w:p>
+      <w:pPr>
+        <w:pStyle w:val="paragraph"/>
+        <w:spacing w:before="0" w:beforeAutospacing="0" w:after="0" w:afterAutospacing="0" w:line="360" w:lineRule="auto"/>
+        <w:ind w:firstLine="708"/>
+        <w:textAlignment w:val="baseline"/>
+        <w:rPr>
+          <w:rStyle w:val="normaltextrun"/>
+        </w:rPr>
+      </w:pPr>
+      <w:r>
+        <w:rPr>
+          <w:rStyle w:val="normaltextrun"/>
+        </w:rPr>
+        <w:t xml:space="preserve">Обслуживание </w:t>
+      </w:r>
+      <w:r>
+        <w:rPr>
+          <w:rStyle w:val="normaltextrun"/>
+          <w:u w:val="single"/>
+        </w:rPr>
+        <w:t>клиентов</w:t>
+      </w:r>
+      <w:r>
+        <w:rPr>
+          <w:rStyle w:val="normaltextrun"/>
+        </w:rPr>
+        <w:t xml:space="preserve"> начинается с момента помещения пластиковой карточки в банкомат. После распознавания типа пластиковой карточки, банкомат выдает на дисплей приглашение ввести персональный код. Персональный код представляет собой четырехзначное число. Затем банкомат проверяет правильность введенного кода. Если код указан неверно, пользователю предоставляются еще две попытки для ввода правильного кода. В случае повторных неудач карта перемещается в хранилище карт, и сеанс обслуживания заканчивается. После ввода правильного кода банкомат предлагает пользователю выбрать операцию. </w:t>
+      </w:r>
+    </w:p>
+    <w:p>
+      <w:pPr>
+        <w:pStyle w:val="paragraph"/>
+        <w:spacing w:before="0" w:beforeAutospacing="0" w:after="0" w:afterAutospacing="0" w:line="360" w:lineRule="auto"/>
+        <w:ind w:firstLine="708"/>
+        <w:textAlignment w:val="baseline"/>
+        <w:rPr>
+          <w:rFonts w:ascii="Segoe UI" w:hAnsi="Segoe UI" w:cs="Segoe UI"/>
+          <w:sz w:val="18"/>
+          <w:szCs w:val="18"/>
+        </w:rPr>
+      </w:pPr>
+      <w:r>
+        <w:rPr>
+          <w:rStyle w:val="normaltextrun"/>
+        </w:rPr>
+        <w:t xml:space="preserve">Клиент может либо </w:t>
+      </w:r>
+      <w:r>
+        <w:rPr>
+          <w:rStyle w:val="normaltextrun"/>
+          <w:i/>
+        </w:rPr>
+        <w:t>снять наличные со счета</w:t>
+      </w:r>
+      <w:r>
+        <w:rPr>
+          <w:rStyle w:val="normaltextrun"/>
+        </w:rPr>
+        <w:t xml:space="preserve">, либо </w:t>
+      </w:r>
+      <w:r>
+        <w:rPr>
+          <w:rStyle w:val="normaltextrun"/>
+          <w:i/>
+        </w:rPr>
+        <w:t>узнать остаток на его счету</w:t>
+      </w:r>
+      <w:r>
+        <w:rPr>
+          <w:rStyle w:val="normaltextrun"/>
+        </w:rPr>
+        <w:t>.</w:t>
       </w:r>
       <w:r>
         <w:rPr>
@@ -91,7 +372,20 @@
         <w:rPr>
           <w:rStyle w:val="normaltextrun"/>
         </w:rPr>
-        <w:t>Банкомат подключен к линии связи для обмена данных с банковским компьютером, хранящим сведения о счетах клиентов.</w:t>
+        <w:t xml:space="preserve">При снятии наличных со счета банкомат предлагает указать сумму (100, 200, 500, 1000, 2000, 5000 рублей). После выбора клиентом суммы банкомат запрашивает, нужно ли </w:t>
+      </w:r>
+      <w:r>
+        <w:rPr>
+          <w:rStyle w:val="normaltextrun"/>
+          <w:i/>
+        </w:rPr>
+        <w:t>печатать справку по операции</w:t>
+      </w:r>
+      <w:r>
+        <w:rPr>
+          <w:rStyle w:val="normaltextrun"/>
+        </w:rPr>
+        <w:t>. Затем банкомат посылает запрос на снятие выбранной суммы центральному компьютеру банка. В случае получения разрешения на операцию, банкомат проверяет, имеется ли требуемая сумма в его хранилище денег. Если он может выдать деньги, то на дисплей выводится сообщение «Выньте карту». После удаления карточки из приемника, банкомат выдает указанную сумму в лоток выдачи. Банкомат печатает справку по произведенной операции, если она была затребована клиентом.</w:t>
       </w:r>
       <w:r>
         <w:rPr>
@@ -115,7 +409,8 @@
         <w:rPr>
           <w:rStyle w:val="normaltextrun"/>
         </w:rPr>
-        <w:t>Обслуживание клиентов начинается с момента помещения пластиковой карточки в банкомат. После распознавания типа пластиковой карточки, банкомат выдает на дисплей приглашение ввести персональный код. Персональный код представляет собой четырехзначное число. Затем банкомат проверяет правильность введенного кода. Если код указан неверно, пользователю предоставляются еще две попытки для ввода правильного кода. В случае повторных неудач карта перемещается в хранилище карт, и сеанс обслуживания заканчивается. После ввода правильного кода банкомат предлагает пользователю выбрать операцию. Клиент может либо снять наличные со счета, либо узнать остаток на его счету.</w:t>
+        <w:lastRenderedPageBreak/>
+        <w:t>Если клиент хочет узнать остаток на счету, то банкомат посылает запрос центральному компьютеру банка и выводит сумму на дисплей. По требованию клиента печатается и выдается соответствующая справка.</w:t>
       </w:r>
       <w:r>
         <w:rPr>
@@ -128,6 +423,7 @@
       <w:pPr>
         <w:pStyle w:val="paragraph"/>
         <w:spacing w:before="0" w:beforeAutospacing="0" w:after="0" w:afterAutospacing="0" w:line="360" w:lineRule="auto"/>
+        <w:ind w:firstLine="708"/>
         <w:textAlignment w:val="baseline"/>
         <w:rPr>
           <w:rFonts w:ascii="Segoe UI" w:hAnsi="Segoe UI" w:cs="Segoe UI"/>
@@ -139,59 +435,45 @@
         <w:rPr>
           <w:rStyle w:val="normaltextrun"/>
         </w:rPr>
-        <w:t>При снятии наличных со счета банкомат предлагает указать сумму (100, 200, 500, 1000, 2000, 5000 рублей). После выбора клиентом суммы банкомат запрашивает, нужно ли печатать справку по операции. Затем банкомат посылает запрос на снятие выбранной суммы центральному компьютеру банка. В случае получения разрешения на операцию, банкомат проверяет, имеется ли требуемая сумма в его хранилище денег. Если он может выдать деньги, то на дисплей выводится сообщение «Выньте карту». После удаления карточки из приемника, банкомат выдает указанную сумму в лоток выдачи. Банкомат печатает справку по произведенной операции, если она была затребована клиентом.</w:t>
+        <w:t xml:space="preserve">В специальном отделении банкомата, закрываемом замком, есть «секретная кнопка», которая используется </w:t>
+      </w:r>
+      <w:r>
+        <w:rPr>
+          <w:rStyle w:val="normaltextrun"/>
+          <w:u w:val="single"/>
+        </w:rPr>
+        <w:t>обслуживающим персоналом</w:t>
+      </w:r>
+      <w:r>
+        <w:rPr>
+          <w:rStyle w:val="normaltextrun"/>
+        </w:rPr>
+        <w:t xml:space="preserve"> для </w:t>
+      </w:r>
+      <w:r>
+        <w:rPr>
+          <w:rStyle w:val="normaltextrun"/>
+          <w:i/>
+        </w:rPr>
+        <w:t>загрузки денег</w:t>
+      </w:r>
+      <w:r>
+        <w:rPr>
+          <w:rStyle w:val="normaltextrun"/>
+        </w:rPr>
+        <w:t xml:space="preserve">. При нажатии на эту кнопку открывается доступ к хранилищу денег и </w:t>
+      </w:r>
+      <w:r>
+        <w:rPr>
+          <w:rStyle w:val="normaltextrun"/>
+          <w:i/>
+        </w:rPr>
+        <w:t>конфискованным кредитным картам.</w:t>
       </w:r>
       <w:r>
         <w:rPr>
           <w:rStyle w:val="eop"/>
-        </w:rPr>
-        <w:t> </w:t>
-      </w:r>
-    </w:p>
-    <w:p>
-      <w:pPr>
-        <w:pStyle w:val="paragraph"/>
-        <w:spacing w:before="0" w:beforeAutospacing="0" w:after="0" w:afterAutospacing="0" w:line="360" w:lineRule="auto"/>
-        <w:textAlignment w:val="baseline"/>
-        <w:rPr>
-          <w:rFonts w:ascii="Segoe UI" w:hAnsi="Segoe UI" w:cs="Segoe UI"/>
-          <w:sz w:val="18"/>
-          <w:szCs w:val="18"/>
-        </w:rPr>
-      </w:pPr>
-      <w:r>
-        <w:rPr>
-          <w:rStyle w:val="normaltextrun"/>
-        </w:rPr>
-        <w:t>Если клиент хочет узнать остаток на счету, то банкомат посылает запрос центральному компьютеру банка и выводит сумму на дисплей. По требованию клиента печатается и выдается соответствующая справка.</w:t>
-      </w:r>
-      <w:r>
-        <w:rPr>
-          <w:rStyle w:val="eop"/>
-        </w:rPr>
-        <w:t> </w:t>
-      </w:r>
-    </w:p>
-    <w:p>
-      <w:pPr>
-        <w:pStyle w:val="paragraph"/>
-        <w:spacing w:before="0" w:beforeAutospacing="0" w:after="0" w:afterAutospacing="0" w:line="360" w:lineRule="auto"/>
-        <w:textAlignment w:val="baseline"/>
-        <w:rPr>
-          <w:rFonts w:ascii="Segoe UI" w:hAnsi="Segoe UI" w:cs="Segoe UI"/>
-          <w:sz w:val="18"/>
-          <w:szCs w:val="18"/>
-        </w:rPr>
-      </w:pPr>
-      <w:r>
-        <w:rPr>
-          <w:rStyle w:val="normaltextrun"/>
-        </w:rPr>
-        <w:t>В специальном отделении банкомата, закрываемом замком, есть «секретная кнопка», которая используется обслуживающим персоналом для загрузки денег. При нажатии на эту кнопку открывается доступ к хранилищу денег и конфискованным кредитным картам.</w:t>
-      </w:r>
-      <w:r>
-        <w:rPr>
-          <w:rStyle w:val="eop"/>
+          <w:i/>
         </w:rPr>
         <w:t> </w:t>
       </w:r>
@@ -259,7 +541,7 @@
               <w:t xml:space="preserve">-1 </w:t>
             </w:r>
             <w:r>
-              <w:t>Работа с банкоматом</w:t>
+              <w:t>Поместить кредитную карту в банкомат</w:t>
             </w:r>
           </w:p>
         </w:tc>
@@ -303,7 +585,6 @@
               <w:spacing w:after="0" w:line="360" w:lineRule="auto"/>
             </w:pPr>
             <w:r>
-              <w:lastRenderedPageBreak/>
               <w:t>Краткое описание</w:t>
             </w:r>
           </w:p>
@@ -318,7 +599,10 @@
               <w:spacing w:after="0" w:line="360" w:lineRule="auto"/>
             </w:pPr>
             <w:r>
-              <w:t xml:space="preserve">Клиент начинает работу с банкоматом </w:t>
+              <w:t xml:space="preserve">Клиент </w:t>
+            </w:r>
+            <w:r>
+              <w:t>помещает кредитную карту в банкомат</w:t>
             </w:r>
           </w:p>
         </w:tc>
@@ -382,7 +666,12 @@
               <w:t>Банкомат неактивен</w:t>
             </w:r>
             <w:r>
-              <w:t>, карта не вставлена</w:t>
+              <w:t>, карта не вставл</w:t>
+            </w:r>
+            <w:bookmarkStart w:id="0" w:name="_GoBack"/>
+            <w:bookmarkEnd w:id="0"/>
+            <w:r>
+              <w:t>ена</w:t>
             </w:r>
           </w:p>
         </w:tc>
@@ -624,8 +913,6 @@
             <w:r>
               <w:t xml:space="preserve">. </w:t>
             </w:r>
-            <w:bookmarkStart w:id="0" w:name="_GoBack"/>
-            <w:bookmarkEnd w:id="0"/>
             <w:r>
               <w:t xml:space="preserve">код неверный 3 раза карта помещается в хранилище карта не распознана карта возвращается клиенту выводится Сообщение с предложением попробовать снова </w:t>
             </w:r>
@@ -642,6 +929,7 @@
               <w:spacing w:after="0" w:line="360" w:lineRule="auto"/>
             </w:pPr>
             <w:r>
+              <w:lastRenderedPageBreak/>
               <w:t>Исключения</w:t>
             </w:r>
           </w:p>
@@ -733,6 +1021,127 @@
     </w:sectPr>
   </w:body>
 </w:document>
+</file>
+
+<file path=word/numbering.xml><?xml version="1.0" encoding="utf-8"?>
+<w:numbering xmlns:wpc="http://schemas.microsoft.com/office/word/2010/wordprocessingCanvas" xmlns:cx="http://schemas.microsoft.com/office/drawing/2014/chartex" xmlns:mc="http://schemas.openxmlformats.org/markup-compatibility/2006" xmlns:o="urn:schemas-microsoft-com:office:office" xmlns:r="http://schemas.openxmlformats.org/officeDocument/2006/relationships" xmlns:m="http://schemas.openxmlformats.org/officeDocument/2006/math" xmlns:v="urn:schemas-microsoft-com:vml" xmlns:wp14="http://schemas.microsoft.com/office/word/2010/wordprocessingDrawing" xmlns:wp="http://schemas.openxmlformats.org/drawingml/2006/wordprocessingDrawing" xmlns:w10="urn:schemas-microsoft-com:office:word" xmlns:w="http://schemas.openxmlformats.org/wordprocessingml/2006/main" xmlns:w14="http://schemas.microsoft.com/office/word/2010/wordml" xmlns:w15="http://schemas.microsoft.com/office/word/2012/wordml" xmlns:w16se="http://schemas.microsoft.com/office/word/2015/wordml/symex" xmlns:wpg="http://schemas.microsoft.com/office/word/2010/wordprocessingGroup" xmlns:wpi="http://schemas.microsoft.com/office/word/2010/wordprocessingInk" xmlns:wne="http://schemas.microsoft.com/office/word/2006/wordml" xmlns:wps="http://schemas.microsoft.com/office/word/2010/wordprocessingShape" mc:Ignorable="w14 w15 w16se wp14">
+  <w:abstractNum w:abstractNumId="0" w15:restartNumberingAfterBreak="0">
+    <w:nsid w:val="1A2661DF"/>
+    <w:multiLevelType w:val="hybridMultilevel"/>
+    <w:tmpl w:val="EF32E192"/>
+    <w:lvl w:ilvl="0" w:tplc="04190001">
+      <w:start w:val="1"/>
+      <w:numFmt w:val="bullet"/>
+      <w:lvlText w:val=""/>
+      <w:lvlJc w:val="left"/>
+      <w:pPr>
+        <w:ind w:left="1428" w:hanging="360"/>
+      </w:pPr>
+      <w:rPr>
+        <w:rFonts w:ascii="Symbol" w:hAnsi="Symbol" w:hint="default"/>
+      </w:rPr>
+    </w:lvl>
+    <w:lvl w:ilvl="1" w:tplc="04190003" w:tentative="1">
+      <w:start w:val="1"/>
+      <w:numFmt w:val="bullet"/>
+      <w:lvlText w:val="o"/>
+      <w:lvlJc w:val="left"/>
+      <w:pPr>
+        <w:ind w:left="2148" w:hanging="360"/>
+      </w:pPr>
+      <w:rPr>
+        <w:rFonts w:ascii="Courier New" w:hAnsi="Courier New" w:cs="Courier New" w:hint="default"/>
+      </w:rPr>
+    </w:lvl>
+    <w:lvl w:ilvl="2" w:tplc="04190005" w:tentative="1">
+      <w:start w:val="1"/>
+      <w:numFmt w:val="bullet"/>
+      <w:lvlText w:val=""/>
+      <w:lvlJc w:val="left"/>
+      <w:pPr>
+        <w:ind w:left="2868" w:hanging="360"/>
+      </w:pPr>
+      <w:rPr>
+        <w:rFonts w:ascii="Wingdings" w:hAnsi="Wingdings" w:hint="default"/>
+      </w:rPr>
+    </w:lvl>
+    <w:lvl w:ilvl="3" w:tplc="04190001" w:tentative="1">
+      <w:start w:val="1"/>
+      <w:numFmt w:val="bullet"/>
+      <w:lvlText w:val=""/>
+      <w:lvlJc w:val="left"/>
+      <w:pPr>
+        <w:ind w:left="3588" w:hanging="360"/>
+      </w:pPr>
+      <w:rPr>
+        <w:rFonts w:ascii="Symbol" w:hAnsi="Symbol" w:hint="default"/>
+      </w:rPr>
+    </w:lvl>
+    <w:lvl w:ilvl="4" w:tplc="04190003" w:tentative="1">
+      <w:start w:val="1"/>
+      <w:numFmt w:val="bullet"/>
+      <w:lvlText w:val="o"/>
+      <w:lvlJc w:val="left"/>
+      <w:pPr>
+        <w:ind w:left="4308" w:hanging="360"/>
+      </w:pPr>
+      <w:rPr>
+        <w:rFonts w:ascii="Courier New" w:hAnsi="Courier New" w:cs="Courier New" w:hint="default"/>
+      </w:rPr>
+    </w:lvl>
+    <w:lvl w:ilvl="5" w:tplc="04190005" w:tentative="1">
+      <w:start w:val="1"/>
+      <w:numFmt w:val="bullet"/>
+      <w:lvlText w:val=""/>
+      <w:lvlJc w:val="left"/>
+      <w:pPr>
+        <w:ind w:left="5028" w:hanging="360"/>
+      </w:pPr>
+      <w:rPr>
+        <w:rFonts w:ascii="Wingdings" w:hAnsi="Wingdings" w:hint="default"/>
+      </w:rPr>
+    </w:lvl>
+    <w:lvl w:ilvl="6" w:tplc="04190001" w:tentative="1">
+      <w:start w:val="1"/>
+      <w:numFmt w:val="bullet"/>
+      <w:lvlText w:val=""/>
+      <w:lvlJc w:val="left"/>
+      <w:pPr>
+        <w:ind w:left="5748" w:hanging="360"/>
+      </w:pPr>
+      <w:rPr>
+        <w:rFonts w:ascii="Symbol" w:hAnsi="Symbol" w:hint="default"/>
+      </w:rPr>
+    </w:lvl>
+    <w:lvl w:ilvl="7" w:tplc="04190003" w:tentative="1">
+      <w:start w:val="1"/>
+      <w:numFmt w:val="bullet"/>
+      <w:lvlText w:val="o"/>
+      <w:lvlJc w:val="left"/>
+      <w:pPr>
+        <w:ind w:left="6468" w:hanging="360"/>
+      </w:pPr>
+      <w:rPr>
+        <w:rFonts w:ascii="Courier New" w:hAnsi="Courier New" w:cs="Courier New" w:hint="default"/>
+      </w:rPr>
+    </w:lvl>
+    <w:lvl w:ilvl="8" w:tplc="04190005" w:tentative="1">
+      <w:start w:val="1"/>
+      <w:numFmt w:val="bullet"/>
+      <w:lvlText w:val=""/>
+      <w:lvlJc w:val="left"/>
+      <w:pPr>
+        <w:ind w:left="7188" w:hanging="360"/>
+      </w:pPr>
+      <w:rPr>
+        <w:rFonts w:ascii="Wingdings" w:hAnsi="Wingdings" w:hint="default"/>
+      </w:rPr>
+    </w:lvl>
+  </w:abstractNum>
+  <w:num w:numId="1">
+    <w:abstractNumId w:val="0"/>
+  </w:num>
+</w:numbering>
 </file>
 
 <file path=word/styles.xml><?xml version="1.0" encoding="utf-8"?>

--- a/проектирование/Банкомат/Банкомат_сценарий.docx
+++ b/проектирование/Банкомат/Банкомат_сценарий.docx
@@ -666,12 +666,7 @@
               <w:t>Банкомат неактивен</w:t>
             </w:r>
             <w:r>
-              <w:t>, карта не вставл</w:t>
-            </w:r>
-            <w:bookmarkStart w:id="0" w:name="_GoBack"/>
-            <w:bookmarkEnd w:id="0"/>
-            <w:r>
-              <w:t>ена</w:t>
+              <w:t>, карта не вставлена</w:t>
             </w:r>
           </w:p>
         </w:tc>
@@ -836,6 +831,14 @@
               <w:t xml:space="preserve">6. Оповещает об успешном входе в систему </w:t>
             </w:r>
           </w:p>
+          <w:p>
+            <w:pPr>
+              <w:spacing w:after="0" w:line="360" w:lineRule="auto"/>
+            </w:pPr>
+            <w:r>
+              <w:t>7. Показывает возможность снять наличные или узнать остаток по счёту</w:t>
+            </w:r>
+          </w:p>
         </w:tc>
       </w:tr>
       <w:tr>
@@ -862,7 +865,7 @@
               <w:spacing w:after="0" w:line="360" w:lineRule="auto"/>
             </w:pPr>
             <w:r>
-              <w:t>6.</w:t>
+              <w:t>2.</w:t>
             </w:r>
             <w:r>
               <w:rPr>
@@ -871,18 +874,21 @@
               <w:t>A</w:t>
             </w:r>
             <w:r>
-              <w:t xml:space="preserve">. </w:t>
-            </w:r>
-            <w:r>
-              <w:t xml:space="preserve">Код неверный меньше 3 раз </w:t>
-            </w:r>
-          </w:p>
-          <w:p>
-            <w:pPr>
-              <w:spacing w:after="0" w:line="360" w:lineRule="auto"/>
-            </w:pPr>
-            <w:r>
-              <w:t>6.</w:t>
+              <w:t xml:space="preserve"> </w:t>
+            </w:r>
+            <w:r>
+              <w:t>К</w:t>
+            </w:r>
+            <w:r>
+              <w:t xml:space="preserve">арта не распознана </w:t>
+            </w:r>
+          </w:p>
+          <w:p>
+            <w:pPr>
+              <w:spacing w:after="0" w:line="360" w:lineRule="auto"/>
+            </w:pPr>
+            <w:r>
+              <w:t>2.</w:t>
             </w:r>
             <w:r>
               <w:rPr>
@@ -894,6 +900,75 @@
               <w:t xml:space="preserve">.1 </w:t>
             </w:r>
             <w:r>
+              <w:t>К</w:t>
+            </w:r>
+            <w:r>
+              <w:t xml:space="preserve">арта возвращается клиенту </w:t>
+            </w:r>
+          </w:p>
+          <w:p>
+            <w:pPr>
+              <w:spacing w:after="0" w:line="360" w:lineRule="auto"/>
+            </w:pPr>
+            <w:r>
+              <w:t>2.</w:t>
+            </w:r>
+            <w:r>
+              <w:rPr>
+                <w:lang w:val="en-US"/>
+              </w:rPr>
+              <w:t>A</w:t>
+            </w:r>
+            <w:r>
+              <w:t>.2</w:t>
+            </w:r>
+            <w:r>
+              <w:t xml:space="preserve"> </w:t>
+            </w:r>
+            <w:r>
+              <w:t>Выводится с</w:t>
+            </w:r>
+            <w:r>
+              <w:t>ообщение с предложением попробовать снова</w:t>
+            </w:r>
+          </w:p>
+          <w:p>
+            <w:pPr>
+              <w:spacing w:after="0" w:line="360" w:lineRule="auto"/>
+            </w:pPr>
+            <w:r>
+              <w:t>6.</w:t>
+            </w:r>
+            <w:r>
+              <w:rPr>
+                <w:lang w:val="en-US"/>
+              </w:rPr>
+              <w:t>A</w:t>
+            </w:r>
+            <w:r>
+              <w:t xml:space="preserve">. </w:t>
+            </w:r>
+            <w:r>
+              <w:t xml:space="preserve">Код неверный меньше 3 раз </w:t>
+            </w:r>
+          </w:p>
+          <w:p>
+            <w:pPr>
+              <w:spacing w:after="0" w:line="360" w:lineRule="auto"/>
+            </w:pPr>
+            <w:r>
+              <w:t>6.</w:t>
+            </w:r>
+            <w:r>
+              <w:rPr>
+                <w:lang w:val="en-US"/>
+              </w:rPr>
+              <w:t>A</w:t>
+            </w:r>
+            <w:r>
+              <w:t xml:space="preserve">.1 </w:t>
+            </w:r>
+            <w:r>
               <w:t xml:space="preserve">система переносит на шаг 3 основного потока </w:t>
             </w:r>
           </w:p>
@@ -902,6 +977,7 @@
               <w:spacing w:after="0" w:line="360" w:lineRule="auto"/>
             </w:pPr>
             <w:r>
+              <w:lastRenderedPageBreak/>
               <w:t>6.</w:t>
             </w:r>
             <w:r>
@@ -914,7 +990,27 @@
               <w:t xml:space="preserve">. </w:t>
             </w:r>
             <w:r>
-              <w:t xml:space="preserve">код неверный 3 раза карта помещается в хранилище карта не распознана карта возвращается клиенту выводится Сообщение с предложением попробовать снова </w:t>
+              <w:t xml:space="preserve">код неверный 3 раза </w:t>
+            </w:r>
+          </w:p>
+          <w:p>
+            <w:pPr>
+              <w:spacing w:after="0" w:line="360" w:lineRule="auto"/>
+            </w:pPr>
+            <w:r>
+              <w:t>6.</w:t>
+            </w:r>
+            <w:r>
+              <w:rPr>
+                <w:lang w:val="en-US"/>
+              </w:rPr>
+              <w:t>B</w:t>
+            </w:r>
+            <w:r>
+              <w:t>.1 К</w:t>
+            </w:r>
+            <w:r>
+              <w:t xml:space="preserve">арта помещается в хранилище </w:t>
             </w:r>
           </w:p>
         </w:tc>
@@ -944,7 +1040,13 @@
               <w:spacing w:after="0" w:line="360" w:lineRule="auto"/>
             </w:pPr>
             <w:r>
-              <w:t>При неисправности замка или дисплея система выводит сигнал ошибки на дисплей, замок закрыт</w:t>
+              <w:t xml:space="preserve">При неисправности </w:t>
+            </w:r>
+            <w:r>
+              <w:t>приёмника карт</w:t>
+            </w:r>
+            <w:r>
+              <w:t xml:space="preserve"> или дисплея система выводит сигнал ошибки на дисплей</w:t>
             </w:r>
           </w:p>
         </w:tc>
@@ -973,7 +1075,10 @@
               <w:spacing w:after="0" w:line="360" w:lineRule="auto"/>
             </w:pPr>
             <w:r>
-              <w:t>Замок закрыт, дисплей очищен, система находится в ожидании ввода кода</w:t>
+              <w:t>Карта вставлена, банкомат активен, дисп</w:t>
+            </w:r>
+            <w:r>
+              <w:t>лей отображает опции</w:t>
             </w:r>
           </w:p>
         </w:tc>
@@ -995,6 +1100,507 @@
         <w:tc>
           <w:tcPr>
             <w:tcW w:w="4695" w:type="dxa"/>
+            <w:gridSpan w:val="3"/>
+          </w:tcPr>
+          <w:p>
+            <w:pPr>
+              <w:spacing w:after="0" w:line="360" w:lineRule="auto"/>
+            </w:pPr>
+            <w:r>
+              <w:t>нет</w:t>
+            </w:r>
+          </w:p>
+        </w:tc>
+      </w:tr>
+    </w:tbl>
+    <w:p>
+      <w:pPr>
+        <w:spacing w:after="0" w:line="360" w:lineRule="auto"/>
+      </w:pPr>
+    </w:p>
+    <w:tbl>
+      <w:tblPr>
+        <w:tblStyle w:val="a3"/>
+        <w:tblW w:w="0" w:type="auto"/>
+        <w:tblLook w:val="04A0" w:firstRow="1" w:lastRow="0" w:firstColumn="1" w:lastColumn="0" w:noHBand="0" w:noVBand="1"/>
+      </w:tblPr>
+      <w:tblGrid>
+        <w:gridCol w:w="4331"/>
+        <w:gridCol w:w="1671"/>
+        <w:gridCol w:w="1671"/>
+        <w:gridCol w:w="1672"/>
+      </w:tblGrid>
+      <w:tr>
+        <w:tc>
+          <w:tcPr>
+            <w:tcW w:w="4331" w:type="dxa"/>
+          </w:tcPr>
+          <w:p>
+            <w:pPr>
+              <w:spacing w:after="0" w:line="360" w:lineRule="auto"/>
+            </w:pPr>
+            <w:r>
+              <w:t>Название прецедента</w:t>
+            </w:r>
+          </w:p>
+        </w:tc>
+        <w:tc>
+          <w:tcPr>
+            <w:tcW w:w="5014" w:type="dxa"/>
+            <w:gridSpan w:val="3"/>
+          </w:tcPr>
+          <w:p>
+            <w:pPr>
+              <w:spacing w:after="0" w:line="360" w:lineRule="auto"/>
+            </w:pPr>
+            <w:r>
+              <w:rPr>
+                <w:lang w:val="en-US"/>
+              </w:rPr>
+              <w:t>UC</w:t>
+            </w:r>
+            <w:r>
+              <w:t>-2</w:t>
+            </w:r>
+            <w:r>
+              <w:t xml:space="preserve"> </w:t>
+            </w:r>
+            <w:r>
+              <w:t>Узнать остаток по счёту</w:t>
+            </w:r>
+          </w:p>
+        </w:tc>
+      </w:tr>
+      <w:tr>
+        <w:tc>
+          <w:tcPr>
+            <w:tcW w:w="4331" w:type="dxa"/>
+          </w:tcPr>
+          <w:p>
+            <w:pPr>
+              <w:spacing w:after="0" w:line="360" w:lineRule="auto"/>
+            </w:pPr>
+            <w:r>
+              <w:t>Актеры</w:t>
+            </w:r>
+          </w:p>
+        </w:tc>
+        <w:tc>
+          <w:tcPr>
+            <w:tcW w:w="5014" w:type="dxa"/>
+            <w:gridSpan w:val="3"/>
+          </w:tcPr>
+          <w:p>
+            <w:pPr>
+              <w:spacing w:after="0" w:line="360" w:lineRule="auto"/>
+            </w:pPr>
+            <w:r>
+              <w:t>Клиент</w:t>
+            </w:r>
+            <w:r>
+              <w:t>, Центральный компьютер</w:t>
+            </w:r>
+          </w:p>
+        </w:tc>
+      </w:tr>
+      <w:tr>
+        <w:tc>
+          <w:tcPr>
+            <w:tcW w:w="4331" w:type="dxa"/>
+          </w:tcPr>
+          <w:p>
+            <w:pPr>
+              <w:spacing w:after="0" w:line="360" w:lineRule="auto"/>
+            </w:pPr>
+            <w:r>
+              <w:t>Краткое описание</w:t>
+            </w:r>
+          </w:p>
+        </w:tc>
+        <w:tc>
+          <w:tcPr>
+            <w:tcW w:w="5014" w:type="dxa"/>
+            <w:gridSpan w:val="3"/>
+          </w:tcPr>
+          <w:p>
+            <w:pPr>
+              <w:spacing w:after="0" w:line="360" w:lineRule="auto"/>
+            </w:pPr>
+            <w:r>
+              <w:t>Клиент помещает кредитную карту в банкомат</w:t>
+            </w:r>
+          </w:p>
+        </w:tc>
+      </w:tr>
+      <w:tr>
+        <w:tc>
+          <w:tcPr>
+            <w:tcW w:w="4331" w:type="dxa"/>
+          </w:tcPr>
+          <w:p>
+            <w:pPr>
+              <w:spacing w:after="0" w:line="360" w:lineRule="auto"/>
+            </w:pPr>
+            <w:r>
+              <w:t>Триггер</w:t>
+            </w:r>
+          </w:p>
+        </w:tc>
+        <w:tc>
+          <w:tcPr>
+            <w:tcW w:w="5014" w:type="dxa"/>
+            <w:gridSpan w:val="3"/>
+          </w:tcPr>
+          <w:p>
+            <w:pPr>
+              <w:spacing w:after="0" w:line="360" w:lineRule="auto"/>
+            </w:pPr>
+            <w:r>
+              <w:t xml:space="preserve">Посетитель </w:t>
+            </w:r>
+            <w:r>
+              <w:t xml:space="preserve">выбирает опцию узнать остаток по счёту </w:t>
+            </w:r>
+          </w:p>
+        </w:tc>
+      </w:tr>
+      <w:tr>
+        <w:trPr>
+          <w:trHeight w:val="1204"/>
+        </w:trPr>
+        <w:tc>
+          <w:tcPr>
+            <w:tcW w:w="4331" w:type="dxa"/>
+          </w:tcPr>
+          <w:p>
+            <w:pPr>
+              <w:spacing w:after="0" w:line="360" w:lineRule="auto"/>
+            </w:pPr>
+            <w:r>
+              <w:t xml:space="preserve">Предусловие </w:t>
+            </w:r>
+          </w:p>
+        </w:tc>
+        <w:tc>
+          <w:tcPr>
+            <w:tcW w:w="5014" w:type="dxa"/>
+            <w:gridSpan w:val="3"/>
+          </w:tcPr>
+          <w:p>
+            <w:pPr>
+              <w:spacing w:after="0" w:line="360" w:lineRule="auto"/>
+            </w:pPr>
+            <w:r>
+              <w:t>Карта вставлена, банкомат активен, дисплей отображает возможные функции</w:t>
+            </w:r>
+          </w:p>
+        </w:tc>
+      </w:tr>
+      <w:tr>
+        <w:trPr>
+          <w:trHeight w:val="697"/>
+        </w:trPr>
+        <w:tc>
+          <w:tcPr>
+            <w:tcW w:w="4331" w:type="dxa"/>
+            <w:vMerge w:val="restart"/>
+          </w:tcPr>
+          <w:p>
+            <w:pPr>
+              <w:spacing w:after="0" w:line="360" w:lineRule="auto"/>
+            </w:pPr>
+            <w:r>
+              <w:t>Основной поток</w:t>
+            </w:r>
+          </w:p>
+        </w:tc>
+        <w:tc>
+          <w:tcPr>
+            <w:tcW w:w="1671" w:type="dxa"/>
+          </w:tcPr>
+          <w:p>
+            <w:pPr>
+              <w:spacing w:after="0" w:line="360" w:lineRule="auto"/>
+            </w:pPr>
+            <w:r>
+              <w:t>Клиент</w:t>
+            </w:r>
+          </w:p>
+        </w:tc>
+        <w:tc>
+          <w:tcPr>
+            <w:tcW w:w="1671" w:type="dxa"/>
+          </w:tcPr>
+          <w:p>
+            <w:pPr>
+              <w:spacing w:after="0" w:line="360" w:lineRule="auto"/>
+            </w:pPr>
+            <w:r>
+              <w:t>Система</w:t>
+            </w:r>
+          </w:p>
+        </w:tc>
+        <w:tc>
+          <w:tcPr>
+            <w:tcW w:w="1672" w:type="dxa"/>
+          </w:tcPr>
+          <w:p>
+            <w:pPr>
+              <w:spacing w:after="0" w:line="360" w:lineRule="auto"/>
+            </w:pPr>
+            <w:r>
+              <w:t>Центральный компьютер</w:t>
+            </w:r>
+          </w:p>
+        </w:tc>
+      </w:tr>
+      <w:tr>
+        <w:trPr>
+          <w:trHeight w:val="1831"/>
+        </w:trPr>
+        <w:tc>
+          <w:tcPr>
+            <w:tcW w:w="4331" w:type="dxa"/>
+            <w:vMerge/>
+          </w:tcPr>
+          <w:p>
+            <w:pPr>
+              <w:spacing w:after="0" w:line="360" w:lineRule="auto"/>
+            </w:pPr>
+          </w:p>
+        </w:tc>
+        <w:tc>
+          <w:tcPr>
+            <w:tcW w:w="1671" w:type="dxa"/>
+          </w:tcPr>
+          <w:p>
+            <w:pPr>
+              <w:spacing w:after="0" w:line="360" w:lineRule="auto"/>
+            </w:pPr>
+            <w:r>
+              <w:t>1. Выбирает опцию узнать остаток</w:t>
+            </w:r>
+          </w:p>
+          <w:p>
+            <w:pPr>
+              <w:spacing w:after="0" w:line="360" w:lineRule="auto"/>
+            </w:pPr>
+          </w:p>
+          <w:p>
+            <w:pPr>
+              <w:spacing w:after="0" w:line="360" w:lineRule="auto"/>
+            </w:pPr>
+          </w:p>
+        </w:tc>
+        <w:tc>
+          <w:tcPr>
+            <w:tcW w:w="1671" w:type="dxa"/>
+          </w:tcPr>
+          <w:p>
+            <w:pPr>
+              <w:spacing w:after="0" w:line="360" w:lineRule="auto"/>
+            </w:pPr>
+            <w:r>
+              <w:t>2. Посылает запрос центральному компьютеру</w:t>
+            </w:r>
+          </w:p>
+          <w:p>
+            <w:pPr>
+              <w:spacing w:after="0" w:line="360" w:lineRule="auto"/>
+            </w:pPr>
+            <w:r>
+              <w:t>4. Выводит остаток по счёту на дисплей</w:t>
+            </w:r>
+          </w:p>
+        </w:tc>
+        <w:tc>
+          <w:tcPr>
+            <w:tcW w:w="1672" w:type="dxa"/>
+          </w:tcPr>
+          <w:p>
+            <w:pPr>
+              <w:spacing w:after="0" w:line="360" w:lineRule="auto"/>
+            </w:pPr>
+            <w:r>
+              <w:t>3. Выдаёт разрешение на показ остатка по счёту</w:t>
+            </w:r>
+          </w:p>
+        </w:tc>
+      </w:tr>
+      <w:tr>
+        <w:tc>
+          <w:tcPr>
+            <w:tcW w:w="4331" w:type="dxa"/>
+          </w:tcPr>
+          <w:p>
+            <w:pPr>
+              <w:spacing w:after="0" w:line="360" w:lineRule="auto"/>
+            </w:pPr>
+            <w:r>
+              <w:t>Альтернативный поток</w:t>
+            </w:r>
+          </w:p>
+        </w:tc>
+        <w:tc>
+          <w:tcPr>
+            <w:tcW w:w="5014" w:type="dxa"/>
+            <w:gridSpan w:val="3"/>
+          </w:tcPr>
+          <w:p>
+            <w:pPr>
+              <w:spacing w:after="0" w:line="360" w:lineRule="auto"/>
+            </w:pPr>
+            <w:r>
+              <w:t>3</w:t>
+            </w:r>
+            <w:r>
+              <w:t>.</w:t>
+            </w:r>
+            <w:r>
+              <w:rPr>
+                <w:lang w:val="en-US"/>
+              </w:rPr>
+              <w:t>A</w:t>
+            </w:r>
+            <w:r>
+              <w:t xml:space="preserve"> </w:t>
+            </w:r>
+            <w:r>
+              <w:t>Центральный</w:t>
+            </w:r>
+            <w:r>
+              <w:t xml:space="preserve"> компьютер не выдает разрешения</w:t>
+            </w:r>
+          </w:p>
+          <w:p>
+            <w:pPr>
+              <w:spacing w:after="0" w:line="360" w:lineRule="auto"/>
+            </w:pPr>
+            <w:r>
+              <w:t>3</w:t>
+            </w:r>
+            <w:r>
+              <w:t>.</w:t>
+            </w:r>
+            <w:r>
+              <w:rPr>
+                <w:lang w:val="en-US"/>
+              </w:rPr>
+              <w:t>A</w:t>
+            </w:r>
+            <w:r>
+              <w:t xml:space="preserve">.1 </w:t>
+            </w:r>
+            <w:r>
+              <w:t xml:space="preserve">Система выводит на экран сообщение от центрального компьютера </w:t>
+            </w:r>
+          </w:p>
+          <w:p>
+            <w:pPr>
+              <w:spacing w:after="0" w:line="360" w:lineRule="auto"/>
+            </w:pPr>
+            <w:r>
+              <w:t>3.</w:t>
+            </w:r>
+            <w:r>
+              <w:rPr>
+                <w:lang w:val="en-US"/>
+              </w:rPr>
+              <w:t>A</w:t>
+            </w:r>
+            <w:r>
+              <w:t>.2</w:t>
+            </w:r>
+            <w:r>
+              <w:t xml:space="preserve"> </w:t>
+            </w:r>
+            <w:r>
+              <w:t xml:space="preserve">Дисплей возвращается на экран показа опции </w:t>
+            </w:r>
+            <w:r>
+              <w:t xml:space="preserve">  </w:t>
+            </w:r>
+          </w:p>
+        </w:tc>
+      </w:tr>
+      <w:tr>
+        <w:tc>
+          <w:tcPr>
+            <w:tcW w:w="4331" w:type="dxa"/>
+          </w:tcPr>
+          <w:p>
+            <w:pPr>
+              <w:spacing w:after="0" w:line="360" w:lineRule="auto"/>
+            </w:pPr>
+            <w:r>
+              <w:lastRenderedPageBreak/>
+              <w:t>Исключения</w:t>
+            </w:r>
+          </w:p>
+        </w:tc>
+        <w:tc>
+          <w:tcPr>
+            <w:tcW w:w="5014" w:type="dxa"/>
+            <w:gridSpan w:val="3"/>
+          </w:tcPr>
+          <w:p>
+            <w:pPr>
+              <w:spacing w:after="0" w:line="360" w:lineRule="auto"/>
+            </w:pPr>
+            <w:r>
+              <w:t xml:space="preserve">При сбое соединения с центральным компьютером система выводит на дисплей сообщения об ошибке  </w:t>
+            </w:r>
+            <w:bookmarkStart w:id="0" w:name="_GoBack"/>
+            <w:bookmarkEnd w:id="0"/>
+          </w:p>
+        </w:tc>
+      </w:tr>
+      <w:tr>
+        <w:tc>
+          <w:tcPr>
+            <w:tcW w:w="4331" w:type="dxa"/>
+          </w:tcPr>
+          <w:p>
+            <w:pPr>
+              <w:spacing w:after="0" w:line="360" w:lineRule="auto"/>
+            </w:pPr>
+            <w:r>
+              <w:t>Постусловие</w:t>
+            </w:r>
+          </w:p>
+        </w:tc>
+        <w:tc>
+          <w:tcPr>
+            <w:tcW w:w="5014" w:type="dxa"/>
+            <w:gridSpan w:val="3"/>
+          </w:tcPr>
+          <w:p>
+            <w:pPr>
+              <w:spacing w:after="0" w:line="360" w:lineRule="auto"/>
+            </w:pPr>
+            <w:r>
+              <w:t xml:space="preserve">На дисплее отображен остаток по счету клиента </w:t>
+            </w:r>
+          </w:p>
+        </w:tc>
+      </w:tr>
+      <w:tr>
+        <w:tc>
+          <w:tcPr>
+            <w:tcW w:w="4331" w:type="dxa"/>
+          </w:tcPr>
+          <w:p>
+            <w:pPr>
+              <w:spacing w:after="0" w:line="360" w:lineRule="auto"/>
+            </w:pPr>
+            <w:r>
+              <w:t>Точка расширения (если есть)</w:t>
+            </w:r>
+          </w:p>
+        </w:tc>
+        <w:tc>
+          <w:tcPr>
+            <w:tcW w:w="5014" w:type="dxa"/>
             <w:gridSpan w:val="3"/>
           </w:tcPr>
           <w:p>
@@ -1138,8 +1744,284 @@
       </w:rPr>
     </w:lvl>
   </w:abstractNum>
+  <w:abstractNum w:abstractNumId="1" w15:restartNumberingAfterBreak="0">
+    <w:nsid w:val="398C0130"/>
+    <w:multiLevelType w:val="hybridMultilevel"/>
+    <w:tmpl w:val="F9CEED24"/>
+    <w:lvl w:ilvl="0" w:tplc="0419000F">
+      <w:start w:val="1"/>
+      <w:numFmt w:val="decimal"/>
+      <w:lvlText w:val="%1."/>
+      <w:lvlJc w:val="left"/>
+      <w:pPr>
+        <w:ind w:left="720" w:hanging="360"/>
+      </w:pPr>
+      <w:rPr>
+        <w:rFonts w:hint="default"/>
+      </w:rPr>
+    </w:lvl>
+    <w:lvl w:ilvl="1" w:tplc="04190019" w:tentative="1">
+      <w:start w:val="1"/>
+      <w:numFmt w:val="lowerLetter"/>
+      <w:lvlText w:val="%2."/>
+      <w:lvlJc w:val="left"/>
+      <w:pPr>
+        <w:ind w:left="1440" w:hanging="360"/>
+      </w:pPr>
+    </w:lvl>
+    <w:lvl w:ilvl="2" w:tplc="0419001B" w:tentative="1">
+      <w:start w:val="1"/>
+      <w:numFmt w:val="lowerRoman"/>
+      <w:lvlText w:val="%3."/>
+      <w:lvlJc w:val="right"/>
+      <w:pPr>
+        <w:ind w:left="2160" w:hanging="180"/>
+      </w:pPr>
+    </w:lvl>
+    <w:lvl w:ilvl="3" w:tplc="0419000F" w:tentative="1">
+      <w:start w:val="1"/>
+      <w:numFmt w:val="decimal"/>
+      <w:lvlText w:val="%4."/>
+      <w:lvlJc w:val="left"/>
+      <w:pPr>
+        <w:ind w:left="2880" w:hanging="360"/>
+      </w:pPr>
+    </w:lvl>
+    <w:lvl w:ilvl="4" w:tplc="04190019" w:tentative="1">
+      <w:start w:val="1"/>
+      <w:numFmt w:val="lowerLetter"/>
+      <w:lvlText w:val="%5."/>
+      <w:lvlJc w:val="left"/>
+      <w:pPr>
+        <w:ind w:left="3600" w:hanging="360"/>
+      </w:pPr>
+    </w:lvl>
+    <w:lvl w:ilvl="5" w:tplc="0419001B" w:tentative="1">
+      <w:start w:val="1"/>
+      <w:numFmt w:val="lowerRoman"/>
+      <w:lvlText w:val="%6."/>
+      <w:lvlJc w:val="right"/>
+      <w:pPr>
+        <w:ind w:left="4320" w:hanging="180"/>
+      </w:pPr>
+    </w:lvl>
+    <w:lvl w:ilvl="6" w:tplc="0419000F" w:tentative="1">
+      <w:start w:val="1"/>
+      <w:numFmt w:val="decimal"/>
+      <w:lvlText w:val="%7."/>
+      <w:lvlJc w:val="left"/>
+      <w:pPr>
+        <w:ind w:left="5040" w:hanging="360"/>
+      </w:pPr>
+    </w:lvl>
+    <w:lvl w:ilvl="7" w:tplc="04190019" w:tentative="1">
+      <w:start w:val="1"/>
+      <w:numFmt w:val="lowerLetter"/>
+      <w:lvlText w:val="%8."/>
+      <w:lvlJc w:val="left"/>
+      <w:pPr>
+        <w:ind w:left="5760" w:hanging="360"/>
+      </w:pPr>
+    </w:lvl>
+    <w:lvl w:ilvl="8" w:tplc="0419001B" w:tentative="1">
+      <w:start w:val="1"/>
+      <w:numFmt w:val="lowerRoman"/>
+      <w:lvlText w:val="%9."/>
+      <w:lvlJc w:val="right"/>
+      <w:pPr>
+        <w:ind w:left="6480" w:hanging="180"/>
+      </w:pPr>
+    </w:lvl>
+  </w:abstractNum>
+  <w:abstractNum w:abstractNumId="2" w15:restartNumberingAfterBreak="0">
+    <w:nsid w:val="4C843860"/>
+    <w:multiLevelType w:val="hybridMultilevel"/>
+    <w:tmpl w:val="5FD86CF6"/>
+    <w:lvl w:ilvl="0" w:tplc="0419000F">
+      <w:start w:val="1"/>
+      <w:numFmt w:val="decimal"/>
+      <w:lvlText w:val="%1."/>
+      <w:lvlJc w:val="left"/>
+      <w:pPr>
+        <w:ind w:left="720" w:hanging="360"/>
+      </w:pPr>
+      <w:rPr>
+        <w:rFonts w:hint="default"/>
+      </w:rPr>
+    </w:lvl>
+    <w:lvl w:ilvl="1" w:tplc="04190019" w:tentative="1">
+      <w:start w:val="1"/>
+      <w:numFmt w:val="lowerLetter"/>
+      <w:lvlText w:val="%2."/>
+      <w:lvlJc w:val="left"/>
+      <w:pPr>
+        <w:ind w:left="1440" w:hanging="360"/>
+      </w:pPr>
+    </w:lvl>
+    <w:lvl w:ilvl="2" w:tplc="0419001B" w:tentative="1">
+      <w:start w:val="1"/>
+      <w:numFmt w:val="lowerRoman"/>
+      <w:lvlText w:val="%3."/>
+      <w:lvlJc w:val="right"/>
+      <w:pPr>
+        <w:ind w:left="2160" w:hanging="180"/>
+      </w:pPr>
+    </w:lvl>
+    <w:lvl w:ilvl="3" w:tplc="0419000F" w:tentative="1">
+      <w:start w:val="1"/>
+      <w:numFmt w:val="decimal"/>
+      <w:lvlText w:val="%4."/>
+      <w:lvlJc w:val="left"/>
+      <w:pPr>
+        <w:ind w:left="2880" w:hanging="360"/>
+      </w:pPr>
+    </w:lvl>
+    <w:lvl w:ilvl="4" w:tplc="04190019" w:tentative="1">
+      <w:start w:val="1"/>
+      <w:numFmt w:val="lowerLetter"/>
+      <w:lvlText w:val="%5."/>
+      <w:lvlJc w:val="left"/>
+      <w:pPr>
+        <w:ind w:left="3600" w:hanging="360"/>
+      </w:pPr>
+    </w:lvl>
+    <w:lvl w:ilvl="5" w:tplc="0419001B" w:tentative="1">
+      <w:start w:val="1"/>
+      <w:numFmt w:val="lowerRoman"/>
+      <w:lvlText w:val="%6."/>
+      <w:lvlJc w:val="right"/>
+      <w:pPr>
+        <w:ind w:left="4320" w:hanging="180"/>
+      </w:pPr>
+    </w:lvl>
+    <w:lvl w:ilvl="6" w:tplc="0419000F" w:tentative="1">
+      <w:start w:val="1"/>
+      <w:numFmt w:val="decimal"/>
+      <w:lvlText w:val="%7."/>
+      <w:lvlJc w:val="left"/>
+      <w:pPr>
+        <w:ind w:left="5040" w:hanging="360"/>
+      </w:pPr>
+    </w:lvl>
+    <w:lvl w:ilvl="7" w:tplc="04190019" w:tentative="1">
+      <w:start w:val="1"/>
+      <w:numFmt w:val="lowerLetter"/>
+      <w:lvlText w:val="%8."/>
+      <w:lvlJc w:val="left"/>
+      <w:pPr>
+        <w:ind w:left="5760" w:hanging="360"/>
+      </w:pPr>
+    </w:lvl>
+    <w:lvl w:ilvl="8" w:tplc="0419001B" w:tentative="1">
+      <w:start w:val="1"/>
+      <w:numFmt w:val="lowerRoman"/>
+      <w:lvlText w:val="%9."/>
+      <w:lvlJc w:val="right"/>
+      <w:pPr>
+        <w:ind w:left="6480" w:hanging="180"/>
+      </w:pPr>
+    </w:lvl>
+  </w:abstractNum>
+  <w:abstractNum w:abstractNumId="3" w15:restartNumberingAfterBreak="0">
+    <w:nsid w:val="733B77A8"/>
+    <w:multiLevelType w:val="hybridMultilevel"/>
+    <w:tmpl w:val="104A2298"/>
+    <w:lvl w:ilvl="0" w:tplc="0419000F">
+      <w:start w:val="1"/>
+      <w:numFmt w:val="decimal"/>
+      <w:lvlText w:val="%1."/>
+      <w:lvlJc w:val="left"/>
+      <w:pPr>
+        <w:ind w:left="720" w:hanging="360"/>
+      </w:pPr>
+      <w:rPr>
+        <w:rFonts w:hint="default"/>
+      </w:rPr>
+    </w:lvl>
+    <w:lvl w:ilvl="1" w:tplc="04190019" w:tentative="1">
+      <w:start w:val="1"/>
+      <w:numFmt w:val="lowerLetter"/>
+      <w:lvlText w:val="%2."/>
+      <w:lvlJc w:val="left"/>
+      <w:pPr>
+        <w:ind w:left="1440" w:hanging="360"/>
+      </w:pPr>
+    </w:lvl>
+    <w:lvl w:ilvl="2" w:tplc="0419001B" w:tentative="1">
+      <w:start w:val="1"/>
+      <w:numFmt w:val="lowerRoman"/>
+      <w:lvlText w:val="%3."/>
+      <w:lvlJc w:val="right"/>
+      <w:pPr>
+        <w:ind w:left="2160" w:hanging="180"/>
+      </w:pPr>
+    </w:lvl>
+    <w:lvl w:ilvl="3" w:tplc="0419000F" w:tentative="1">
+      <w:start w:val="1"/>
+      <w:numFmt w:val="decimal"/>
+      <w:lvlText w:val="%4."/>
+      <w:lvlJc w:val="left"/>
+      <w:pPr>
+        <w:ind w:left="2880" w:hanging="360"/>
+      </w:pPr>
+    </w:lvl>
+    <w:lvl w:ilvl="4" w:tplc="04190019" w:tentative="1">
+      <w:start w:val="1"/>
+      <w:numFmt w:val="lowerLetter"/>
+      <w:lvlText w:val="%5."/>
+      <w:lvlJc w:val="left"/>
+      <w:pPr>
+        <w:ind w:left="3600" w:hanging="360"/>
+      </w:pPr>
+    </w:lvl>
+    <w:lvl w:ilvl="5" w:tplc="0419001B" w:tentative="1">
+      <w:start w:val="1"/>
+      <w:numFmt w:val="lowerRoman"/>
+      <w:lvlText w:val="%6."/>
+      <w:lvlJc w:val="right"/>
+      <w:pPr>
+        <w:ind w:left="4320" w:hanging="180"/>
+      </w:pPr>
+    </w:lvl>
+    <w:lvl w:ilvl="6" w:tplc="0419000F" w:tentative="1">
+      <w:start w:val="1"/>
+      <w:numFmt w:val="decimal"/>
+      <w:lvlText w:val="%7."/>
+      <w:lvlJc w:val="left"/>
+      <w:pPr>
+        <w:ind w:left="5040" w:hanging="360"/>
+      </w:pPr>
+    </w:lvl>
+    <w:lvl w:ilvl="7" w:tplc="04190019" w:tentative="1">
+      <w:start w:val="1"/>
+      <w:numFmt w:val="lowerLetter"/>
+      <w:lvlText w:val="%8."/>
+      <w:lvlJc w:val="left"/>
+      <w:pPr>
+        <w:ind w:left="5760" w:hanging="360"/>
+      </w:pPr>
+    </w:lvl>
+    <w:lvl w:ilvl="8" w:tplc="0419001B" w:tentative="1">
+      <w:start w:val="1"/>
+      <w:numFmt w:val="lowerRoman"/>
+      <w:lvlText w:val="%9."/>
+      <w:lvlJc w:val="right"/>
+      <w:pPr>
+        <w:ind w:left="6480" w:hanging="180"/>
+      </w:pPr>
+    </w:lvl>
+  </w:abstractNum>
   <w:num w:numId="1">
     <w:abstractNumId w:val="0"/>
+  </w:num>
+  <w:num w:numId="2">
+    <w:abstractNumId w:val="2"/>
+  </w:num>
+  <w:num w:numId="3">
+    <w:abstractNumId w:val="3"/>
+  </w:num>
+  <w:num w:numId="4">
+    <w:abstractNumId w:val="1"/>
   </w:num>
 </w:numbering>
 </file>

--- a/проектирование/Банкомат/Банкомат_сценарий.docx
+++ b/проектирование/Банкомат/Банкомат_сценарий.docx
@@ -1,6 +1,6 @@
 
 <file path=word/document.xml><?xml version="1.0" encoding="utf-8"?>
-<w:document xmlns:wpc="http://schemas.microsoft.com/office/word/2010/wordprocessingCanvas" xmlns:cx="http://schemas.microsoft.com/office/drawing/2014/chartex" xmlns:mc="http://schemas.openxmlformats.org/markup-compatibility/2006" xmlns:o="urn:schemas-microsoft-com:office:office" xmlns:r="http://schemas.openxmlformats.org/officeDocument/2006/relationships" xmlns:m="http://schemas.openxmlformats.org/officeDocument/2006/math" xmlns:v="urn:schemas-microsoft-com:vml" xmlns:wp14="http://schemas.microsoft.com/office/word/2010/wordprocessingDrawing" xmlns:wp="http://schemas.openxmlformats.org/drawingml/2006/wordprocessingDrawing" xmlns:w10="urn:schemas-microsoft-com:office:word" xmlns:w="http://schemas.openxmlformats.org/wordprocessingml/2006/main" xmlns:w14="http://schemas.microsoft.com/office/word/2010/wordml" xmlns:w15="http://schemas.microsoft.com/office/word/2012/wordml" xmlns:w16se="http://schemas.microsoft.com/office/word/2015/wordml/symex" xmlns:wpg="http://schemas.microsoft.com/office/word/2010/wordprocessingGroup" xmlns:wpi="http://schemas.microsoft.com/office/word/2010/wordprocessingInk" xmlns:wne="http://schemas.microsoft.com/office/word/2006/wordml" xmlns:wps="http://schemas.microsoft.com/office/word/2010/wordprocessingShape" mc:Ignorable="w14 w15 w16se wp14">
+<w:document xmlns:wpc="http://schemas.microsoft.com/office/word/2010/wordprocessingCanvas" xmlns:cx="http://schemas.microsoft.com/office/drawing/2014/chartex" xmlns:cx1="http://schemas.microsoft.com/office/drawing/2015/9/8/chartex" xmlns:cx2="http://schemas.microsoft.com/office/drawing/2015/10/21/chartex" xmlns:cx3="http://schemas.microsoft.com/office/drawing/2016/5/9/chartex" xmlns:cx4="http://schemas.microsoft.com/office/drawing/2016/5/10/chartex" xmlns:cx5="http://schemas.microsoft.com/office/drawing/2016/5/11/chartex" xmlns:cx6="http://schemas.microsoft.com/office/drawing/2016/5/12/chartex" xmlns:cx7="http://schemas.microsoft.com/office/drawing/2016/5/13/chartex" xmlns:cx8="http://schemas.microsoft.com/office/drawing/2016/5/14/chartex" xmlns:mc="http://schemas.openxmlformats.org/markup-compatibility/2006" xmlns:aink="http://schemas.microsoft.com/office/drawing/2016/ink" xmlns:am3d="http://schemas.microsoft.com/office/drawing/2017/model3d" xmlns:o="urn:schemas-microsoft-com:office:office" xmlns:r="http://schemas.openxmlformats.org/officeDocument/2006/relationships" xmlns:m="http://schemas.openxmlformats.org/officeDocument/2006/math" xmlns:v="urn:schemas-microsoft-com:vml" xmlns:wp14="http://schemas.microsoft.com/office/word/2010/wordprocessingDrawing" xmlns:wp="http://schemas.openxmlformats.org/drawingml/2006/wordprocessingDrawing" xmlns:w10="urn:schemas-microsoft-com:office:word" xmlns:w="http://schemas.openxmlformats.org/wordprocessingml/2006/main" xmlns:w14="http://schemas.microsoft.com/office/word/2010/wordml" xmlns:w15="http://schemas.microsoft.com/office/word/2012/wordml" xmlns:w16cex="http://schemas.microsoft.com/office/word/2018/wordml/cex" xmlns:w16cid="http://schemas.microsoft.com/office/word/2016/wordml/cid" xmlns:w16="http://schemas.microsoft.com/office/word/2018/wordml" xmlns:w16sdtdh="http://schemas.microsoft.com/office/word/2020/wordml/sdtdatahash" xmlns:w16se="http://schemas.microsoft.com/office/word/2015/wordml/symex" xmlns:wpg="http://schemas.microsoft.com/office/word/2010/wordprocessingGroup" xmlns:wpi="http://schemas.microsoft.com/office/word/2010/wordprocessingInk" xmlns:wne="http://schemas.microsoft.com/office/word/2006/wordml" xmlns:wps="http://schemas.microsoft.com/office/word/2010/wordprocessingShape" mc:Ignorable="w14 w15 w16se w16cid w16 w16cex w16sdtdh wp14">
   <w:body>
     <w:p>
       <w:pPr>
@@ -503,15 +503,14 @@
         <w:tblLook w:val="04A0" w:firstRow="1" w:lastRow="0" w:firstColumn="1" w:lastColumn="0" w:noHBand="0" w:noVBand="1"/>
       </w:tblPr>
       <w:tblGrid>
-        <w:gridCol w:w="4650"/>
-        <w:gridCol w:w="2347"/>
-        <w:gridCol w:w="22"/>
-        <w:gridCol w:w="2326"/>
+        <w:gridCol w:w="2405"/>
+        <w:gridCol w:w="3260"/>
+        <w:gridCol w:w="3680"/>
       </w:tblGrid>
       <w:tr>
         <w:tc>
           <w:tcPr>
-            <w:tcW w:w="4650" w:type="dxa"/>
+            <w:tcW w:w="2405" w:type="dxa"/>
           </w:tcPr>
           <w:p>
             <w:pPr>
@@ -524,8 +523,8 @@
         </w:tc>
         <w:tc>
           <w:tcPr>
-            <w:tcW w:w="4695" w:type="dxa"/>
-            <w:gridSpan w:val="3"/>
+            <w:tcW w:w="6940" w:type="dxa"/>
+            <w:gridSpan w:val="2"/>
           </w:tcPr>
           <w:p>
             <w:pPr>
@@ -549,7 +548,7 @@
       <w:tr>
         <w:tc>
           <w:tcPr>
-            <w:tcW w:w="4650" w:type="dxa"/>
+            <w:tcW w:w="2405" w:type="dxa"/>
           </w:tcPr>
           <w:p>
             <w:pPr>
@@ -562,8 +561,8 @@
         </w:tc>
         <w:tc>
           <w:tcPr>
-            <w:tcW w:w="4695" w:type="dxa"/>
-            <w:gridSpan w:val="3"/>
+            <w:tcW w:w="6940" w:type="dxa"/>
+            <w:gridSpan w:val="2"/>
           </w:tcPr>
           <w:p>
             <w:pPr>
@@ -578,7 +577,7 @@
       <w:tr>
         <w:tc>
           <w:tcPr>
-            <w:tcW w:w="4650" w:type="dxa"/>
+            <w:tcW w:w="2405" w:type="dxa"/>
           </w:tcPr>
           <w:p>
             <w:pPr>
@@ -591,8 +590,8 @@
         </w:tc>
         <w:tc>
           <w:tcPr>
-            <w:tcW w:w="4695" w:type="dxa"/>
-            <w:gridSpan w:val="3"/>
+            <w:tcW w:w="6940" w:type="dxa"/>
+            <w:gridSpan w:val="2"/>
           </w:tcPr>
           <w:p>
             <w:pPr>
@@ -610,7 +609,7 @@
       <w:tr>
         <w:tc>
           <w:tcPr>
-            <w:tcW w:w="4650" w:type="dxa"/>
+            <w:tcW w:w="2405" w:type="dxa"/>
           </w:tcPr>
           <w:p>
             <w:pPr>
@@ -623,8 +622,8 @@
         </w:tc>
         <w:tc>
           <w:tcPr>
-            <w:tcW w:w="4695" w:type="dxa"/>
-            <w:gridSpan w:val="3"/>
+            <w:tcW w:w="6940" w:type="dxa"/>
+            <w:gridSpan w:val="2"/>
           </w:tcPr>
           <w:p>
             <w:pPr>
@@ -642,7 +641,7 @@
       <w:tr>
         <w:tc>
           <w:tcPr>
-            <w:tcW w:w="4650" w:type="dxa"/>
+            <w:tcW w:w="2405" w:type="dxa"/>
           </w:tcPr>
           <w:p>
             <w:pPr>
@@ -655,8 +654,8 @@
         </w:tc>
         <w:tc>
           <w:tcPr>
-            <w:tcW w:w="4695" w:type="dxa"/>
-            <w:gridSpan w:val="3"/>
+            <w:tcW w:w="6940" w:type="dxa"/>
+            <w:gridSpan w:val="2"/>
           </w:tcPr>
           <w:p>
             <w:pPr>
@@ -674,7 +673,7 @@
       <w:tr>
         <w:tc>
           <w:tcPr>
-            <w:tcW w:w="4650" w:type="dxa"/>
+            <w:tcW w:w="2405" w:type="dxa"/>
             <w:vMerge w:val="restart"/>
           </w:tcPr>
           <w:p>
@@ -688,8 +687,7 @@
         </w:tc>
         <w:tc>
           <w:tcPr>
-            <w:tcW w:w="2369" w:type="dxa"/>
-            <w:gridSpan w:val="2"/>
+            <w:tcW w:w="3260" w:type="dxa"/>
           </w:tcPr>
           <w:p>
             <w:pPr>
@@ -702,7 +700,7 @@
         </w:tc>
         <w:tc>
           <w:tcPr>
-            <w:tcW w:w="2326" w:type="dxa"/>
+            <w:tcW w:w="3680" w:type="dxa"/>
           </w:tcPr>
           <w:p>
             <w:pPr>
@@ -717,7 +715,7 @@
       <w:tr>
         <w:tc>
           <w:tcPr>
-            <w:tcW w:w="4650" w:type="dxa"/>
+            <w:tcW w:w="2405" w:type="dxa"/>
             <w:vMerge/>
           </w:tcPr>
           <w:p>
@@ -728,8 +726,7 @@
         </w:tc>
         <w:tc>
           <w:tcPr>
-            <w:tcW w:w="2369" w:type="dxa"/>
-            <w:gridSpan w:val="2"/>
+            <w:tcW w:w="3260" w:type="dxa"/>
           </w:tcPr>
           <w:p>
             <w:pPr>
@@ -762,7 +759,7 @@
         </w:tc>
         <w:tc>
           <w:tcPr>
-            <w:tcW w:w="2326" w:type="dxa"/>
+            <w:tcW w:w="3680" w:type="dxa"/>
           </w:tcPr>
           <w:p>
             <w:pPr>
@@ -791,7 +788,7 @@
         </w:trPr>
         <w:tc>
           <w:tcPr>
-            <w:tcW w:w="4650" w:type="dxa"/>
+            <w:tcW w:w="2405" w:type="dxa"/>
             <w:vMerge/>
           </w:tcPr>
           <w:p>
@@ -802,63 +799,62 @@
         </w:tc>
         <w:tc>
           <w:tcPr>
-            <w:tcW w:w="2347" w:type="dxa"/>
-          </w:tcPr>
-          <w:p>
-            <w:pPr>
-              <w:spacing w:after="0" w:line="360" w:lineRule="auto"/>
-            </w:pPr>
-          </w:p>
-        </w:tc>
-        <w:tc>
-          <w:tcPr>
-            <w:tcW w:w="2348" w:type="dxa"/>
+            <w:tcW w:w="3260" w:type="dxa"/>
+          </w:tcPr>
+          <w:p>
+            <w:pPr>
+              <w:spacing w:after="0" w:line="360" w:lineRule="auto"/>
+            </w:pPr>
+          </w:p>
+        </w:tc>
+        <w:tc>
+          <w:tcPr>
+            <w:tcW w:w="3680" w:type="dxa"/>
+          </w:tcPr>
+          <w:p>
+            <w:pPr>
+              <w:spacing w:after="0" w:line="360" w:lineRule="auto"/>
+            </w:pPr>
+            <w:r>
+              <w:t>5. Проверяет введенный код</w:t>
+            </w:r>
+          </w:p>
+          <w:p>
+            <w:pPr>
+              <w:spacing w:after="0" w:line="360" w:lineRule="auto"/>
+            </w:pPr>
+            <w:r>
+              <w:t xml:space="preserve">6. Оповещает об успешном входе в систему </w:t>
+            </w:r>
+          </w:p>
+          <w:p>
+            <w:pPr>
+              <w:spacing w:after="0" w:line="360" w:lineRule="auto"/>
+            </w:pPr>
+            <w:r>
+              <w:t>7. Показывает возможность снять наличные или узнать остаток по счёту</w:t>
+            </w:r>
+          </w:p>
+        </w:tc>
+      </w:tr>
+      <w:tr>
+        <w:tc>
+          <w:tcPr>
+            <w:tcW w:w="2405" w:type="dxa"/>
+          </w:tcPr>
+          <w:p>
+            <w:pPr>
+              <w:spacing w:after="0" w:line="360" w:lineRule="auto"/>
+            </w:pPr>
+            <w:r>
+              <w:t>Альтернативный поток</w:t>
+            </w:r>
+          </w:p>
+        </w:tc>
+        <w:tc>
+          <w:tcPr>
+            <w:tcW w:w="6940" w:type="dxa"/>
             <w:gridSpan w:val="2"/>
-          </w:tcPr>
-          <w:p>
-            <w:pPr>
-              <w:spacing w:after="0" w:line="360" w:lineRule="auto"/>
-            </w:pPr>
-            <w:r>
-              <w:t>5. Проверяет введенный код</w:t>
-            </w:r>
-          </w:p>
-          <w:p>
-            <w:pPr>
-              <w:spacing w:after="0" w:line="360" w:lineRule="auto"/>
-            </w:pPr>
-            <w:r>
-              <w:t xml:space="preserve">6. Оповещает об успешном входе в систему </w:t>
-            </w:r>
-          </w:p>
-          <w:p>
-            <w:pPr>
-              <w:spacing w:after="0" w:line="360" w:lineRule="auto"/>
-            </w:pPr>
-            <w:r>
-              <w:t>7. Показывает возможность снять наличные или узнать остаток по счёту</w:t>
-            </w:r>
-          </w:p>
-        </w:tc>
-      </w:tr>
-      <w:tr>
-        <w:tc>
-          <w:tcPr>
-            <w:tcW w:w="4650" w:type="dxa"/>
-          </w:tcPr>
-          <w:p>
-            <w:pPr>
-              <w:spacing w:after="0" w:line="360" w:lineRule="auto"/>
-            </w:pPr>
-            <w:r>
-              <w:t>Альтернативный поток</w:t>
-            </w:r>
-          </w:p>
-        </w:tc>
-        <w:tc>
-          <w:tcPr>
-            <w:tcW w:w="4695" w:type="dxa"/>
-            <w:gridSpan w:val="3"/>
           </w:tcPr>
           <w:p>
             <w:pPr>
@@ -877,10 +873,7 @@
               <w:t xml:space="preserve"> </w:t>
             </w:r>
             <w:r>
-              <w:t>К</w:t>
-            </w:r>
-            <w:r>
-              <w:t xml:space="preserve">арта не распознана </w:t>
+              <w:t xml:space="preserve">Карта не распознана </w:t>
             </w:r>
           </w:p>
           <w:p>
@@ -900,10 +893,7 @@
               <w:t xml:space="preserve">.1 </w:t>
             </w:r>
             <w:r>
-              <w:t>К</w:t>
-            </w:r>
-            <w:r>
-              <w:t xml:space="preserve">арта возвращается клиенту </w:t>
+              <w:t xml:space="preserve">Карта возвращается клиенту </w:t>
             </w:r>
           </w:p>
           <w:p>
@@ -926,10 +916,7 @@
               <w:t xml:space="preserve"> </w:t>
             </w:r>
             <w:r>
-              <w:t>Выводится с</w:t>
-            </w:r>
-            <w:r>
-              <w:t>ообщение с предложением попробовать снова</w:t>
+              <w:t>Выводится сообщение с предложением попробовать снова</w:t>
             </w:r>
           </w:p>
           <w:p>
@@ -977,7 +964,6 @@
               <w:spacing w:after="0" w:line="360" w:lineRule="auto"/>
             </w:pPr>
             <w:r>
-              <w:lastRenderedPageBreak/>
               <w:t>6.</w:t>
             </w:r>
             <w:r>
@@ -1018,7 +1004,42 @@
       <w:tr>
         <w:tc>
           <w:tcPr>
-            <w:tcW w:w="4650" w:type="dxa"/>
+            <w:tcW w:w="2405" w:type="dxa"/>
+          </w:tcPr>
+          <w:p>
+            <w:pPr>
+              <w:spacing w:after="0" w:line="360" w:lineRule="auto"/>
+            </w:pPr>
+            <w:r>
+              <w:t>Исключения</w:t>
+            </w:r>
+          </w:p>
+        </w:tc>
+        <w:tc>
+          <w:tcPr>
+            <w:tcW w:w="6940" w:type="dxa"/>
+            <w:gridSpan w:val="2"/>
+          </w:tcPr>
+          <w:p>
+            <w:pPr>
+              <w:spacing w:after="0" w:line="360" w:lineRule="auto"/>
+            </w:pPr>
+            <w:r>
+              <w:t xml:space="preserve">При неисправности </w:t>
+            </w:r>
+            <w:r>
+              <w:t>приёмника карт</w:t>
+            </w:r>
+            <w:r>
+              <w:t xml:space="preserve"> или дисплея система выводит сигнал ошибки на дисплей</w:t>
+            </w:r>
+          </w:p>
+        </w:tc>
+      </w:tr>
+      <w:tr>
+        <w:tc>
+          <w:tcPr>
+            <w:tcW w:w="2405" w:type="dxa"/>
           </w:tcPr>
           <w:p>
             <w:pPr>
@@ -1026,49 +1047,14 @@
             </w:pPr>
             <w:r>
               <w:lastRenderedPageBreak/>
-              <w:t>Исключения</w:t>
-            </w:r>
-          </w:p>
-        </w:tc>
-        <w:tc>
-          <w:tcPr>
-            <w:tcW w:w="4695" w:type="dxa"/>
-            <w:gridSpan w:val="3"/>
-          </w:tcPr>
-          <w:p>
-            <w:pPr>
-              <w:spacing w:after="0" w:line="360" w:lineRule="auto"/>
-            </w:pPr>
-            <w:r>
-              <w:t xml:space="preserve">При неисправности </w:t>
-            </w:r>
-            <w:r>
-              <w:t>приёмника карт</w:t>
-            </w:r>
-            <w:r>
-              <w:t xml:space="preserve"> или дисплея система выводит сигнал ошибки на дисплей</w:t>
-            </w:r>
-          </w:p>
-        </w:tc>
-      </w:tr>
-      <w:tr>
-        <w:tc>
-          <w:tcPr>
-            <w:tcW w:w="4650" w:type="dxa"/>
-          </w:tcPr>
-          <w:p>
-            <w:pPr>
-              <w:spacing w:after="0" w:line="360" w:lineRule="auto"/>
-            </w:pPr>
-            <w:r>
               <w:t>Постусловие</w:t>
             </w:r>
           </w:p>
         </w:tc>
         <w:tc>
           <w:tcPr>
-            <w:tcW w:w="4695" w:type="dxa"/>
-            <w:gridSpan w:val="3"/>
+            <w:tcW w:w="6940" w:type="dxa"/>
+            <w:gridSpan w:val="2"/>
           </w:tcPr>
           <w:p>
             <w:pPr>
@@ -1086,7 +1072,7 @@
       <w:tr>
         <w:tc>
           <w:tcPr>
-            <w:tcW w:w="4650" w:type="dxa"/>
+            <w:tcW w:w="2405" w:type="dxa"/>
           </w:tcPr>
           <w:p>
             <w:pPr>
@@ -1099,12 +1085,15 @@
         </w:tc>
         <w:tc>
           <w:tcPr>
-            <w:tcW w:w="4695" w:type="dxa"/>
-            <w:gridSpan w:val="3"/>
-          </w:tcPr>
-          <w:p>
-            <w:pPr>
-              <w:spacing w:after="0" w:line="360" w:lineRule="auto"/>
+            <w:tcW w:w="6940" w:type="dxa"/>
+            <w:gridSpan w:val="2"/>
+          </w:tcPr>
+          <w:p>
+            <w:pPr>
+              <w:spacing w:after="0" w:line="360" w:lineRule="auto"/>
+              <w:rPr>
+                <w:lang w:val="en-US"/>
+              </w:rPr>
             </w:pPr>
             <w:r>
               <w:t>нет</w:t>
@@ -1125,15 +1114,15 @@
         <w:tblLook w:val="04A0" w:firstRow="1" w:lastRow="0" w:firstColumn="1" w:lastColumn="0" w:noHBand="0" w:noVBand="1"/>
       </w:tblPr>
       <w:tblGrid>
-        <w:gridCol w:w="4331"/>
-        <w:gridCol w:w="1671"/>
-        <w:gridCol w:w="1671"/>
-        <w:gridCol w:w="1672"/>
+        <w:gridCol w:w="2405"/>
+        <w:gridCol w:w="2268"/>
+        <w:gridCol w:w="2268"/>
+        <w:gridCol w:w="2404"/>
       </w:tblGrid>
       <w:tr>
         <w:tc>
           <w:tcPr>
-            <w:tcW w:w="4331" w:type="dxa"/>
+            <w:tcW w:w="2405" w:type="dxa"/>
           </w:tcPr>
           <w:p>
             <w:pPr>
@@ -1146,7 +1135,7 @@
         </w:tc>
         <w:tc>
           <w:tcPr>
-            <w:tcW w:w="5014" w:type="dxa"/>
+            <w:tcW w:w="6940" w:type="dxa"/>
             <w:gridSpan w:val="3"/>
           </w:tcPr>
           <w:p>
@@ -1174,7 +1163,7 @@
       <w:tr>
         <w:tc>
           <w:tcPr>
-            <w:tcW w:w="4331" w:type="dxa"/>
+            <w:tcW w:w="2405" w:type="dxa"/>
           </w:tcPr>
           <w:p>
             <w:pPr>
@@ -1187,7 +1176,7 @@
         </w:tc>
         <w:tc>
           <w:tcPr>
-            <w:tcW w:w="5014" w:type="dxa"/>
+            <w:tcW w:w="6940" w:type="dxa"/>
             <w:gridSpan w:val="3"/>
           </w:tcPr>
           <w:p>
@@ -1195,71 +1184,71 @@
               <w:spacing w:after="0" w:line="360" w:lineRule="auto"/>
             </w:pPr>
             <w:r>
+              <w:t>Клиент, Центральный компьютер</w:t>
+            </w:r>
+          </w:p>
+        </w:tc>
+      </w:tr>
+      <w:tr>
+        <w:tc>
+          <w:tcPr>
+            <w:tcW w:w="2405" w:type="dxa"/>
+          </w:tcPr>
+          <w:p>
+            <w:pPr>
+              <w:spacing w:after="0" w:line="360" w:lineRule="auto"/>
+            </w:pPr>
+            <w:r>
+              <w:t>Краткое описание</w:t>
+            </w:r>
+          </w:p>
+        </w:tc>
+        <w:tc>
+          <w:tcPr>
+            <w:tcW w:w="6940" w:type="dxa"/>
+            <w:gridSpan w:val="3"/>
+          </w:tcPr>
+          <w:p>
+            <w:pPr>
+              <w:spacing w:after="0" w:line="360" w:lineRule="auto"/>
+            </w:pPr>
+            <w:r>
+              <w:t xml:space="preserve">Клиент </w:t>
+            </w:r>
+            <w:r>
+              <w:t>узнаёт остаток по счёту</w:t>
+            </w:r>
+          </w:p>
+        </w:tc>
+      </w:tr>
+      <w:tr>
+        <w:tc>
+          <w:tcPr>
+            <w:tcW w:w="2405" w:type="dxa"/>
+          </w:tcPr>
+          <w:p>
+            <w:pPr>
+              <w:spacing w:after="0" w:line="360" w:lineRule="auto"/>
+            </w:pPr>
+            <w:r>
+              <w:t>Триггер</w:t>
+            </w:r>
+          </w:p>
+        </w:tc>
+        <w:tc>
+          <w:tcPr>
+            <w:tcW w:w="6940" w:type="dxa"/>
+            <w:gridSpan w:val="3"/>
+          </w:tcPr>
+          <w:p>
+            <w:pPr>
+              <w:spacing w:after="0" w:line="360" w:lineRule="auto"/>
+            </w:pPr>
+            <w:r>
               <w:t>Клиент</w:t>
             </w:r>
             <w:r>
-              <w:t>, Центральный компьютер</w:t>
-            </w:r>
-          </w:p>
-        </w:tc>
-      </w:tr>
-      <w:tr>
-        <w:tc>
-          <w:tcPr>
-            <w:tcW w:w="4331" w:type="dxa"/>
-          </w:tcPr>
-          <w:p>
-            <w:pPr>
-              <w:spacing w:after="0" w:line="360" w:lineRule="auto"/>
-            </w:pPr>
-            <w:r>
-              <w:t>Краткое описание</w:t>
-            </w:r>
-          </w:p>
-        </w:tc>
-        <w:tc>
-          <w:tcPr>
-            <w:tcW w:w="5014" w:type="dxa"/>
-            <w:gridSpan w:val="3"/>
-          </w:tcPr>
-          <w:p>
-            <w:pPr>
-              <w:spacing w:after="0" w:line="360" w:lineRule="auto"/>
-            </w:pPr>
-            <w:r>
-              <w:t>Клиент помещает кредитную карту в банкомат</w:t>
-            </w:r>
-          </w:p>
-        </w:tc>
-      </w:tr>
-      <w:tr>
-        <w:tc>
-          <w:tcPr>
-            <w:tcW w:w="4331" w:type="dxa"/>
-          </w:tcPr>
-          <w:p>
-            <w:pPr>
-              <w:spacing w:after="0" w:line="360" w:lineRule="auto"/>
-            </w:pPr>
-            <w:r>
-              <w:t>Триггер</w:t>
-            </w:r>
-          </w:p>
-        </w:tc>
-        <w:tc>
-          <w:tcPr>
-            <w:tcW w:w="5014" w:type="dxa"/>
-            <w:gridSpan w:val="3"/>
-          </w:tcPr>
-          <w:p>
-            <w:pPr>
-              <w:spacing w:after="0" w:line="360" w:lineRule="auto"/>
-            </w:pPr>
-            <w:r>
-              <w:t xml:space="preserve">Посетитель </w:t>
-            </w:r>
-            <w:r>
-              <w:t xml:space="preserve">выбирает опцию узнать остаток по счёту </w:t>
+              <w:t xml:space="preserve"> выбирает опцию узнать остаток по счёту </w:t>
             </w:r>
           </w:p>
         </w:tc>
@@ -1270,7 +1259,7 @@
         </w:trPr>
         <w:tc>
           <w:tcPr>
-            <w:tcW w:w="4331" w:type="dxa"/>
+            <w:tcW w:w="2405" w:type="dxa"/>
           </w:tcPr>
           <w:p>
             <w:pPr>
@@ -1283,7 +1272,7 @@
         </w:tc>
         <w:tc>
           <w:tcPr>
-            <w:tcW w:w="5014" w:type="dxa"/>
+            <w:tcW w:w="6940" w:type="dxa"/>
             <w:gridSpan w:val="3"/>
           </w:tcPr>
           <w:p>
@@ -1291,7 +1280,7 @@
               <w:spacing w:after="0" w:line="360" w:lineRule="auto"/>
             </w:pPr>
             <w:r>
-              <w:t>Карта вставлена, банкомат активен, дисплей отображает возможные функции</w:t>
+              <w:t>Карта вставлена, банкомат активен, дисплей отображает опции</w:t>
             </w:r>
           </w:p>
         </w:tc>
@@ -1302,7 +1291,7 @@
         </w:trPr>
         <w:tc>
           <w:tcPr>
-            <w:tcW w:w="4331" w:type="dxa"/>
+            <w:tcW w:w="2405" w:type="dxa"/>
             <w:vMerge w:val="restart"/>
           </w:tcPr>
           <w:p>
@@ -1316,7 +1305,7 @@
         </w:tc>
         <w:tc>
           <w:tcPr>
-            <w:tcW w:w="1671" w:type="dxa"/>
+            <w:tcW w:w="2268" w:type="dxa"/>
           </w:tcPr>
           <w:p>
             <w:pPr>
@@ -1329,7 +1318,7 @@
         </w:tc>
         <w:tc>
           <w:tcPr>
-            <w:tcW w:w="1671" w:type="dxa"/>
+            <w:tcW w:w="2268" w:type="dxa"/>
           </w:tcPr>
           <w:p>
             <w:pPr>
@@ -1342,7 +1331,7 @@
         </w:tc>
         <w:tc>
           <w:tcPr>
-            <w:tcW w:w="1672" w:type="dxa"/>
+            <w:tcW w:w="2404" w:type="dxa"/>
           </w:tcPr>
           <w:p>
             <w:pPr>
@@ -1360,7 +1349,7 @@
         </w:trPr>
         <w:tc>
           <w:tcPr>
-            <w:tcW w:w="4331" w:type="dxa"/>
+            <w:tcW w:w="2405" w:type="dxa"/>
             <w:vMerge/>
           </w:tcPr>
           <w:p>
@@ -1371,7 +1360,7 @@
         </w:tc>
         <w:tc>
           <w:tcPr>
-            <w:tcW w:w="1671" w:type="dxa"/>
+            <w:tcW w:w="2268" w:type="dxa"/>
           </w:tcPr>
           <w:p>
             <w:pPr>
@@ -1390,11 +1379,42 @@
             <w:pPr>
               <w:spacing w:after="0" w:line="360" w:lineRule="auto"/>
             </w:pPr>
-          </w:p>
-        </w:tc>
-        <w:tc>
-          <w:tcPr>
-            <w:tcW w:w="1671" w:type="dxa"/>
+            <w:r>
+              <w:t>5. Выбирает, нужно ли печатать справку</w:t>
+            </w:r>
+          </w:p>
+          <w:p>
+            <w:pPr>
+              <w:spacing w:after="0" w:line="360" w:lineRule="auto"/>
+            </w:pPr>
+          </w:p>
+          <w:p>
+            <w:pPr>
+              <w:spacing w:after="0" w:line="360" w:lineRule="auto"/>
+            </w:pPr>
+          </w:p>
+          <w:p>
+            <w:pPr>
+              <w:spacing w:after="0" w:line="360" w:lineRule="auto"/>
+            </w:pPr>
+          </w:p>
+          <w:p>
+            <w:pPr>
+              <w:spacing w:after="0" w:line="360" w:lineRule="auto"/>
+            </w:pPr>
+          </w:p>
+          <w:p>
+            <w:pPr>
+              <w:spacing w:after="0" w:line="360" w:lineRule="auto"/>
+            </w:pPr>
+            <w:r>
+              <w:t>7. Забирает карту</w:t>
+            </w:r>
+          </w:p>
+        </w:tc>
+        <w:tc>
+          <w:tcPr>
+            <w:tcW w:w="2268" w:type="dxa"/>
           </w:tcPr>
           <w:p>
             <w:pPr>
@@ -1412,10 +1432,31 @@
               <w:t>4. Выводит остаток по счёту на дисплей</w:t>
             </w:r>
           </w:p>
-        </w:tc>
-        <w:tc>
-          <w:tcPr>
-            <w:tcW w:w="1672" w:type="dxa"/>
+          <w:p>
+            <w:pPr>
+              <w:spacing w:after="0" w:line="360" w:lineRule="auto"/>
+            </w:pPr>
+            <w:r>
+              <w:t>5. Ждёт 20 секунд</w:t>
+            </w:r>
+          </w:p>
+          <w:p>
+            <w:pPr>
+              <w:spacing w:after="0" w:line="360" w:lineRule="auto"/>
+            </w:pPr>
+            <w:r>
+              <w:t>6. Выводит сообщение «Выньте карту» на дисплей</w:t>
+            </w:r>
+          </w:p>
+          <w:p>
+            <w:pPr>
+              <w:spacing w:after="0" w:line="360" w:lineRule="auto"/>
+            </w:pPr>
+          </w:p>
+        </w:tc>
+        <w:tc>
+          <w:tcPr>
+            <w:tcW w:w="2404" w:type="dxa"/>
           </w:tcPr>
           <w:p>
             <w:pPr>
@@ -1430,7 +1471,7 @@
       <w:tr>
         <w:tc>
           <w:tcPr>
-            <w:tcW w:w="4331" w:type="dxa"/>
+            <w:tcW w:w="2405" w:type="dxa"/>
           </w:tcPr>
           <w:p>
             <w:pPr>
@@ -1443,7 +1484,7 @@
         </w:tc>
         <w:tc>
           <w:tcPr>
-            <w:tcW w:w="5014" w:type="dxa"/>
+            <w:tcW w:w="6940" w:type="dxa"/>
             <w:gridSpan w:val="3"/>
           </w:tcPr>
           <w:p>
@@ -1451,10 +1492,7 @@
               <w:spacing w:after="0" w:line="360" w:lineRule="auto"/>
             </w:pPr>
             <w:r>
-              <w:t>3</w:t>
-            </w:r>
-            <w:r>
-              <w:t>.</w:t>
+              <w:t>3.</w:t>
             </w:r>
             <w:r>
               <w:rPr>
@@ -1526,7 +1564,789 @@
       <w:tr>
         <w:tc>
           <w:tcPr>
-            <w:tcW w:w="4331" w:type="dxa"/>
+            <w:tcW w:w="2405" w:type="dxa"/>
+          </w:tcPr>
+          <w:p>
+            <w:pPr>
+              <w:spacing w:after="0" w:line="360" w:lineRule="auto"/>
+            </w:pPr>
+            <w:r>
+              <w:t>Исключения</w:t>
+            </w:r>
+          </w:p>
+        </w:tc>
+        <w:tc>
+          <w:tcPr>
+            <w:tcW w:w="6940" w:type="dxa"/>
+            <w:gridSpan w:val="3"/>
+          </w:tcPr>
+          <w:p>
+            <w:pPr>
+              <w:spacing w:after="0" w:line="360" w:lineRule="auto"/>
+            </w:pPr>
+            <w:r>
+              <w:t xml:space="preserve">При сбое соединения с центральным компьютером система выводит на дисплей сообщения об ошибке  </w:t>
+            </w:r>
+          </w:p>
+        </w:tc>
+      </w:tr>
+      <w:tr>
+        <w:tc>
+          <w:tcPr>
+            <w:tcW w:w="2405" w:type="dxa"/>
+          </w:tcPr>
+          <w:p>
+            <w:pPr>
+              <w:spacing w:after="0" w:line="360" w:lineRule="auto"/>
+            </w:pPr>
+            <w:r>
+              <w:t>Постусловие</w:t>
+            </w:r>
+          </w:p>
+        </w:tc>
+        <w:tc>
+          <w:tcPr>
+            <w:tcW w:w="6940" w:type="dxa"/>
+            <w:gridSpan w:val="3"/>
+          </w:tcPr>
+          <w:p>
+            <w:pPr>
+              <w:spacing w:after="0" w:line="360" w:lineRule="auto"/>
+            </w:pPr>
+            <w:r>
+              <w:t>Банкомат неактивен, карта не вставлена</w:t>
+            </w:r>
+          </w:p>
+        </w:tc>
+      </w:tr>
+      <w:tr>
+        <w:tc>
+          <w:tcPr>
+            <w:tcW w:w="2405" w:type="dxa"/>
+          </w:tcPr>
+          <w:p>
+            <w:pPr>
+              <w:spacing w:after="0" w:line="360" w:lineRule="auto"/>
+            </w:pPr>
+            <w:r>
+              <w:t>Точка расширения (если есть)</w:t>
+            </w:r>
+          </w:p>
+        </w:tc>
+        <w:tc>
+          <w:tcPr>
+            <w:tcW w:w="6940" w:type="dxa"/>
+            <w:gridSpan w:val="3"/>
+          </w:tcPr>
+          <w:p>
+            <w:pPr>
+              <w:spacing w:after="0" w:line="360" w:lineRule="auto"/>
+            </w:pPr>
+            <w:r>
+              <w:rPr>
+                <w:lang w:val="en-US"/>
+              </w:rPr>
+              <w:t>UC-4</w:t>
+            </w:r>
+          </w:p>
+        </w:tc>
+      </w:tr>
+    </w:tbl>
+    <w:p>
+      <w:pPr>
+        <w:pStyle w:val="paragraph"/>
+        <w:spacing w:before="0" w:beforeAutospacing="0" w:after="0" w:afterAutospacing="0" w:line="360" w:lineRule="auto"/>
+        <w:textAlignment w:val="baseline"/>
+        <w:rPr>
+          <w:rFonts w:ascii="Segoe UI" w:hAnsi="Segoe UI" w:cs="Segoe UI"/>
+          <w:sz w:val="18"/>
+          <w:szCs w:val="18"/>
+        </w:rPr>
+      </w:pPr>
+    </w:p>
+    <w:tbl>
+      <w:tblPr>
+        <w:tblStyle w:val="a3"/>
+        <w:tblW w:w="0" w:type="auto"/>
+        <w:tblLook w:val="04A0" w:firstRow="1" w:lastRow="0" w:firstColumn="1" w:lastColumn="0" w:noHBand="0" w:noVBand="1"/>
+      </w:tblPr>
+      <w:tblGrid>
+        <w:gridCol w:w="2405"/>
+        <w:gridCol w:w="2410"/>
+        <w:gridCol w:w="2268"/>
+        <w:gridCol w:w="2262"/>
+      </w:tblGrid>
+      <w:tr>
+        <w:tc>
+          <w:tcPr>
+            <w:tcW w:w="2405" w:type="dxa"/>
+          </w:tcPr>
+          <w:p>
+            <w:pPr>
+              <w:spacing w:after="0" w:line="360" w:lineRule="auto"/>
+            </w:pPr>
+            <w:r>
+              <w:t>Название прецедента</w:t>
+            </w:r>
+          </w:p>
+        </w:tc>
+        <w:tc>
+          <w:tcPr>
+            <w:tcW w:w="6940" w:type="dxa"/>
+            <w:gridSpan w:val="3"/>
+          </w:tcPr>
+          <w:p>
+            <w:pPr>
+              <w:spacing w:after="0" w:line="360" w:lineRule="auto"/>
+            </w:pPr>
+            <w:r>
+              <w:rPr>
+                <w:lang w:val="en-US"/>
+              </w:rPr>
+              <w:t>UC</w:t>
+            </w:r>
+            <w:r>
+              <w:t>-3</w:t>
+            </w:r>
+            <w:r>
+              <w:t xml:space="preserve"> </w:t>
+            </w:r>
+            <w:r>
+              <w:t>Снять наличные</w:t>
+            </w:r>
+          </w:p>
+        </w:tc>
+      </w:tr>
+      <w:tr>
+        <w:tc>
+          <w:tcPr>
+            <w:tcW w:w="2405" w:type="dxa"/>
+          </w:tcPr>
+          <w:p>
+            <w:pPr>
+              <w:spacing w:after="0" w:line="360" w:lineRule="auto"/>
+            </w:pPr>
+            <w:r>
+              <w:t>Актеры</w:t>
+            </w:r>
+          </w:p>
+        </w:tc>
+        <w:tc>
+          <w:tcPr>
+            <w:tcW w:w="6940" w:type="dxa"/>
+            <w:gridSpan w:val="3"/>
+          </w:tcPr>
+          <w:p>
+            <w:pPr>
+              <w:spacing w:after="0" w:line="360" w:lineRule="auto"/>
+            </w:pPr>
+            <w:r>
+              <w:t>Клиент, Центральный компьютер</w:t>
+            </w:r>
+          </w:p>
+        </w:tc>
+      </w:tr>
+      <w:tr>
+        <w:tc>
+          <w:tcPr>
+            <w:tcW w:w="2405" w:type="dxa"/>
+          </w:tcPr>
+          <w:p>
+            <w:pPr>
+              <w:spacing w:after="0" w:line="360" w:lineRule="auto"/>
+            </w:pPr>
+            <w:r>
+              <w:lastRenderedPageBreak/>
+              <w:t>Краткое описание</w:t>
+            </w:r>
+          </w:p>
+        </w:tc>
+        <w:tc>
+          <w:tcPr>
+            <w:tcW w:w="6940" w:type="dxa"/>
+            <w:gridSpan w:val="3"/>
+          </w:tcPr>
+          <w:p>
+            <w:pPr>
+              <w:spacing w:after="0" w:line="360" w:lineRule="auto"/>
+            </w:pPr>
+            <w:r>
+              <w:t xml:space="preserve">Клиент </w:t>
+            </w:r>
+            <w:r>
+              <w:t>снимает наличные</w:t>
+            </w:r>
+          </w:p>
+        </w:tc>
+      </w:tr>
+      <w:tr>
+        <w:tc>
+          <w:tcPr>
+            <w:tcW w:w="2405" w:type="dxa"/>
+          </w:tcPr>
+          <w:p>
+            <w:pPr>
+              <w:spacing w:after="0" w:line="360" w:lineRule="auto"/>
+            </w:pPr>
+            <w:r>
+              <w:t>Триггер</w:t>
+            </w:r>
+          </w:p>
+        </w:tc>
+        <w:tc>
+          <w:tcPr>
+            <w:tcW w:w="6940" w:type="dxa"/>
+            <w:gridSpan w:val="3"/>
+          </w:tcPr>
+          <w:p>
+            <w:pPr>
+              <w:spacing w:after="0" w:line="360" w:lineRule="auto"/>
+            </w:pPr>
+            <w:r>
+              <w:t xml:space="preserve">Клиент выбирает опцию снять наличные </w:t>
+            </w:r>
+          </w:p>
+        </w:tc>
+      </w:tr>
+      <w:tr>
+        <w:trPr>
+          <w:trHeight w:val="1204"/>
+        </w:trPr>
+        <w:tc>
+          <w:tcPr>
+            <w:tcW w:w="2405" w:type="dxa"/>
+          </w:tcPr>
+          <w:p>
+            <w:pPr>
+              <w:spacing w:after="0" w:line="360" w:lineRule="auto"/>
+            </w:pPr>
+            <w:r>
+              <w:t xml:space="preserve">Предусловие </w:t>
+            </w:r>
+          </w:p>
+        </w:tc>
+        <w:tc>
+          <w:tcPr>
+            <w:tcW w:w="6940" w:type="dxa"/>
+            <w:gridSpan w:val="3"/>
+          </w:tcPr>
+          <w:p>
+            <w:pPr>
+              <w:spacing w:after="0" w:line="360" w:lineRule="auto"/>
+            </w:pPr>
+            <w:r>
+              <w:t>Карта вставлена, банкомат активен, дисплей отображает опции</w:t>
+            </w:r>
+          </w:p>
+        </w:tc>
+      </w:tr>
+      <w:tr>
+        <w:trPr>
+          <w:trHeight w:val="697"/>
+        </w:trPr>
+        <w:tc>
+          <w:tcPr>
+            <w:tcW w:w="2405" w:type="dxa"/>
+            <w:vMerge w:val="restart"/>
+          </w:tcPr>
+          <w:p>
+            <w:pPr>
+              <w:spacing w:after="0" w:line="360" w:lineRule="auto"/>
+            </w:pPr>
+            <w:r>
+              <w:t>Основной поток</w:t>
+            </w:r>
+          </w:p>
+        </w:tc>
+        <w:tc>
+          <w:tcPr>
+            <w:tcW w:w="2410" w:type="dxa"/>
+          </w:tcPr>
+          <w:p>
+            <w:pPr>
+              <w:spacing w:after="0" w:line="360" w:lineRule="auto"/>
+            </w:pPr>
+            <w:r>
+              <w:t>Клиент</w:t>
+            </w:r>
+          </w:p>
+        </w:tc>
+        <w:tc>
+          <w:tcPr>
+            <w:tcW w:w="2268" w:type="dxa"/>
+          </w:tcPr>
+          <w:p>
+            <w:pPr>
+              <w:spacing w:after="0" w:line="360" w:lineRule="auto"/>
+            </w:pPr>
+            <w:r>
+              <w:t>Система</w:t>
+            </w:r>
+          </w:p>
+        </w:tc>
+        <w:tc>
+          <w:tcPr>
+            <w:tcW w:w="2262" w:type="dxa"/>
+          </w:tcPr>
+          <w:p>
+            <w:pPr>
+              <w:spacing w:after="0" w:line="360" w:lineRule="auto"/>
+            </w:pPr>
+            <w:r>
+              <w:t>Центральный компьютер</w:t>
+            </w:r>
+          </w:p>
+        </w:tc>
+      </w:tr>
+      <w:tr>
+        <w:trPr>
+          <w:trHeight w:val="1831"/>
+        </w:trPr>
+        <w:tc>
+          <w:tcPr>
+            <w:tcW w:w="2405" w:type="dxa"/>
+            <w:vMerge/>
+          </w:tcPr>
+          <w:p>
+            <w:pPr>
+              <w:spacing w:after="0" w:line="360" w:lineRule="auto"/>
+            </w:pPr>
+          </w:p>
+        </w:tc>
+        <w:tc>
+          <w:tcPr>
+            <w:tcW w:w="2410" w:type="dxa"/>
+          </w:tcPr>
+          <w:p>
+            <w:pPr>
+              <w:spacing w:after="0" w:line="360" w:lineRule="auto"/>
+            </w:pPr>
+            <w:r>
+              <w:t xml:space="preserve">1. Выбирает опцию </w:t>
+            </w:r>
+            <w:r>
+              <w:t>снять наличные</w:t>
+            </w:r>
+          </w:p>
+          <w:p>
+            <w:pPr>
+              <w:spacing w:after="0" w:line="360" w:lineRule="auto"/>
+            </w:pPr>
+          </w:p>
+          <w:p>
+            <w:pPr>
+              <w:spacing w:after="0" w:line="360" w:lineRule="auto"/>
+            </w:pPr>
+          </w:p>
+          <w:p>
+            <w:pPr>
+              <w:spacing w:after="0" w:line="360" w:lineRule="auto"/>
+            </w:pPr>
+          </w:p>
+          <w:p>
+            <w:pPr>
+              <w:spacing w:after="0" w:line="360" w:lineRule="auto"/>
+            </w:pPr>
+            <w:r>
+              <w:t>3. Выбирает сумму для съёма</w:t>
+            </w:r>
+          </w:p>
+          <w:p>
+            <w:pPr>
+              <w:spacing w:after="0" w:line="360" w:lineRule="auto"/>
+            </w:pPr>
+          </w:p>
+          <w:p>
+            <w:pPr>
+              <w:spacing w:after="0" w:line="360" w:lineRule="auto"/>
+            </w:pPr>
+          </w:p>
+          <w:p>
+            <w:pPr>
+              <w:spacing w:after="0" w:line="360" w:lineRule="auto"/>
+            </w:pPr>
+          </w:p>
+          <w:p>
+            <w:pPr>
+              <w:spacing w:after="0" w:line="360" w:lineRule="auto"/>
+            </w:pPr>
+          </w:p>
+          <w:p>
+            <w:pPr>
+              <w:spacing w:after="0" w:line="360" w:lineRule="auto"/>
+            </w:pPr>
+            <w:r>
+              <w:t>5. Выбирает, нужно ли печатать справку</w:t>
+            </w:r>
+          </w:p>
+          <w:p>
+            <w:pPr>
+              <w:spacing w:after="0" w:line="360" w:lineRule="auto"/>
+            </w:pPr>
+          </w:p>
+          <w:p>
+            <w:pPr>
+              <w:spacing w:after="0" w:line="360" w:lineRule="auto"/>
+            </w:pPr>
+          </w:p>
+          <w:p>
+            <w:pPr>
+              <w:spacing w:after="0" w:line="360" w:lineRule="auto"/>
+            </w:pPr>
+          </w:p>
+          <w:p>
+            <w:pPr>
+              <w:spacing w:after="0" w:line="360" w:lineRule="auto"/>
+            </w:pPr>
+          </w:p>
+          <w:p>
+            <w:pPr>
+              <w:spacing w:after="0" w:line="360" w:lineRule="auto"/>
+            </w:pPr>
+          </w:p>
+          <w:p>
+            <w:pPr>
+              <w:spacing w:after="0" w:line="360" w:lineRule="auto"/>
+            </w:pPr>
+          </w:p>
+          <w:p>
+            <w:pPr>
+              <w:spacing w:after="0" w:line="360" w:lineRule="auto"/>
+            </w:pPr>
+          </w:p>
+          <w:p>
+            <w:pPr>
+              <w:spacing w:after="0" w:line="360" w:lineRule="auto"/>
+            </w:pPr>
+          </w:p>
+          <w:p>
+            <w:pPr>
+              <w:spacing w:after="0" w:line="360" w:lineRule="auto"/>
+            </w:pPr>
+          </w:p>
+          <w:p>
+            <w:pPr>
+              <w:spacing w:after="0" w:line="360" w:lineRule="auto"/>
+            </w:pPr>
+            <w:r>
+              <w:t>11. Забирает карту</w:t>
+            </w:r>
+          </w:p>
+        </w:tc>
+        <w:tc>
+          <w:tcPr>
+            <w:tcW w:w="2268" w:type="dxa"/>
+          </w:tcPr>
+          <w:p>
+            <w:pPr>
+              <w:spacing w:after="0" w:line="360" w:lineRule="auto"/>
+            </w:pPr>
+            <w:r>
+              <w:t xml:space="preserve">2. </w:t>
+            </w:r>
+            <w:r>
+              <w:t>Выводит на дисплей просьбу выбрать сумму денег для съёма</w:t>
+            </w:r>
+          </w:p>
+          <w:p>
+            <w:pPr>
+              <w:spacing w:after="0" w:line="360" w:lineRule="auto"/>
+            </w:pPr>
+          </w:p>
+          <w:p>
+            <w:pPr>
+              <w:spacing w:after="0" w:line="360" w:lineRule="auto"/>
+            </w:pPr>
+          </w:p>
+          <w:p>
+            <w:pPr>
+              <w:spacing w:after="0" w:line="360" w:lineRule="auto"/>
+            </w:pPr>
+          </w:p>
+          <w:p>
+            <w:pPr>
+              <w:spacing w:after="0" w:line="360" w:lineRule="auto"/>
+            </w:pPr>
+            <w:r>
+              <w:t>4. Выводит на дисплей вопрос, нужно ли печатать справку</w:t>
+            </w:r>
+          </w:p>
+          <w:p>
+            <w:pPr>
+              <w:spacing w:after="0" w:line="360" w:lineRule="auto"/>
+            </w:pPr>
+            <w:r>
+              <w:t>6. Посылает запрос на снятие суммы</w:t>
+            </w:r>
+          </w:p>
+          <w:p>
+            <w:pPr>
+              <w:spacing w:after="0" w:line="360" w:lineRule="auto"/>
+            </w:pPr>
+          </w:p>
+          <w:p>
+            <w:pPr>
+              <w:spacing w:after="0" w:line="360" w:lineRule="auto"/>
+            </w:pPr>
+            <w:r>
+              <w:t>8. Проверяет наличие нужной су</w:t>
+            </w:r>
+            <w:r>
+              <w:t>ммы денег в хранилище</w:t>
+            </w:r>
+          </w:p>
+          <w:p>
+            <w:pPr>
+              <w:spacing w:after="0" w:line="360" w:lineRule="auto"/>
+            </w:pPr>
+            <w:r>
+              <w:t>9. Выдаёт деньги в лоток</w:t>
+            </w:r>
+          </w:p>
+          <w:p>
+            <w:pPr>
+              <w:spacing w:after="0" w:line="360" w:lineRule="auto"/>
+            </w:pPr>
+            <w:r>
+              <w:t>10. Выводит сообщение «Выньте карту» на дисплей</w:t>
+            </w:r>
+          </w:p>
+          <w:p>
+            <w:pPr>
+              <w:spacing w:after="0" w:line="360" w:lineRule="auto"/>
+            </w:pPr>
+          </w:p>
+        </w:tc>
+        <w:tc>
+          <w:tcPr>
+            <w:tcW w:w="2262" w:type="dxa"/>
+          </w:tcPr>
+          <w:p>
+            <w:pPr>
+              <w:spacing w:after="0" w:line="360" w:lineRule="auto"/>
+            </w:pPr>
+          </w:p>
+          <w:p>
+            <w:pPr>
+              <w:spacing w:after="0" w:line="360" w:lineRule="auto"/>
+            </w:pPr>
+          </w:p>
+          <w:p>
+            <w:pPr>
+              <w:spacing w:after="0" w:line="360" w:lineRule="auto"/>
+            </w:pPr>
+          </w:p>
+          <w:p>
+            <w:pPr>
+              <w:spacing w:after="0" w:line="360" w:lineRule="auto"/>
+            </w:pPr>
+          </w:p>
+          <w:p>
+            <w:pPr>
+              <w:spacing w:after="0" w:line="360" w:lineRule="auto"/>
+            </w:pPr>
+          </w:p>
+          <w:p>
+            <w:pPr>
+              <w:spacing w:after="0" w:line="360" w:lineRule="auto"/>
+            </w:pPr>
+          </w:p>
+          <w:p>
+            <w:pPr>
+              <w:spacing w:after="0" w:line="360" w:lineRule="auto"/>
+            </w:pPr>
+          </w:p>
+          <w:p>
+            <w:pPr>
+              <w:spacing w:after="0" w:line="360" w:lineRule="auto"/>
+            </w:pPr>
+          </w:p>
+          <w:p>
+            <w:pPr>
+              <w:spacing w:after="0" w:line="360" w:lineRule="auto"/>
+            </w:pPr>
+          </w:p>
+          <w:p>
+            <w:pPr>
+              <w:spacing w:after="0" w:line="360" w:lineRule="auto"/>
+            </w:pPr>
+          </w:p>
+          <w:p>
+            <w:pPr>
+              <w:spacing w:after="0" w:line="360" w:lineRule="auto"/>
+            </w:pPr>
+          </w:p>
+          <w:p>
+            <w:pPr>
+              <w:spacing w:after="0" w:line="360" w:lineRule="auto"/>
+            </w:pPr>
+            <w:r>
+              <w:t>7. Выдаёт разрешение</w:t>
+            </w:r>
+            <w:r>
+              <w:t xml:space="preserve"> на снятие денег</w:t>
+            </w:r>
+          </w:p>
+        </w:tc>
+      </w:tr>
+      <w:tr>
+        <w:tc>
+          <w:tcPr>
+            <w:tcW w:w="2405" w:type="dxa"/>
+          </w:tcPr>
+          <w:p>
+            <w:pPr>
+              <w:spacing w:after="0" w:line="360" w:lineRule="auto"/>
+            </w:pPr>
+            <w:r>
+              <w:t>Альтернативный поток</w:t>
+            </w:r>
+          </w:p>
+        </w:tc>
+        <w:tc>
+          <w:tcPr>
+            <w:tcW w:w="6940" w:type="dxa"/>
+            <w:gridSpan w:val="3"/>
+          </w:tcPr>
+          <w:p>
+            <w:pPr>
+              <w:spacing w:after="0" w:line="360" w:lineRule="auto"/>
+            </w:pPr>
+            <w:r>
+              <w:t>7</w:t>
+            </w:r>
+            <w:r>
+              <w:t>.</w:t>
+            </w:r>
+            <w:r>
+              <w:rPr>
+                <w:lang w:val="en-US"/>
+              </w:rPr>
+              <w:t>A</w:t>
+            </w:r>
+            <w:r>
+              <w:t xml:space="preserve"> </w:t>
+            </w:r>
+            <w:r>
+              <w:t>Центральный компьютер не выдает разрешения</w:t>
+            </w:r>
+          </w:p>
+          <w:p>
+            <w:pPr>
+              <w:spacing w:after="0" w:line="360" w:lineRule="auto"/>
+            </w:pPr>
+            <w:r>
+              <w:t>7</w:t>
+            </w:r>
+            <w:r>
+              <w:t>.</w:t>
+            </w:r>
+            <w:r>
+              <w:rPr>
+                <w:lang w:val="en-US"/>
+              </w:rPr>
+              <w:t>A</w:t>
+            </w:r>
+            <w:r>
+              <w:t xml:space="preserve">.1 </w:t>
+            </w:r>
+            <w:r>
+              <w:t xml:space="preserve">Система выводит на экран сообщение от центрального компьютера </w:t>
+            </w:r>
+          </w:p>
+          <w:p>
+            <w:pPr>
+              <w:spacing w:after="0" w:line="360" w:lineRule="auto"/>
+            </w:pPr>
+            <w:r>
+              <w:t>7</w:t>
+            </w:r>
+            <w:r>
+              <w:t>.</w:t>
+            </w:r>
+            <w:r>
+              <w:rPr>
+                <w:lang w:val="en-US"/>
+              </w:rPr>
+              <w:t>A</w:t>
+            </w:r>
+            <w:r>
+              <w:t>.2</w:t>
+            </w:r>
+            <w:r>
+              <w:t xml:space="preserve"> </w:t>
+            </w:r>
+            <w:r>
+              <w:t xml:space="preserve">Дисплей возвращается на экран показа опции   </w:t>
+            </w:r>
+          </w:p>
+          <w:p>
+            <w:pPr>
+              <w:spacing w:after="0" w:line="360" w:lineRule="auto"/>
+            </w:pPr>
+            <w:r>
+              <w:t>8.</w:t>
+            </w:r>
+            <w:r>
+              <w:rPr>
+                <w:lang w:val="en-US"/>
+              </w:rPr>
+              <w:t>A</w:t>
+            </w:r>
+            <w:r>
+              <w:t xml:space="preserve"> </w:t>
+            </w:r>
+            <w:r>
+              <w:t>В хранилище нет нужной суммы денег</w:t>
+            </w:r>
+          </w:p>
+          <w:p>
+            <w:pPr>
+              <w:spacing w:after="0" w:line="360" w:lineRule="auto"/>
+            </w:pPr>
+            <w:r>
+              <w:t>8.</w:t>
+            </w:r>
+            <w:r>
+              <w:rPr>
+                <w:lang w:val="en-US"/>
+              </w:rPr>
+              <w:t>A</w:t>
+            </w:r>
+            <w:r>
+              <w:t>.1 Система выводит на экран сообщение о нехватке денег</w:t>
+            </w:r>
+          </w:p>
+          <w:p>
+            <w:pPr>
+              <w:spacing w:after="0" w:line="360" w:lineRule="auto"/>
+            </w:pPr>
+            <w:r>
+              <w:lastRenderedPageBreak/>
+              <w:t>8.</w:t>
+            </w:r>
+            <w:r>
+              <w:rPr>
+                <w:lang w:val="en-US"/>
+              </w:rPr>
+              <w:t>A</w:t>
+            </w:r>
+            <w:r>
+              <w:t>.2</w:t>
+            </w:r>
+            <w:r>
+              <w:t xml:space="preserve"> </w:t>
+            </w:r>
+            <w:r>
+              <w:t xml:space="preserve">Дисплей возвращается на экран показа опции   </w:t>
+            </w:r>
+          </w:p>
+        </w:tc>
+      </w:tr>
+      <w:tr>
+        <w:tc>
+          <w:tcPr>
+            <w:tcW w:w="2405" w:type="dxa"/>
           </w:tcPr>
           <w:p>
             <w:pPr>
@@ -1540,7 +2360,7 @@
         </w:tc>
         <w:tc>
           <w:tcPr>
-            <w:tcW w:w="5014" w:type="dxa"/>
+            <w:tcW w:w="6940" w:type="dxa"/>
             <w:gridSpan w:val="3"/>
           </w:tcPr>
           <w:p>
@@ -1548,17 +2368,26 @@
               <w:spacing w:after="0" w:line="360" w:lineRule="auto"/>
             </w:pPr>
             <w:r>
-              <w:t xml:space="preserve">При сбое соединения с центральным компьютером система выводит на дисплей сообщения об ошибке  </w:t>
-            </w:r>
-            <w:bookmarkStart w:id="0" w:name="_GoBack"/>
-            <w:bookmarkEnd w:id="0"/>
-          </w:p>
-        </w:tc>
-      </w:tr>
-      <w:tr>
-        <w:tc>
-          <w:tcPr>
-            <w:tcW w:w="4331" w:type="dxa"/>
+              <w:t>При сбое соединения с центральным компьютером система выводит на дисплей сообщения об ошибке</w:t>
+            </w:r>
+            <w:r>
+              <w:t>.</w:t>
+            </w:r>
+          </w:p>
+          <w:p>
+            <w:pPr>
+              <w:spacing w:after="0" w:line="360" w:lineRule="auto"/>
+            </w:pPr>
+            <w:r>
+              <w:t>При сбое в работе хранилища система выводит на дисплей сообщение об ошибке и предпринимает попытку повтора операции</w:t>
+            </w:r>
+          </w:p>
+        </w:tc>
+      </w:tr>
+      <w:tr>
+        <w:tc>
+          <w:tcPr>
+            <w:tcW w:w="2405" w:type="dxa"/>
           </w:tcPr>
           <w:p>
             <w:pPr>
@@ -1571,7 +2400,7 @@
         </w:tc>
         <w:tc>
           <w:tcPr>
-            <w:tcW w:w="5014" w:type="dxa"/>
+            <w:tcW w:w="6940" w:type="dxa"/>
             <w:gridSpan w:val="3"/>
           </w:tcPr>
           <w:p>
@@ -1579,15 +2408,15 @@
               <w:spacing w:after="0" w:line="360" w:lineRule="auto"/>
             </w:pPr>
             <w:r>
-              <w:t xml:space="preserve">На дисплее отображен остаток по счету клиента </w:t>
-            </w:r>
-          </w:p>
-        </w:tc>
-      </w:tr>
-      <w:tr>
-        <w:tc>
-          <w:tcPr>
-            <w:tcW w:w="4331" w:type="dxa"/>
+              <w:t>Банкомат неактивен, карта не вставлена</w:t>
+            </w:r>
+          </w:p>
+        </w:tc>
+      </w:tr>
+      <w:tr>
+        <w:tc>
+          <w:tcPr>
+            <w:tcW w:w="2405" w:type="dxa"/>
           </w:tcPr>
           <w:p>
             <w:pPr>
@@ -1600,12 +2429,1737 @@
         </w:tc>
         <w:tc>
           <w:tcPr>
-            <w:tcW w:w="5014" w:type="dxa"/>
+            <w:tcW w:w="6940" w:type="dxa"/>
             <w:gridSpan w:val="3"/>
           </w:tcPr>
           <w:p>
             <w:pPr>
               <w:spacing w:after="0" w:line="360" w:lineRule="auto"/>
+            </w:pPr>
+            <w:r>
+              <w:rPr>
+                <w:lang w:val="en-US"/>
+              </w:rPr>
+              <w:t>UC-4</w:t>
+            </w:r>
+          </w:p>
+        </w:tc>
+      </w:tr>
+    </w:tbl>
+    <w:p>
+      <w:pPr>
+        <w:spacing w:after="0" w:line="360" w:lineRule="auto"/>
+      </w:pPr>
+    </w:p>
+    <w:tbl>
+      <w:tblPr>
+        <w:tblStyle w:val="a3"/>
+        <w:tblW w:w="0" w:type="auto"/>
+        <w:tblLook w:val="04A0" w:firstRow="1" w:lastRow="0" w:firstColumn="1" w:lastColumn="0" w:noHBand="0" w:noVBand="1"/>
+      </w:tblPr>
+      <w:tblGrid>
+        <w:gridCol w:w="2405"/>
+        <w:gridCol w:w="3260"/>
+        <w:gridCol w:w="3680"/>
+      </w:tblGrid>
+      <w:tr>
+        <w:tc>
+          <w:tcPr>
+            <w:tcW w:w="2405" w:type="dxa"/>
+          </w:tcPr>
+          <w:p>
+            <w:pPr>
+              <w:spacing w:after="0" w:line="360" w:lineRule="auto"/>
+            </w:pPr>
+            <w:r>
+              <w:t>Название прецедента</w:t>
+            </w:r>
+          </w:p>
+        </w:tc>
+        <w:tc>
+          <w:tcPr>
+            <w:tcW w:w="6940" w:type="dxa"/>
+            <w:gridSpan w:val="2"/>
+          </w:tcPr>
+          <w:p>
+            <w:pPr>
+              <w:spacing w:after="0" w:line="360" w:lineRule="auto"/>
+            </w:pPr>
+            <w:r>
+              <w:rPr>
+                <w:lang w:val="en-US"/>
+              </w:rPr>
+              <w:t>UC</w:t>
+            </w:r>
+            <w:r>
+              <w:t>-</w:t>
+            </w:r>
+            <w:r>
+              <w:t>4</w:t>
+            </w:r>
+            <w:r>
+              <w:t xml:space="preserve"> </w:t>
+            </w:r>
+            <w:r>
+              <w:t xml:space="preserve">Распечатать справку </w:t>
+            </w:r>
+          </w:p>
+        </w:tc>
+      </w:tr>
+      <w:tr>
+        <w:tc>
+          <w:tcPr>
+            <w:tcW w:w="2405" w:type="dxa"/>
+          </w:tcPr>
+          <w:p>
+            <w:pPr>
+              <w:spacing w:after="0" w:line="360" w:lineRule="auto"/>
+            </w:pPr>
+            <w:r>
+              <w:t>Актеры</w:t>
+            </w:r>
+          </w:p>
+        </w:tc>
+        <w:tc>
+          <w:tcPr>
+            <w:tcW w:w="6940" w:type="dxa"/>
+            <w:gridSpan w:val="2"/>
+          </w:tcPr>
+          <w:p>
+            <w:pPr>
+              <w:spacing w:after="0" w:line="360" w:lineRule="auto"/>
+            </w:pPr>
+            <w:r>
+              <w:t>Клиент</w:t>
+            </w:r>
+          </w:p>
+        </w:tc>
+      </w:tr>
+      <w:tr>
+        <w:tc>
+          <w:tcPr>
+            <w:tcW w:w="2405" w:type="dxa"/>
+          </w:tcPr>
+          <w:p>
+            <w:pPr>
+              <w:spacing w:after="0" w:line="360" w:lineRule="auto"/>
+            </w:pPr>
+            <w:r>
+              <w:t>Краткое описание</w:t>
+            </w:r>
+          </w:p>
+        </w:tc>
+        <w:tc>
+          <w:tcPr>
+            <w:tcW w:w="6940" w:type="dxa"/>
+            <w:gridSpan w:val="2"/>
+          </w:tcPr>
+          <w:p>
+            <w:pPr>
+              <w:spacing w:after="0" w:line="360" w:lineRule="auto"/>
+            </w:pPr>
+            <w:r>
+              <w:t xml:space="preserve">Клиент получает справку </w:t>
+            </w:r>
+            <w:r>
+              <w:t>об операции снятия денег или просмотра счёта</w:t>
+            </w:r>
+          </w:p>
+        </w:tc>
+      </w:tr>
+      <w:tr>
+        <w:tc>
+          <w:tcPr>
+            <w:tcW w:w="2405" w:type="dxa"/>
+          </w:tcPr>
+          <w:p>
+            <w:pPr>
+              <w:spacing w:after="0" w:line="360" w:lineRule="auto"/>
+            </w:pPr>
+            <w:r>
+              <w:t>Триггер</w:t>
+            </w:r>
+          </w:p>
+        </w:tc>
+        <w:tc>
+          <w:tcPr>
+            <w:tcW w:w="6940" w:type="dxa"/>
+            <w:gridSpan w:val="2"/>
+          </w:tcPr>
+          <w:p>
+            <w:pPr>
+              <w:spacing w:after="0" w:line="360" w:lineRule="auto"/>
+            </w:pPr>
+            <w:r>
+              <w:t>Клиент запрашивает печать справки в</w:t>
+            </w:r>
+            <w:r>
+              <w:t xml:space="preserve"> процессе съёма денег</w:t>
+            </w:r>
+            <w:r>
+              <w:t xml:space="preserve"> или просмотра счёта</w:t>
+            </w:r>
+          </w:p>
+        </w:tc>
+      </w:tr>
+      <w:tr>
+        <w:tc>
+          <w:tcPr>
+            <w:tcW w:w="2405" w:type="dxa"/>
+          </w:tcPr>
+          <w:p>
+            <w:pPr>
+              <w:spacing w:after="0" w:line="360" w:lineRule="auto"/>
+            </w:pPr>
+            <w:r>
+              <w:t xml:space="preserve">Предусловие </w:t>
+            </w:r>
+          </w:p>
+        </w:tc>
+        <w:tc>
+          <w:tcPr>
+            <w:tcW w:w="6940" w:type="dxa"/>
+            <w:gridSpan w:val="2"/>
+          </w:tcPr>
+          <w:p>
+            <w:pPr>
+              <w:spacing w:after="0" w:line="360" w:lineRule="auto"/>
+            </w:pPr>
+            <w:r>
+              <w:t xml:space="preserve">Клиент выбрал </w:t>
+            </w:r>
+            <w:r>
+              <w:t>опцию печати справки</w:t>
+            </w:r>
+          </w:p>
+        </w:tc>
+      </w:tr>
+      <w:tr>
+        <w:tc>
+          <w:tcPr>
+            <w:tcW w:w="2405" w:type="dxa"/>
+            <w:vMerge w:val="restart"/>
+          </w:tcPr>
+          <w:p>
+            <w:pPr>
+              <w:spacing w:after="0" w:line="360" w:lineRule="auto"/>
+            </w:pPr>
+            <w:r>
+              <w:t>Основной поток</w:t>
+            </w:r>
+          </w:p>
+        </w:tc>
+        <w:tc>
+          <w:tcPr>
+            <w:tcW w:w="3260" w:type="dxa"/>
+          </w:tcPr>
+          <w:p>
+            <w:pPr>
+              <w:spacing w:after="0" w:line="360" w:lineRule="auto"/>
+            </w:pPr>
+            <w:r>
+              <w:t>Клиент</w:t>
+            </w:r>
+          </w:p>
+        </w:tc>
+        <w:tc>
+          <w:tcPr>
+            <w:tcW w:w="3680" w:type="dxa"/>
+          </w:tcPr>
+          <w:p>
+            <w:pPr>
+              <w:spacing w:after="0" w:line="360" w:lineRule="auto"/>
+            </w:pPr>
+            <w:r>
+              <w:t>Система</w:t>
+            </w:r>
+          </w:p>
+        </w:tc>
+      </w:tr>
+      <w:tr>
+        <w:tc>
+          <w:tcPr>
+            <w:tcW w:w="2405" w:type="dxa"/>
+            <w:vMerge/>
+          </w:tcPr>
+          <w:p>
+            <w:pPr>
+              <w:spacing w:after="0" w:line="360" w:lineRule="auto"/>
+            </w:pPr>
+          </w:p>
+        </w:tc>
+        <w:tc>
+          <w:tcPr>
+            <w:tcW w:w="3260" w:type="dxa"/>
+          </w:tcPr>
+          <w:p>
+            <w:pPr>
+              <w:spacing w:after="0" w:line="360" w:lineRule="auto"/>
+            </w:pPr>
+            <w:r>
+              <w:t xml:space="preserve">1. </w:t>
+            </w:r>
+            <w:r>
+              <w:t>Запрашивает справку</w:t>
+            </w:r>
+          </w:p>
+        </w:tc>
+        <w:tc>
+          <w:tcPr>
+            <w:tcW w:w="3680" w:type="dxa"/>
+          </w:tcPr>
+          <w:p>
+            <w:pPr>
+              <w:spacing w:after="0" w:line="360" w:lineRule="auto"/>
+            </w:pPr>
+            <w:r>
+              <w:t xml:space="preserve">2. </w:t>
+            </w:r>
+            <w:r>
+              <w:t>Печатает справку</w:t>
+            </w:r>
+          </w:p>
+        </w:tc>
+      </w:tr>
+      <w:tr>
+        <w:tc>
+          <w:tcPr>
+            <w:tcW w:w="2405" w:type="dxa"/>
+          </w:tcPr>
+          <w:p>
+            <w:pPr>
+              <w:spacing w:after="0" w:line="360" w:lineRule="auto"/>
+            </w:pPr>
+            <w:r>
+              <w:t>Альтернативный поток</w:t>
+            </w:r>
+          </w:p>
+        </w:tc>
+        <w:tc>
+          <w:tcPr>
+            <w:tcW w:w="6940" w:type="dxa"/>
+            <w:gridSpan w:val="2"/>
+          </w:tcPr>
+          <w:p>
+            <w:pPr>
+              <w:spacing w:after="0" w:line="360" w:lineRule="auto"/>
+            </w:pPr>
+            <w:r>
+              <w:t xml:space="preserve"> </w:t>
+            </w:r>
+          </w:p>
+        </w:tc>
+      </w:tr>
+      <w:tr>
+        <w:tc>
+          <w:tcPr>
+            <w:tcW w:w="2405" w:type="dxa"/>
+          </w:tcPr>
+          <w:p>
+            <w:pPr>
+              <w:spacing w:after="0" w:line="360" w:lineRule="auto"/>
+            </w:pPr>
+            <w:r>
+              <w:t>Исключения</w:t>
+            </w:r>
+          </w:p>
+        </w:tc>
+        <w:tc>
+          <w:tcPr>
+            <w:tcW w:w="6940" w:type="dxa"/>
+            <w:gridSpan w:val="2"/>
+          </w:tcPr>
+          <w:p>
+            <w:pPr>
+              <w:spacing w:after="0" w:line="360" w:lineRule="auto"/>
+            </w:pPr>
+            <w:r>
+              <w:t>При неисправности при</w:t>
+            </w:r>
+            <w:r>
+              <w:t>нтера</w:t>
+            </w:r>
+            <w:r>
+              <w:t xml:space="preserve"> система выводит сигнал ошибки на дисплей</w:t>
+            </w:r>
+          </w:p>
+        </w:tc>
+      </w:tr>
+      <w:tr>
+        <w:tc>
+          <w:tcPr>
+            <w:tcW w:w="2405" w:type="dxa"/>
+          </w:tcPr>
+          <w:p>
+            <w:pPr>
+              <w:spacing w:after="0" w:line="360" w:lineRule="auto"/>
+            </w:pPr>
+            <w:r>
+              <w:t>Постусловие</w:t>
+            </w:r>
+          </w:p>
+        </w:tc>
+        <w:tc>
+          <w:tcPr>
+            <w:tcW w:w="6940" w:type="dxa"/>
+            <w:gridSpan w:val="2"/>
+          </w:tcPr>
+          <w:p>
+            <w:pPr>
+              <w:spacing w:after="0" w:line="360" w:lineRule="auto"/>
+            </w:pPr>
+            <w:r>
+              <w:t>Банкомат неактивен, карта не вставлена</w:t>
+            </w:r>
+          </w:p>
+        </w:tc>
+      </w:tr>
+      <w:tr>
+        <w:tc>
+          <w:tcPr>
+            <w:tcW w:w="2405" w:type="dxa"/>
+          </w:tcPr>
+          <w:p>
+            <w:pPr>
+              <w:spacing w:after="0" w:line="360" w:lineRule="auto"/>
+            </w:pPr>
+            <w:r>
+              <w:t>Точка расширения (если есть)</w:t>
+            </w:r>
+          </w:p>
+        </w:tc>
+        <w:tc>
+          <w:tcPr>
+            <w:tcW w:w="6940" w:type="dxa"/>
+            <w:gridSpan w:val="2"/>
+          </w:tcPr>
+          <w:p>
+            <w:pPr>
+              <w:spacing w:after="0" w:line="360" w:lineRule="auto"/>
+              <w:rPr>
+                <w:lang w:val="en-US"/>
+              </w:rPr>
+            </w:pPr>
+            <w:r>
+              <w:t>нет</w:t>
+            </w:r>
+          </w:p>
+        </w:tc>
+      </w:tr>
+    </w:tbl>
+    <w:p>
+      <w:pPr>
+        <w:pStyle w:val="paragraph"/>
+        <w:spacing w:before="0" w:beforeAutospacing="0" w:after="0" w:afterAutospacing="0" w:line="360" w:lineRule="auto"/>
+        <w:ind w:firstLine="708"/>
+        <w:textAlignment w:val="baseline"/>
+        <w:rPr>
+          <w:rFonts w:ascii="Segoe UI" w:hAnsi="Segoe UI" w:cs="Segoe UI"/>
+          <w:sz w:val="18"/>
+          <w:szCs w:val="18"/>
+        </w:rPr>
+      </w:pPr>
+      <w:r>
+        <w:rPr>
+          <w:rStyle w:val="normaltextrun"/>
+        </w:rPr>
+        <w:t xml:space="preserve">В специальном отделении банкомата, закрываемом замком, есть «секретная кнопка», которая используется </w:t>
+      </w:r>
+      <w:r>
+        <w:rPr>
+          <w:rStyle w:val="normaltextrun"/>
+          <w:u w:val="single"/>
+        </w:rPr>
+        <w:t>обслуживающим персоналом</w:t>
+      </w:r>
+      <w:r>
+        <w:rPr>
+          <w:rStyle w:val="normaltextrun"/>
+        </w:rPr>
+        <w:t xml:space="preserve"> для </w:t>
+      </w:r>
+      <w:r>
+        <w:rPr>
+          <w:rStyle w:val="normaltextrun"/>
+          <w:i/>
+        </w:rPr>
+        <w:t>загрузки денег</w:t>
+      </w:r>
+      <w:r>
+        <w:rPr>
+          <w:rStyle w:val="normaltextrun"/>
+        </w:rPr>
+        <w:t xml:space="preserve">. При нажатии на эту кнопку открывается доступ к хранилищу денег и </w:t>
+      </w:r>
+      <w:r>
+        <w:rPr>
+          <w:rStyle w:val="normaltextrun"/>
+          <w:i/>
+        </w:rPr>
+        <w:t>конфискованным кредитным картам.</w:t>
+      </w:r>
+      <w:r>
+        <w:rPr>
+          <w:rStyle w:val="eop"/>
+          <w:i/>
+        </w:rPr>
+        <w:t> </w:t>
+      </w:r>
+    </w:p>
+    <w:p>
+      <w:pPr>
+        <w:spacing w:after="0" w:line="360" w:lineRule="auto"/>
+      </w:pPr>
+    </w:p>
+    <w:tbl>
+      <w:tblPr>
+        <w:tblStyle w:val="a3"/>
+        <w:tblW w:w="0" w:type="auto"/>
+        <w:tblLook w:val="04A0" w:firstRow="1" w:lastRow="0" w:firstColumn="1" w:lastColumn="0" w:noHBand="0" w:noVBand="1"/>
+      </w:tblPr>
+      <w:tblGrid>
+        <w:gridCol w:w="2405"/>
+        <w:gridCol w:w="3260"/>
+        <w:gridCol w:w="3680"/>
+      </w:tblGrid>
+      <w:tr>
+        <w:tc>
+          <w:tcPr>
+            <w:tcW w:w="2405" w:type="dxa"/>
+          </w:tcPr>
+          <w:p>
+            <w:pPr>
+              <w:spacing w:after="0" w:line="360" w:lineRule="auto"/>
+            </w:pPr>
+            <w:r>
+              <w:t>Название прецедента</w:t>
+            </w:r>
+          </w:p>
+        </w:tc>
+        <w:tc>
+          <w:tcPr>
+            <w:tcW w:w="6940" w:type="dxa"/>
+            <w:gridSpan w:val="2"/>
+          </w:tcPr>
+          <w:p>
+            <w:pPr>
+              <w:spacing w:after="0" w:line="360" w:lineRule="auto"/>
+            </w:pPr>
+            <w:r>
+              <w:rPr>
+                <w:lang w:val="en-US"/>
+              </w:rPr>
+              <w:t>UC</w:t>
+            </w:r>
+            <w:r>
+              <w:t>-</w:t>
+            </w:r>
+            <w:r>
+              <w:t>5</w:t>
+            </w:r>
+            <w:r>
+              <w:t xml:space="preserve"> </w:t>
+            </w:r>
+            <w:r>
+              <w:t>Разблокировать хранилище денег и конфискованных кредитных карт</w:t>
+            </w:r>
+          </w:p>
+        </w:tc>
+      </w:tr>
+      <w:tr>
+        <w:tc>
+          <w:tcPr>
+            <w:tcW w:w="2405" w:type="dxa"/>
+          </w:tcPr>
+          <w:p>
+            <w:pPr>
+              <w:spacing w:after="0" w:line="360" w:lineRule="auto"/>
+            </w:pPr>
+            <w:r>
+              <w:t>Актеры</w:t>
+            </w:r>
+          </w:p>
+        </w:tc>
+        <w:tc>
+          <w:tcPr>
+            <w:tcW w:w="6940" w:type="dxa"/>
+            <w:gridSpan w:val="2"/>
+          </w:tcPr>
+          <w:p>
+            <w:pPr>
+              <w:spacing w:after="0" w:line="360" w:lineRule="auto"/>
+            </w:pPr>
+            <w:r>
+              <w:t>Обслуживающий персонал</w:t>
+            </w:r>
+          </w:p>
+        </w:tc>
+      </w:tr>
+      <w:tr>
+        <w:tc>
+          <w:tcPr>
+            <w:tcW w:w="2405" w:type="dxa"/>
+          </w:tcPr>
+          <w:p>
+            <w:pPr>
+              <w:spacing w:after="0" w:line="360" w:lineRule="auto"/>
+            </w:pPr>
+            <w:r>
+              <w:t>Краткое описание</w:t>
+            </w:r>
+          </w:p>
+        </w:tc>
+        <w:tc>
+          <w:tcPr>
+            <w:tcW w:w="6940" w:type="dxa"/>
+            <w:gridSpan w:val="2"/>
+          </w:tcPr>
+          <w:p>
+            <w:pPr>
+              <w:spacing w:after="0" w:line="360" w:lineRule="auto"/>
+            </w:pPr>
+            <w:r>
+              <w:t xml:space="preserve">Обслуживающий персонал получает доступ к </w:t>
+            </w:r>
+            <w:r>
+              <w:t>хранилищ</w:t>
+            </w:r>
+            <w:r>
+              <w:t>у</w:t>
+            </w:r>
+            <w:r>
+              <w:t xml:space="preserve"> денег и конфискованных кредитных карт</w:t>
+            </w:r>
+          </w:p>
+        </w:tc>
+      </w:tr>
+      <w:tr>
+        <w:tc>
+          <w:tcPr>
+            <w:tcW w:w="2405" w:type="dxa"/>
+          </w:tcPr>
+          <w:p>
+            <w:pPr>
+              <w:spacing w:after="0" w:line="360" w:lineRule="auto"/>
+            </w:pPr>
+            <w:r>
+              <w:t>Триггер</w:t>
+            </w:r>
+          </w:p>
+        </w:tc>
+        <w:tc>
+          <w:tcPr>
+            <w:tcW w:w="6940" w:type="dxa"/>
+            <w:gridSpan w:val="2"/>
+          </w:tcPr>
+          <w:p>
+            <w:pPr>
+              <w:spacing w:after="0" w:line="360" w:lineRule="auto"/>
+            </w:pPr>
+            <w:r>
+              <w:t>Обслуживающий персонал нажимает на «Секретную кнопку»</w:t>
+            </w:r>
+          </w:p>
+        </w:tc>
+      </w:tr>
+      <w:tr>
+        <w:tc>
+          <w:tcPr>
+            <w:tcW w:w="2405" w:type="dxa"/>
+          </w:tcPr>
+          <w:p>
+            <w:pPr>
+              <w:spacing w:after="0" w:line="360" w:lineRule="auto"/>
+            </w:pPr>
+            <w:r>
+              <w:lastRenderedPageBreak/>
+              <w:t xml:space="preserve">Предусловие </w:t>
+            </w:r>
+          </w:p>
+        </w:tc>
+        <w:tc>
+          <w:tcPr>
+            <w:tcW w:w="6940" w:type="dxa"/>
+            <w:gridSpan w:val="2"/>
+          </w:tcPr>
+          <w:p>
+            <w:pPr>
+              <w:spacing w:after="0" w:line="360" w:lineRule="auto"/>
+            </w:pPr>
+            <w:r>
+              <w:t>Банкомат неактивен, карта не вставлена</w:t>
+            </w:r>
+          </w:p>
+        </w:tc>
+      </w:tr>
+      <w:tr>
+        <w:tc>
+          <w:tcPr>
+            <w:tcW w:w="2405" w:type="dxa"/>
+            <w:vMerge w:val="restart"/>
+          </w:tcPr>
+          <w:p>
+            <w:pPr>
+              <w:spacing w:after="0" w:line="360" w:lineRule="auto"/>
+            </w:pPr>
+            <w:r>
+              <w:t>Основной поток</w:t>
+            </w:r>
+          </w:p>
+        </w:tc>
+        <w:tc>
+          <w:tcPr>
+            <w:tcW w:w="3260" w:type="dxa"/>
+          </w:tcPr>
+          <w:p>
+            <w:pPr>
+              <w:spacing w:after="0" w:line="360" w:lineRule="auto"/>
+            </w:pPr>
+            <w:r>
+              <w:t>Обслуживающий персонал</w:t>
+            </w:r>
+          </w:p>
+        </w:tc>
+        <w:tc>
+          <w:tcPr>
+            <w:tcW w:w="3680" w:type="dxa"/>
+          </w:tcPr>
+          <w:p>
+            <w:pPr>
+              <w:spacing w:after="0" w:line="360" w:lineRule="auto"/>
+            </w:pPr>
+            <w:r>
+              <w:t>Система</w:t>
+            </w:r>
+          </w:p>
+        </w:tc>
+      </w:tr>
+      <w:tr>
+        <w:tc>
+          <w:tcPr>
+            <w:tcW w:w="2405" w:type="dxa"/>
+            <w:vMerge/>
+          </w:tcPr>
+          <w:p>
+            <w:pPr>
+              <w:spacing w:after="0" w:line="360" w:lineRule="auto"/>
+            </w:pPr>
+          </w:p>
+        </w:tc>
+        <w:tc>
+          <w:tcPr>
+            <w:tcW w:w="3260" w:type="dxa"/>
+          </w:tcPr>
+          <w:p>
+            <w:pPr>
+              <w:spacing w:after="0" w:line="360" w:lineRule="auto"/>
+            </w:pPr>
+            <w:r>
+              <w:t xml:space="preserve">1. </w:t>
+            </w:r>
+            <w:r>
+              <w:t>Нажимает на «Секретную кнопку»</w:t>
+            </w:r>
+          </w:p>
+        </w:tc>
+        <w:tc>
+          <w:tcPr>
+            <w:tcW w:w="3680" w:type="dxa"/>
+          </w:tcPr>
+          <w:p>
+            <w:pPr>
+              <w:spacing w:after="0" w:line="360" w:lineRule="auto"/>
+            </w:pPr>
+            <w:r>
+              <w:t xml:space="preserve">2. </w:t>
+            </w:r>
+            <w:r>
+              <w:t>Открывает хранилище денег</w:t>
+            </w:r>
+          </w:p>
+          <w:p>
+            <w:pPr>
+              <w:spacing w:after="0" w:line="360" w:lineRule="auto"/>
+            </w:pPr>
+            <w:r>
+              <w:t xml:space="preserve">3. Открывает хранилище </w:t>
+            </w:r>
+            <w:r>
+              <w:t>конфискованных кредитных карт</w:t>
+            </w:r>
+          </w:p>
+        </w:tc>
+      </w:tr>
+      <w:tr>
+        <w:tc>
+          <w:tcPr>
+            <w:tcW w:w="2405" w:type="dxa"/>
+          </w:tcPr>
+          <w:p>
+            <w:pPr>
+              <w:spacing w:after="0" w:line="360" w:lineRule="auto"/>
+            </w:pPr>
+            <w:r>
+              <w:t>Альтернативный поток</w:t>
+            </w:r>
+          </w:p>
+        </w:tc>
+        <w:tc>
+          <w:tcPr>
+            <w:tcW w:w="6940" w:type="dxa"/>
+            <w:gridSpan w:val="2"/>
+          </w:tcPr>
+          <w:p>
+            <w:pPr>
+              <w:spacing w:after="0" w:line="360" w:lineRule="auto"/>
+            </w:pPr>
+            <w:r>
+              <w:t xml:space="preserve"> </w:t>
+            </w:r>
+          </w:p>
+        </w:tc>
+      </w:tr>
+      <w:tr>
+        <w:tc>
+          <w:tcPr>
+            <w:tcW w:w="2405" w:type="dxa"/>
+          </w:tcPr>
+          <w:p>
+            <w:pPr>
+              <w:spacing w:after="0" w:line="360" w:lineRule="auto"/>
+            </w:pPr>
+            <w:r>
+              <w:t>Исключения</w:t>
+            </w:r>
+          </w:p>
+        </w:tc>
+        <w:tc>
+          <w:tcPr>
+            <w:tcW w:w="6940" w:type="dxa"/>
+            <w:gridSpan w:val="2"/>
+          </w:tcPr>
+          <w:p>
+            <w:pPr>
+              <w:spacing w:after="0" w:line="360" w:lineRule="auto"/>
+            </w:pPr>
+            <w:r>
+              <w:t xml:space="preserve">При неисправности </w:t>
+            </w:r>
+            <w:r>
+              <w:t>кнопки или хранилищ</w:t>
+            </w:r>
+            <w:r>
+              <w:t xml:space="preserve"> система выводит сигнал ошибки на дисплей</w:t>
+            </w:r>
+          </w:p>
+        </w:tc>
+      </w:tr>
+      <w:tr>
+        <w:tc>
+          <w:tcPr>
+            <w:tcW w:w="2405" w:type="dxa"/>
+          </w:tcPr>
+          <w:p>
+            <w:pPr>
+              <w:spacing w:after="0" w:line="360" w:lineRule="auto"/>
+            </w:pPr>
+            <w:r>
+              <w:t>Постусловие</w:t>
+            </w:r>
+          </w:p>
+        </w:tc>
+        <w:tc>
+          <w:tcPr>
+            <w:tcW w:w="6940" w:type="dxa"/>
+            <w:gridSpan w:val="2"/>
+          </w:tcPr>
+          <w:p>
+            <w:pPr>
+              <w:spacing w:after="0" w:line="360" w:lineRule="auto"/>
+            </w:pPr>
+            <w:r>
+              <w:t>Открыты хранилища денег и конфискованных карт</w:t>
+            </w:r>
+          </w:p>
+        </w:tc>
+      </w:tr>
+      <w:tr>
+        <w:tc>
+          <w:tcPr>
+            <w:tcW w:w="2405" w:type="dxa"/>
+          </w:tcPr>
+          <w:p>
+            <w:pPr>
+              <w:spacing w:after="0" w:line="360" w:lineRule="auto"/>
+            </w:pPr>
+            <w:r>
+              <w:t>Точка расширения (если есть)</w:t>
+            </w:r>
+          </w:p>
+        </w:tc>
+        <w:tc>
+          <w:tcPr>
+            <w:tcW w:w="6940" w:type="dxa"/>
+            <w:gridSpan w:val="2"/>
+          </w:tcPr>
+          <w:p>
+            <w:pPr>
+              <w:spacing w:after="0" w:line="360" w:lineRule="auto"/>
+              <w:rPr>
+                <w:lang w:val="en-US"/>
+              </w:rPr>
+            </w:pPr>
+            <w:r>
+              <w:t>нет</w:t>
+            </w:r>
+          </w:p>
+        </w:tc>
+      </w:tr>
+    </w:tbl>
+    <w:p>
+      <w:pPr>
+        <w:spacing w:after="0" w:line="360" w:lineRule="auto"/>
+      </w:pPr>
+    </w:p>
+    <w:tbl>
+      <w:tblPr>
+        <w:tblStyle w:val="a3"/>
+        <w:tblW w:w="0" w:type="auto"/>
+        <w:tblLook w:val="04A0" w:firstRow="1" w:lastRow="0" w:firstColumn="1" w:lastColumn="0" w:noHBand="0" w:noVBand="1"/>
+      </w:tblPr>
+      <w:tblGrid>
+        <w:gridCol w:w="2405"/>
+        <w:gridCol w:w="3260"/>
+        <w:gridCol w:w="3680"/>
+      </w:tblGrid>
+      <w:tr>
+        <w:tc>
+          <w:tcPr>
+            <w:tcW w:w="2405" w:type="dxa"/>
+          </w:tcPr>
+          <w:p>
+            <w:pPr>
+              <w:spacing w:after="0" w:line="360" w:lineRule="auto"/>
+            </w:pPr>
+            <w:r>
+              <w:t>Название прецедента</w:t>
+            </w:r>
+          </w:p>
+        </w:tc>
+        <w:tc>
+          <w:tcPr>
+            <w:tcW w:w="6940" w:type="dxa"/>
+            <w:gridSpan w:val="2"/>
+          </w:tcPr>
+          <w:p>
+            <w:pPr>
+              <w:spacing w:after="0" w:line="360" w:lineRule="auto"/>
+            </w:pPr>
+            <w:r>
+              <w:rPr>
+                <w:lang w:val="en-US"/>
+              </w:rPr>
+              <w:t>UC</w:t>
+            </w:r>
+            <w:r>
+              <w:t>-</w:t>
+            </w:r>
+            <w:r>
+              <w:t>6</w:t>
+            </w:r>
+            <w:r>
+              <w:t xml:space="preserve"> </w:t>
+            </w:r>
+            <w:r>
+              <w:t>Загрузить деньги</w:t>
+            </w:r>
+          </w:p>
+        </w:tc>
+      </w:tr>
+      <w:tr>
+        <w:tc>
+          <w:tcPr>
+            <w:tcW w:w="2405" w:type="dxa"/>
+          </w:tcPr>
+          <w:p>
+            <w:pPr>
+              <w:spacing w:after="0" w:line="360" w:lineRule="auto"/>
+            </w:pPr>
+            <w:r>
+              <w:t>Актеры</w:t>
+            </w:r>
+          </w:p>
+        </w:tc>
+        <w:tc>
+          <w:tcPr>
+            <w:tcW w:w="6940" w:type="dxa"/>
+            <w:gridSpan w:val="2"/>
+          </w:tcPr>
+          <w:p>
+            <w:pPr>
+              <w:spacing w:after="0" w:line="360" w:lineRule="auto"/>
+            </w:pPr>
+            <w:r>
+              <w:t>Обслуживающий персонал</w:t>
+            </w:r>
+          </w:p>
+        </w:tc>
+      </w:tr>
+      <w:tr>
+        <w:tc>
+          <w:tcPr>
+            <w:tcW w:w="2405" w:type="dxa"/>
+          </w:tcPr>
+          <w:p>
+            <w:pPr>
+              <w:spacing w:after="0" w:line="360" w:lineRule="auto"/>
+            </w:pPr>
+            <w:r>
+              <w:t>Краткое описание</w:t>
+            </w:r>
+          </w:p>
+        </w:tc>
+        <w:tc>
+          <w:tcPr>
+            <w:tcW w:w="6940" w:type="dxa"/>
+            <w:gridSpan w:val="2"/>
+          </w:tcPr>
+          <w:p>
+            <w:pPr>
+              <w:spacing w:after="0" w:line="360" w:lineRule="auto"/>
+            </w:pPr>
+            <w:r>
+              <w:t>Обслуживающий персонал загружает деньги в хранилище</w:t>
+            </w:r>
+          </w:p>
+        </w:tc>
+      </w:tr>
+      <w:tr>
+        <w:tc>
+          <w:tcPr>
+            <w:tcW w:w="2405" w:type="dxa"/>
+          </w:tcPr>
+          <w:p>
+            <w:pPr>
+              <w:spacing w:after="0" w:line="360" w:lineRule="auto"/>
+            </w:pPr>
+            <w:r>
+              <w:t>Триггер</w:t>
+            </w:r>
+          </w:p>
+        </w:tc>
+        <w:tc>
+          <w:tcPr>
+            <w:tcW w:w="6940" w:type="dxa"/>
+            <w:gridSpan w:val="2"/>
+          </w:tcPr>
+          <w:p>
+            <w:pPr>
+              <w:spacing w:after="0" w:line="360" w:lineRule="auto"/>
+            </w:pPr>
+            <w:r>
+              <w:t>Открывается</w:t>
+            </w:r>
+            <w:r>
+              <w:t xml:space="preserve"> хранилище денег</w:t>
+            </w:r>
+          </w:p>
+        </w:tc>
+      </w:tr>
+      <w:tr>
+        <w:tc>
+          <w:tcPr>
+            <w:tcW w:w="2405" w:type="dxa"/>
+          </w:tcPr>
+          <w:p>
+            <w:pPr>
+              <w:spacing w:after="0" w:line="360" w:lineRule="auto"/>
+            </w:pPr>
+            <w:r>
+              <w:t xml:space="preserve">Предусловие </w:t>
+            </w:r>
+          </w:p>
+        </w:tc>
+        <w:tc>
+          <w:tcPr>
+            <w:tcW w:w="6940" w:type="dxa"/>
+            <w:gridSpan w:val="2"/>
+          </w:tcPr>
+          <w:p>
+            <w:pPr>
+              <w:spacing w:after="0" w:line="360" w:lineRule="auto"/>
+            </w:pPr>
+            <w:r>
+              <w:t>Открыты хранилища денег и конфискованных карт</w:t>
+            </w:r>
+          </w:p>
+        </w:tc>
+      </w:tr>
+      <w:tr>
+        <w:tc>
+          <w:tcPr>
+            <w:tcW w:w="2405" w:type="dxa"/>
+            <w:vMerge w:val="restart"/>
+          </w:tcPr>
+          <w:p>
+            <w:pPr>
+              <w:spacing w:after="0" w:line="360" w:lineRule="auto"/>
+            </w:pPr>
+            <w:r>
+              <w:t>Основной поток</w:t>
+            </w:r>
+          </w:p>
+        </w:tc>
+        <w:tc>
+          <w:tcPr>
+            <w:tcW w:w="3260" w:type="dxa"/>
+          </w:tcPr>
+          <w:p>
+            <w:pPr>
+              <w:spacing w:after="0" w:line="360" w:lineRule="auto"/>
+            </w:pPr>
+            <w:r>
+              <w:t>Обслуживающий персонал</w:t>
+            </w:r>
+          </w:p>
+        </w:tc>
+        <w:tc>
+          <w:tcPr>
+            <w:tcW w:w="3680" w:type="dxa"/>
+          </w:tcPr>
+          <w:p>
+            <w:pPr>
+              <w:spacing w:after="0" w:line="360" w:lineRule="auto"/>
+            </w:pPr>
+            <w:r>
+              <w:t>Система</w:t>
+            </w:r>
+          </w:p>
+        </w:tc>
+      </w:tr>
+      <w:tr>
+        <w:tc>
+          <w:tcPr>
+            <w:tcW w:w="2405" w:type="dxa"/>
+            <w:vMerge/>
+          </w:tcPr>
+          <w:p>
+            <w:pPr>
+              <w:spacing w:after="0" w:line="360" w:lineRule="auto"/>
+            </w:pPr>
+          </w:p>
+        </w:tc>
+        <w:tc>
+          <w:tcPr>
+            <w:tcW w:w="3260" w:type="dxa"/>
+          </w:tcPr>
+          <w:p>
+            <w:pPr>
+              <w:spacing w:after="0" w:line="360" w:lineRule="auto"/>
+            </w:pPr>
+            <w:r>
+              <w:t>1. Помещает деньги в хранилище денег</w:t>
+            </w:r>
+          </w:p>
+          <w:p>
+            <w:r>
+              <w:t>2. Закрывает хранилище денег</w:t>
+            </w:r>
+          </w:p>
+        </w:tc>
+        <w:tc>
+          <w:tcPr>
+            <w:tcW w:w="3680" w:type="dxa"/>
+          </w:tcPr>
+          <w:p>
+            <w:pPr>
+              <w:spacing w:after="0" w:line="360" w:lineRule="auto"/>
+            </w:pPr>
+          </w:p>
+          <w:p>
+            <w:pPr>
+              <w:spacing w:after="0" w:line="360" w:lineRule="auto"/>
+            </w:pPr>
+          </w:p>
+          <w:p>
+            <w:pPr>
+              <w:spacing w:after="0" w:line="360" w:lineRule="auto"/>
+            </w:pPr>
+          </w:p>
+          <w:p>
+            <w:pPr>
+              <w:spacing w:after="0" w:line="360" w:lineRule="auto"/>
+            </w:pPr>
+            <w:r>
+              <w:t>3. Блокирует хранилище денег</w:t>
+            </w:r>
+          </w:p>
+        </w:tc>
+      </w:tr>
+      <w:tr>
+        <w:tc>
+          <w:tcPr>
+            <w:tcW w:w="2405" w:type="dxa"/>
+          </w:tcPr>
+          <w:p>
+            <w:pPr>
+              <w:spacing w:after="0" w:line="360" w:lineRule="auto"/>
+            </w:pPr>
+            <w:r>
+              <w:t>Альтернативный поток</w:t>
+            </w:r>
+          </w:p>
+        </w:tc>
+        <w:tc>
+          <w:tcPr>
+            <w:tcW w:w="6940" w:type="dxa"/>
+            <w:gridSpan w:val="2"/>
+          </w:tcPr>
+          <w:p>
+            <w:pPr>
+              <w:spacing w:after="0" w:line="360" w:lineRule="auto"/>
+            </w:pPr>
+            <w:r>
+              <w:t xml:space="preserve"> </w:t>
+            </w:r>
+          </w:p>
+        </w:tc>
+      </w:tr>
+      <w:tr>
+        <w:tc>
+          <w:tcPr>
+            <w:tcW w:w="2405" w:type="dxa"/>
+          </w:tcPr>
+          <w:p>
+            <w:pPr>
+              <w:spacing w:after="0" w:line="360" w:lineRule="auto"/>
+            </w:pPr>
+            <w:r>
+              <w:t>Исключения</w:t>
+            </w:r>
+          </w:p>
+        </w:tc>
+        <w:tc>
+          <w:tcPr>
+            <w:tcW w:w="6940" w:type="dxa"/>
+            <w:gridSpan w:val="2"/>
+          </w:tcPr>
+          <w:p>
+            <w:pPr>
+              <w:spacing w:after="0" w:line="360" w:lineRule="auto"/>
+            </w:pPr>
+            <w:r>
+              <w:t>При неисправности хранилищ</w:t>
+            </w:r>
+            <w:r>
+              <w:t>а</w:t>
+            </w:r>
+            <w:r>
+              <w:t xml:space="preserve"> система выводит сигнал ошибки на дисплей</w:t>
+            </w:r>
+          </w:p>
+        </w:tc>
+      </w:tr>
+      <w:tr>
+        <w:tc>
+          <w:tcPr>
+            <w:tcW w:w="2405" w:type="dxa"/>
+          </w:tcPr>
+          <w:p>
+            <w:pPr>
+              <w:spacing w:after="0" w:line="360" w:lineRule="auto"/>
+            </w:pPr>
+            <w:r>
+              <w:t>Постусловие</w:t>
+            </w:r>
+          </w:p>
+        </w:tc>
+        <w:tc>
+          <w:tcPr>
+            <w:tcW w:w="6940" w:type="dxa"/>
+            <w:gridSpan w:val="2"/>
+          </w:tcPr>
+          <w:p>
+            <w:pPr>
+              <w:spacing w:after="0" w:line="360" w:lineRule="auto"/>
+            </w:pPr>
+            <w:r>
+              <w:t>Банкомат неактивен, карта не вставлена, хранилище заблокировано</w:t>
+            </w:r>
+          </w:p>
+        </w:tc>
+      </w:tr>
+      <w:tr>
+        <w:tc>
+          <w:tcPr>
+            <w:tcW w:w="2405" w:type="dxa"/>
+          </w:tcPr>
+          <w:p>
+            <w:pPr>
+              <w:spacing w:after="0" w:line="360" w:lineRule="auto"/>
+            </w:pPr>
+            <w:r>
+              <w:t>Точка расширения (если есть)</w:t>
+            </w:r>
+          </w:p>
+        </w:tc>
+        <w:tc>
+          <w:tcPr>
+            <w:tcW w:w="6940" w:type="dxa"/>
+            <w:gridSpan w:val="2"/>
+          </w:tcPr>
+          <w:p>
+            <w:pPr>
+              <w:spacing w:after="0" w:line="360" w:lineRule="auto"/>
+              <w:rPr>
+                <w:lang w:val="en-US"/>
+              </w:rPr>
+            </w:pPr>
+            <w:r>
+              <w:t>нет</w:t>
+            </w:r>
+          </w:p>
+        </w:tc>
+      </w:tr>
+    </w:tbl>
+    <w:p>
+      <w:pPr>
+        <w:spacing w:after="0" w:line="360" w:lineRule="auto"/>
+      </w:pPr>
+    </w:p>
+    <w:tbl>
+      <w:tblPr>
+        <w:tblStyle w:val="a3"/>
+        <w:tblW w:w="0" w:type="auto"/>
+        <w:tblLook w:val="04A0" w:firstRow="1" w:lastRow="0" w:firstColumn="1" w:lastColumn="0" w:noHBand="0" w:noVBand="1"/>
+      </w:tblPr>
+      <w:tblGrid>
+        <w:gridCol w:w="2405"/>
+        <w:gridCol w:w="3260"/>
+        <w:gridCol w:w="3680"/>
+      </w:tblGrid>
+      <w:tr>
+        <w:tc>
+          <w:tcPr>
+            <w:tcW w:w="2405" w:type="dxa"/>
+          </w:tcPr>
+          <w:p>
+            <w:pPr>
+              <w:spacing w:after="0" w:line="360" w:lineRule="auto"/>
+            </w:pPr>
+            <w:r>
+              <w:t>Название прецедента</w:t>
+            </w:r>
+          </w:p>
+        </w:tc>
+        <w:tc>
+          <w:tcPr>
+            <w:tcW w:w="6940" w:type="dxa"/>
+            <w:gridSpan w:val="2"/>
+          </w:tcPr>
+          <w:p>
+            <w:pPr>
+              <w:spacing w:after="0" w:line="360" w:lineRule="auto"/>
+            </w:pPr>
+            <w:r>
+              <w:rPr>
+                <w:lang w:val="en-US"/>
+              </w:rPr>
+              <w:t>UC</w:t>
+            </w:r>
+            <w:r>
+              <w:t>-</w:t>
+            </w:r>
+            <w:r>
+              <w:t>7</w:t>
+            </w:r>
+            <w:r>
+              <w:t xml:space="preserve"> </w:t>
+            </w:r>
+            <w:r>
+              <w:t>Забрать конфискованные кредитные карты</w:t>
+            </w:r>
+          </w:p>
+        </w:tc>
+      </w:tr>
+      <w:tr>
+        <w:tc>
+          <w:tcPr>
+            <w:tcW w:w="2405" w:type="dxa"/>
+          </w:tcPr>
+          <w:p>
+            <w:pPr>
+              <w:spacing w:after="0" w:line="360" w:lineRule="auto"/>
+            </w:pPr>
+            <w:r>
+              <w:t>Актеры</w:t>
+            </w:r>
+          </w:p>
+        </w:tc>
+        <w:tc>
+          <w:tcPr>
+            <w:tcW w:w="6940" w:type="dxa"/>
+            <w:gridSpan w:val="2"/>
+          </w:tcPr>
+          <w:p>
+            <w:pPr>
+              <w:spacing w:after="0" w:line="360" w:lineRule="auto"/>
+            </w:pPr>
+            <w:r>
+              <w:t>Обслуживающий персонал</w:t>
+            </w:r>
+          </w:p>
+        </w:tc>
+      </w:tr>
+      <w:tr>
+        <w:tc>
+          <w:tcPr>
+            <w:tcW w:w="2405" w:type="dxa"/>
+          </w:tcPr>
+          <w:p>
+            <w:pPr>
+              <w:spacing w:after="0" w:line="360" w:lineRule="auto"/>
+            </w:pPr>
+            <w:r>
+              <w:t>Краткое описание</w:t>
+            </w:r>
+          </w:p>
+        </w:tc>
+        <w:tc>
+          <w:tcPr>
+            <w:tcW w:w="6940" w:type="dxa"/>
+            <w:gridSpan w:val="2"/>
+          </w:tcPr>
+          <w:p>
+            <w:pPr>
+              <w:spacing w:after="0" w:line="360" w:lineRule="auto"/>
+            </w:pPr>
+            <w:r>
+              <w:t xml:space="preserve">Обслуживающий персонал </w:t>
+            </w:r>
+            <w:r>
+              <w:t>з</w:t>
+            </w:r>
+            <w:r>
+              <w:t>аб</w:t>
+            </w:r>
+            <w:r>
+              <w:t>ирает</w:t>
+            </w:r>
+            <w:r>
+              <w:t xml:space="preserve"> конфискованные кредитные карты</w:t>
+            </w:r>
+            <w:r>
+              <w:t xml:space="preserve"> из хранилища</w:t>
+            </w:r>
+          </w:p>
+        </w:tc>
+      </w:tr>
+      <w:tr>
+        <w:tc>
+          <w:tcPr>
+            <w:tcW w:w="2405" w:type="dxa"/>
+          </w:tcPr>
+          <w:p>
+            <w:pPr>
+              <w:spacing w:after="0" w:line="360" w:lineRule="auto"/>
+            </w:pPr>
+            <w:r>
+              <w:t>Триггер</w:t>
+            </w:r>
+          </w:p>
+        </w:tc>
+        <w:tc>
+          <w:tcPr>
+            <w:tcW w:w="6940" w:type="dxa"/>
+            <w:gridSpan w:val="2"/>
+          </w:tcPr>
+          <w:p>
+            <w:pPr>
+              <w:spacing w:after="0" w:line="360" w:lineRule="auto"/>
+            </w:pPr>
+            <w:r>
+              <w:t>Открывается хранилище карт</w:t>
+            </w:r>
+          </w:p>
+        </w:tc>
+      </w:tr>
+      <w:tr>
+        <w:tc>
+          <w:tcPr>
+            <w:tcW w:w="2405" w:type="dxa"/>
+          </w:tcPr>
+          <w:p>
+            <w:pPr>
+              <w:spacing w:after="0" w:line="360" w:lineRule="auto"/>
+            </w:pPr>
+            <w:r>
+              <w:t xml:space="preserve">Предусловие </w:t>
+            </w:r>
+          </w:p>
+        </w:tc>
+        <w:tc>
+          <w:tcPr>
+            <w:tcW w:w="6940" w:type="dxa"/>
+            <w:gridSpan w:val="2"/>
+          </w:tcPr>
+          <w:p>
+            <w:pPr>
+              <w:spacing w:after="0" w:line="360" w:lineRule="auto"/>
+            </w:pPr>
+            <w:r>
+              <w:t>Открыты хранилища денег и конфискованных карт</w:t>
+            </w:r>
+          </w:p>
+        </w:tc>
+      </w:tr>
+      <w:tr>
+        <w:tc>
+          <w:tcPr>
+            <w:tcW w:w="2405" w:type="dxa"/>
+            <w:vMerge w:val="restart"/>
+          </w:tcPr>
+          <w:p>
+            <w:pPr>
+              <w:spacing w:after="0" w:line="360" w:lineRule="auto"/>
+            </w:pPr>
+            <w:r>
+              <w:lastRenderedPageBreak/>
+              <w:t>Основной поток</w:t>
+            </w:r>
+          </w:p>
+        </w:tc>
+        <w:tc>
+          <w:tcPr>
+            <w:tcW w:w="3260" w:type="dxa"/>
+          </w:tcPr>
+          <w:p>
+            <w:pPr>
+              <w:spacing w:after="0" w:line="360" w:lineRule="auto"/>
+            </w:pPr>
+            <w:r>
+              <w:t>Обслуживающий персонал</w:t>
+            </w:r>
+          </w:p>
+        </w:tc>
+        <w:tc>
+          <w:tcPr>
+            <w:tcW w:w="3680" w:type="dxa"/>
+          </w:tcPr>
+          <w:p>
+            <w:pPr>
+              <w:spacing w:after="0" w:line="360" w:lineRule="auto"/>
+            </w:pPr>
+            <w:r>
+              <w:t>Система</w:t>
+            </w:r>
+          </w:p>
+        </w:tc>
+      </w:tr>
+      <w:tr>
+        <w:tc>
+          <w:tcPr>
+            <w:tcW w:w="2405" w:type="dxa"/>
+            <w:vMerge/>
+          </w:tcPr>
+          <w:p>
+            <w:pPr>
+              <w:spacing w:after="0" w:line="360" w:lineRule="auto"/>
+            </w:pPr>
+          </w:p>
+        </w:tc>
+        <w:tc>
+          <w:tcPr>
+            <w:tcW w:w="3260" w:type="dxa"/>
+          </w:tcPr>
+          <w:p>
+            <w:pPr>
+              <w:spacing w:after="0" w:line="360" w:lineRule="auto"/>
+            </w:pPr>
+            <w:r>
+              <w:t xml:space="preserve">1. </w:t>
+            </w:r>
+            <w:r>
+              <w:t>Изымает</w:t>
+            </w:r>
+            <w:r>
+              <w:t xml:space="preserve"> </w:t>
+            </w:r>
+            <w:r>
+              <w:t>карты</w:t>
+            </w:r>
+            <w:r>
+              <w:t xml:space="preserve"> </w:t>
+            </w:r>
+            <w:r>
+              <w:t>из</w:t>
+            </w:r>
+            <w:r>
+              <w:t xml:space="preserve"> хранилищ</w:t>
+            </w:r>
+            <w:r>
+              <w:t>а</w:t>
+            </w:r>
+            <w:r>
+              <w:t xml:space="preserve"> </w:t>
+            </w:r>
+            <w:r>
+              <w:t>карт</w:t>
+            </w:r>
+          </w:p>
+          <w:p>
+            <w:r>
+              <w:t xml:space="preserve">2. Закрывает хранилище </w:t>
+            </w:r>
+            <w:r>
+              <w:t>карт</w:t>
+            </w:r>
+          </w:p>
+        </w:tc>
+        <w:tc>
+          <w:tcPr>
+            <w:tcW w:w="3680" w:type="dxa"/>
+          </w:tcPr>
+          <w:p>
+            <w:pPr>
+              <w:spacing w:after="0" w:line="360" w:lineRule="auto"/>
+            </w:pPr>
+          </w:p>
+          <w:p>
+            <w:pPr>
+              <w:spacing w:after="0" w:line="360" w:lineRule="auto"/>
+            </w:pPr>
+          </w:p>
+          <w:p>
+            <w:pPr>
+              <w:spacing w:after="0" w:line="360" w:lineRule="auto"/>
+            </w:pPr>
+          </w:p>
+          <w:p>
+            <w:pPr>
+              <w:spacing w:after="0" w:line="360" w:lineRule="auto"/>
+            </w:pPr>
+            <w:r>
+              <w:t xml:space="preserve">3. Блокирует хранилище </w:t>
+            </w:r>
+            <w:r>
+              <w:t>карт</w:t>
+            </w:r>
+          </w:p>
+        </w:tc>
+      </w:tr>
+      <w:tr>
+        <w:tc>
+          <w:tcPr>
+            <w:tcW w:w="2405" w:type="dxa"/>
+          </w:tcPr>
+          <w:p>
+            <w:pPr>
+              <w:spacing w:after="0" w:line="360" w:lineRule="auto"/>
+            </w:pPr>
+            <w:r>
+              <w:t>Альтернативный поток</w:t>
+            </w:r>
+          </w:p>
+        </w:tc>
+        <w:tc>
+          <w:tcPr>
+            <w:tcW w:w="6940" w:type="dxa"/>
+            <w:gridSpan w:val="2"/>
+          </w:tcPr>
+          <w:p>
+            <w:pPr>
+              <w:spacing w:after="0" w:line="360" w:lineRule="auto"/>
+            </w:pPr>
+            <w:r>
+              <w:t xml:space="preserve"> </w:t>
+            </w:r>
+          </w:p>
+        </w:tc>
+      </w:tr>
+      <w:tr>
+        <w:tc>
+          <w:tcPr>
+            <w:tcW w:w="2405" w:type="dxa"/>
+          </w:tcPr>
+          <w:p>
+            <w:pPr>
+              <w:spacing w:after="0" w:line="360" w:lineRule="auto"/>
+            </w:pPr>
+            <w:r>
+              <w:t>Исключения</w:t>
+            </w:r>
+          </w:p>
+        </w:tc>
+        <w:tc>
+          <w:tcPr>
+            <w:tcW w:w="6940" w:type="dxa"/>
+            <w:gridSpan w:val="2"/>
+          </w:tcPr>
+          <w:p>
+            <w:pPr>
+              <w:spacing w:after="0" w:line="360" w:lineRule="auto"/>
+            </w:pPr>
+            <w:r>
+              <w:t>При неисправности хранилища система выводит сигнал ошибки на дисплей</w:t>
+            </w:r>
+          </w:p>
+        </w:tc>
+      </w:tr>
+      <w:tr>
+        <w:tc>
+          <w:tcPr>
+            <w:tcW w:w="2405" w:type="dxa"/>
+          </w:tcPr>
+          <w:p>
+            <w:pPr>
+              <w:spacing w:after="0" w:line="360" w:lineRule="auto"/>
+            </w:pPr>
+            <w:r>
+              <w:t>Постусловие</w:t>
+            </w:r>
+          </w:p>
+        </w:tc>
+        <w:tc>
+          <w:tcPr>
+            <w:tcW w:w="6940" w:type="dxa"/>
+            <w:gridSpan w:val="2"/>
+          </w:tcPr>
+          <w:p>
+            <w:pPr>
+              <w:spacing w:after="0" w:line="360" w:lineRule="auto"/>
+            </w:pPr>
+            <w:r>
+              <w:t>Банкомат неактивен, карта не вставлена, хранилище заблокировано</w:t>
+            </w:r>
+          </w:p>
+        </w:tc>
+      </w:tr>
+      <w:tr>
+        <w:tc>
+          <w:tcPr>
+            <w:tcW w:w="2405" w:type="dxa"/>
+          </w:tcPr>
+          <w:p>
+            <w:pPr>
+              <w:spacing w:after="0" w:line="360" w:lineRule="auto"/>
+            </w:pPr>
+            <w:r>
+              <w:t>Точка расширения (если есть)</w:t>
+            </w:r>
+          </w:p>
+        </w:tc>
+        <w:tc>
+          <w:tcPr>
+            <w:tcW w:w="6940" w:type="dxa"/>
+            <w:gridSpan w:val="2"/>
+          </w:tcPr>
+          <w:p>
+            <w:pPr>
+              <w:spacing w:after="0" w:line="360" w:lineRule="auto"/>
+              <w:rPr>
+                <w:lang w:val="en-US"/>
+              </w:rPr>
             </w:pPr>
             <w:r>
               <w:t>нет</w:t>
@@ -1630,8 +4184,97 @@
 </file>
 
 <file path=word/numbering.xml><?xml version="1.0" encoding="utf-8"?>
-<w:numbering xmlns:wpc="http://schemas.microsoft.com/office/word/2010/wordprocessingCanvas" xmlns:cx="http://schemas.microsoft.com/office/drawing/2014/chartex" xmlns:mc="http://schemas.openxmlformats.org/markup-compatibility/2006" xmlns:o="urn:schemas-microsoft-com:office:office" xmlns:r="http://schemas.openxmlformats.org/officeDocument/2006/relationships" xmlns:m="http://schemas.openxmlformats.org/officeDocument/2006/math" xmlns:v="urn:schemas-microsoft-com:vml" xmlns:wp14="http://schemas.microsoft.com/office/word/2010/wordprocessingDrawing" xmlns:wp="http://schemas.openxmlformats.org/drawingml/2006/wordprocessingDrawing" xmlns:w10="urn:schemas-microsoft-com:office:word" xmlns:w="http://schemas.openxmlformats.org/wordprocessingml/2006/main" xmlns:w14="http://schemas.microsoft.com/office/word/2010/wordml" xmlns:w15="http://schemas.microsoft.com/office/word/2012/wordml" xmlns:w16se="http://schemas.microsoft.com/office/word/2015/wordml/symex" xmlns:wpg="http://schemas.microsoft.com/office/word/2010/wordprocessingGroup" xmlns:wpi="http://schemas.microsoft.com/office/word/2010/wordprocessingInk" xmlns:wne="http://schemas.microsoft.com/office/word/2006/wordml" xmlns:wps="http://schemas.microsoft.com/office/word/2010/wordprocessingShape" mc:Ignorable="w14 w15 w16se wp14">
+<w:numbering xmlns:wpc="http://schemas.microsoft.com/office/word/2010/wordprocessingCanvas" xmlns:cx="http://schemas.microsoft.com/office/drawing/2014/chartex" xmlns:cx1="http://schemas.microsoft.com/office/drawing/2015/9/8/chartex" xmlns:cx2="http://schemas.microsoft.com/office/drawing/2015/10/21/chartex" xmlns:cx3="http://schemas.microsoft.com/office/drawing/2016/5/9/chartex" xmlns:cx4="http://schemas.microsoft.com/office/drawing/2016/5/10/chartex" xmlns:cx5="http://schemas.microsoft.com/office/drawing/2016/5/11/chartex" xmlns:cx6="http://schemas.microsoft.com/office/drawing/2016/5/12/chartex" xmlns:cx7="http://schemas.microsoft.com/office/drawing/2016/5/13/chartex" xmlns:cx8="http://schemas.microsoft.com/office/drawing/2016/5/14/chartex" xmlns:mc="http://schemas.openxmlformats.org/markup-compatibility/2006" xmlns:aink="http://schemas.microsoft.com/office/drawing/2016/ink" xmlns:am3d="http://schemas.microsoft.com/office/drawing/2017/model3d" xmlns:o="urn:schemas-microsoft-com:office:office" xmlns:r="http://schemas.openxmlformats.org/officeDocument/2006/relationships" xmlns:m="http://schemas.openxmlformats.org/officeDocument/2006/math" xmlns:v="urn:schemas-microsoft-com:vml" xmlns:wp14="http://schemas.microsoft.com/office/word/2010/wordprocessingDrawing" xmlns:wp="http://schemas.openxmlformats.org/drawingml/2006/wordprocessingDrawing" xmlns:w10="urn:schemas-microsoft-com:office:word" xmlns:w="http://schemas.openxmlformats.org/wordprocessingml/2006/main" xmlns:w14="http://schemas.microsoft.com/office/word/2010/wordml" xmlns:w15="http://schemas.microsoft.com/office/word/2012/wordml" xmlns:w16cex="http://schemas.microsoft.com/office/word/2018/wordml/cex" xmlns:w16cid="http://schemas.microsoft.com/office/word/2016/wordml/cid" xmlns:w16="http://schemas.microsoft.com/office/word/2018/wordml" xmlns:w16sdtdh="http://schemas.microsoft.com/office/word/2020/wordml/sdtdatahash" xmlns:w16se="http://schemas.microsoft.com/office/word/2015/wordml/symex" xmlns:wpg="http://schemas.microsoft.com/office/word/2010/wordprocessingGroup" xmlns:wpi="http://schemas.microsoft.com/office/word/2010/wordprocessingInk" xmlns:wne="http://schemas.microsoft.com/office/word/2006/wordml" xmlns:wps="http://schemas.microsoft.com/office/word/2010/wordprocessingShape" mc:Ignorable="w14 w15 w16se w16cid w16 w16cex w16sdtdh wp14">
   <w:abstractNum w:abstractNumId="0" w15:restartNumberingAfterBreak="0">
+    <w:nsid w:val="105665CC"/>
+    <w:multiLevelType w:val="hybridMultilevel"/>
+    <w:tmpl w:val="D13ECA38"/>
+    <w:lvl w:ilvl="0" w:tplc="0419000F">
+      <w:start w:val="1"/>
+      <w:numFmt w:val="decimal"/>
+      <w:lvlText w:val="%1."/>
+      <w:lvlJc w:val="left"/>
+      <w:pPr>
+        <w:ind w:left="720" w:hanging="360"/>
+      </w:pPr>
+      <w:rPr>
+        <w:rFonts w:hint="default"/>
+      </w:rPr>
+    </w:lvl>
+    <w:lvl w:ilvl="1" w:tplc="04190019" w:tentative="1">
+      <w:start w:val="1"/>
+      <w:numFmt w:val="lowerLetter"/>
+      <w:lvlText w:val="%2."/>
+      <w:lvlJc w:val="left"/>
+      <w:pPr>
+        <w:ind w:left="1440" w:hanging="360"/>
+      </w:pPr>
+    </w:lvl>
+    <w:lvl w:ilvl="2" w:tplc="0419001B" w:tentative="1">
+      <w:start w:val="1"/>
+      <w:numFmt w:val="lowerRoman"/>
+      <w:lvlText w:val="%3."/>
+      <w:lvlJc w:val="right"/>
+      <w:pPr>
+        <w:ind w:left="2160" w:hanging="180"/>
+      </w:pPr>
+    </w:lvl>
+    <w:lvl w:ilvl="3" w:tplc="0419000F" w:tentative="1">
+      <w:start w:val="1"/>
+      <w:numFmt w:val="decimal"/>
+      <w:lvlText w:val="%4."/>
+      <w:lvlJc w:val="left"/>
+      <w:pPr>
+        <w:ind w:left="2880" w:hanging="360"/>
+      </w:pPr>
+    </w:lvl>
+    <w:lvl w:ilvl="4" w:tplc="04190019" w:tentative="1">
+      <w:start w:val="1"/>
+      <w:numFmt w:val="lowerLetter"/>
+      <w:lvlText w:val="%5."/>
+      <w:lvlJc w:val="left"/>
+      <w:pPr>
+        <w:ind w:left="3600" w:hanging="360"/>
+      </w:pPr>
+    </w:lvl>
+    <w:lvl w:ilvl="5" w:tplc="0419001B" w:tentative="1">
+      <w:start w:val="1"/>
+      <w:numFmt w:val="lowerRoman"/>
+      <w:lvlText w:val="%6."/>
+      <w:lvlJc w:val="right"/>
+      <w:pPr>
+        <w:ind w:left="4320" w:hanging="180"/>
+      </w:pPr>
+    </w:lvl>
+    <w:lvl w:ilvl="6" w:tplc="0419000F" w:tentative="1">
+      <w:start w:val="1"/>
+      <w:numFmt w:val="decimal"/>
+      <w:lvlText w:val="%7."/>
+      <w:lvlJc w:val="left"/>
+      <w:pPr>
+        <w:ind w:left="5040" w:hanging="360"/>
+      </w:pPr>
+    </w:lvl>
+    <w:lvl w:ilvl="7" w:tplc="04190019" w:tentative="1">
+      <w:start w:val="1"/>
+      <w:numFmt w:val="lowerLetter"/>
+      <w:lvlText w:val="%8."/>
+      <w:lvlJc w:val="left"/>
+      <w:pPr>
+        <w:ind w:left="5760" w:hanging="360"/>
+      </w:pPr>
+    </w:lvl>
+    <w:lvl w:ilvl="8" w:tplc="0419001B" w:tentative="1">
+      <w:start w:val="1"/>
+      <w:numFmt w:val="lowerRoman"/>
+      <w:lvlText w:val="%9."/>
+      <w:lvlJc w:val="right"/>
+      <w:pPr>
+        <w:ind w:left="6480" w:hanging="180"/>
+      </w:pPr>
+    </w:lvl>
+  </w:abstractNum>
+  <w:abstractNum w:abstractNumId="1" w15:restartNumberingAfterBreak="0">
     <w:nsid w:val="1A2661DF"/>
     <w:multiLevelType w:val="hybridMultilevel"/>
     <w:tmpl w:val="EF32E192"/>
@@ -1744,7 +4387,7 @@
       </w:rPr>
     </w:lvl>
   </w:abstractNum>
-  <w:abstractNum w:abstractNumId="1" w15:restartNumberingAfterBreak="0">
+  <w:abstractNum w:abstractNumId="2" w15:restartNumberingAfterBreak="0">
     <w:nsid w:val="398C0130"/>
     <w:multiLevelType w:val="hybridMultilevel"/>
     <w:tmpl w:val="F9CEED24"/>
@@ -1833,7 +4476,7 @@
       </w:pPr>
     </w:lvl>
   </w:abstractNum>
-  <w:abstractNum w:abstractNumId="2" w15:restartNumberingAfterBreak="0">
+  <w:abstractNum w:abstractNumId="3" w15:restartNumberingAfterBreak="0">
     <w:nsid w:val="4C843860"/>
     <w:multiLevelType w:val="hybridMultilevel"/>
     <w:tmpl w:val="5FD86CF6"/>
@@ -1922,7 +4565,7 @@
       </w:pPr>
     </w:lvl>
   </w:abstractNum>
-  <w:abstractNum w:abstractNumId="3" w15:restartNumberingAfterBreak="0">
+  <w:abstractNum w:abstractNumId="4" w15:restartNumberingAfterBreak="0">
     <w:nsid w:val="733B77A8"/>
     <w:multiLevelType w:val="hybridMultilevel"/>
     <w:tmpl w:val="104A2298"/>
@@ -2012,22 +4655,25 @@
     </w:lvl>
   </w:abstractNum>
   <w:num w:numId="1">
-    <w:abstractNumId w:val="0"/>
+    <w:abstractNumId w:val="1"/>
   </w:num>
   <w:num w:numId="2">
+    <w:abstractNumId w:val="3"/>
+  </w:num>
+  <w:num w:numId="3">
+    <w:abstractNumId w:val="4"/>
+  </w:num>
+  <w:num w:numId="4">
     <w:abstractNumId w:val="2"/>
   </w:num>
-  <w:num w:numId="3">
-    <w:abstractNumId w:val="3"/>
-  </w:num>
-  <w:num w:numId="4">
-    <w:abstractNumId w:val="1"/>
+  <w:num w:numId="5">
+    <w:abstractNumId w:val="0"/>
   </w:num>
 </w:numbering>
 </file>
 
 <file path=word/styles.xml><?xml version="1.0" encoding="utf-8"?>
-<w:styles xmlns:mc="http://schemas.openxmlformats.org/markup-compatibility/2006" xmlns:r="http://schemas.openxmlformats.org/officeDocument/2006/relationships" xmlns:w="http://schemas.openxmlformats.org/wordprocessingml/2006/main" xmlns:w14="http://schemas.microsoft.com/office/word/2010/wordml" xmlns:w15="http://schemas.microsoft.com/office/word/2012/wordml" xmlns:w16se="http://schemas.microsoft.com/office/word/2015/wordml/symex" mc:Ignorable="w14 w15 w16se">
+<w:styles xmlns:mc="http://schemas.openxmlformats.org/markup-compatibility/2006" xmlns:r="http://schemas.openxmlformats.org/officeDocument/2006/relationships" xmlns:w="http://schemas.openxmlformats.org/wordprocessingml/2006/main" xmlns:w14="http://schemas.microsoft.com/office/word/2010/wordml" xmlns:w15="http://schemas.microsoft.com/office/word/2012/wordml" xmlns:w16cex="http://schemas.microsoft.com/office/word/2018/wordml/cex" xmlns:w16cid="http://schemas.microsoft.com/office/word/2016/wordml/cid" xmlns:w16="http://schemas.microsoft.com/office/word/2018/wordml" xmlns:w16sdtdh="http://schemas.microsoft.com/office/word/2020/wordml/sdtdatahash" xmlns:w16se="http://schemas.microsoft.com/office/word/2015/wordml/symex" mc:Ignorable="w14 w15 w16se w16cid w16 w16cex w16sdtdh">
   <w:docDefaults>
     <w:rPrDefault>
       <w:rPr>
@@ -2043,7 +4689,7 @@
       </w:pPr>
     </w:pPrDefault>
   </w:docDefaults>
-  <w:latentStyles w:defLockedState="0" w:defUIPriority="99" w:defSemiHidden="0" w:defUnhideWhenUsed="0" w:defQFormat="0" w:count="371">
+  <w:latentStyles w:defLockedState="0" w:defUIPriority="99" w:defSemiHidden="0" w:defUnhideWhenUsed="0" w:defQFormat="0" w:count="376">
     <w:lsdException w:name="Normal" w:uiPriority="0" w:qFormat="1"/>
     <w:lsdException w:name="heading 1" w:uiPriority="9" w:qFormat="1"/>
     <w:lsdException w:name="heading 2" w:semiHidden="1" w:uiPriority="9" w:unhideWhenUsed="1" w:qFormat="1"/>
@@ -2415,6 +5061,11 @@
     <w:lsdException w:name="List Table 5 Dark Accent 6" w:uiPriority="50"/>
     <w:lsdException w:name="List Table 6 Colorful Accent 6" w:uiPriority="51"/>
     <w:lsdException w:name="List Table 7 Colorful Accent 6" w:uiPriority="52"/>
+    <w:lsdException w:name="Mention" w:semiHidden="1" w:unhideWhenUsed="1"/>
+    <w:lsdException w:name="Smart Hyperlink" w:semiHidden="1" w:unhideWhenUsed="1"/>
+    <w:lsdException w:name="Hashtag" w:semiHidden="1" w:unhideWhenUsed="1"/>
+    <w:lsdException w:name="Unresolved Mention" w:semiHidden="1" w:unhideWhenUsed="1"/>
+    <w:lsdException w:name="Smart Link" w:semiHidden="1" w:unhideWhenUsed="1"/>
   </w:latentStyles>
   <w:style w:type="paragraph" w:default="1" w:styleId="a">
     <w:name w:val="Normal"/>

--- a/проектирование/Банкомат/Банкомат_сценарий.docx
+++ b/проектирование/Банкомат/Банкомат_сценарий.docx
@@ -1,6 +1,6 @@
 
 <file path=word/document.xml><?xml version="1.0" encoding="utf-8"?>
-<w:document xmlns:wpc="http://schemas.microsoft.com/office/word/2010/wordprocessingCanvas" xmlns:cx="http://schemas.microsoft.com/office/drawing/2014/chartex" xmlns:cx1="http://schemas.microsoft.com/office/drawing/2015/9/8/chartex" xmlns:cx2="http://schemas.microsoft.com/office/drawing/2015/10/21/chartex" xmlns:cx3="http://schemas.microsoft.com/office/drawing/2016/5/9/chartex" xmlns:cx4="http://schemas.microsoft.com/office/drawing/2016/5/10/chartex" xmlns:cx5="http://schemas.microsoft.com/office/drawing/2016/5/11/chartex" xmlns:cx6="http://schemas.microsoft.com/office/drawing/2016/5/12/chartex" xmlns:cx7="http://schemas.microsoft.com/office/drawing/2016/5/13/chartex" xmlns:cx8="http://schemas.microsoft.com/office/drawing/2016/5/14/chartex" xmlns:mc="http://schemas.openxmlformats.org/markup-compatibility/2006" xmlns:aink="http://schemas.microsoft.com/office/drawing/2016/ink" xmlns:am3d="http://schemas.microsoft.com/office/drawing/2017/model3d" xmlns:o="urn:schemas-microsoft-com:office:office" xmlns:r="http://schemas.openxmlformats.org/officeDocument/2006/relationships" xmlns:m="http://schemas.openxmlformats.org/officeDocument/2006/math" xmlns:v="urn:schemas-microsoft-com:vml" xmlns:wp14="http://schemas.microsoft.com/office/word/2010/wordprocessingDrawing" xmlns:wp="http://schemas.openxmlformats.org/drawingml/2006/wordprocessingDrawing" xmlns:w10="urn:schemas-microsoft-com:office:word" xmlns:w="http://schemas.openxmlformats.org/wordprocessingml/2006/main" xmlns:w14="http://schemas.microsoft.com/office/word/2010/wordml" xmlns:w15="http://schemas.microsoft.com/office/word/2012/wordml" xmlns:w16cex="http://schemas.microsoft.com/office/word/2018/wordml/cex" xmlns:w16cid="http://schemas.microsoft.com/office/word/2016/wordml/cid" xmlns:w16="http://schemas.microsoft.com/office/word/2018/wordml" xmlns:w16sdtdh="http://schemas.microsoft.com/office/word/2020/wordml/sdtdatahash" xmlns:w16se="http://schemas.microsoft.com/office/word/2015/wordml/symex" xmlns:wpg="http://schemas.microsoft.com/office/word/2010/wordprocessingGroup" xmlns:wpi="http://schemas.microsoft.com/office/word/2010/wordprocessingInk" xmlns:wne="http://schemas.microsoft.com/office/word/2006/wordml" xmlns:wps="http://schemas.microsoft.com/office/word/2010/wordprocessingShape" mc:Ignorable="w14 w15 w16se w16cid w16 w16cex w16sdtdh wp14">
+<w:document xmlns:wpc="http://schemas.microsoft.com/office/word/2010/wordprocessingCanvas" xmlns:cx="http://schemas.microsoft.com/office/drawing/2014/chartex" xmlns:mc="http://schemas.openxmlformats.org/markup-compatibility/2006" xmlns:o="urn:schemas-microsoft-com:office:office" xmlns:r="http://schemas.openxmlformats.org/officeDocument/2006/relationships" xmlns:m="http://schemas.openxmlformats.org/officeDocument/2006/math" xmlns:v="urn:schemas-microsoft-com:vml" xmlns:wp14="http://schemas.microsoft.com/office/word/2010/wordprocessingDrawing" xmlns:wp="http://schemas.openxmlformats.org/drawingml/2006/wordprocessingDrawing" xmlns:w10="urn:schemas-microsoft-com:office:word" xmlns:w="http://schemas.openxmlformats.org/wordprocessingml/2006/main" xmlns:w14="http://schemas.microsoft.com/office/word/2010/wordml" xmlns:w15="http://schemas.microsoft.com/office/word/2012/wordml" xmlns:w16se="http://schemas.microsoft.com/office/word/2015/wordml/symex" xmlns:wpg="http://schemas.microsoft.com/office/word/2010/wordprocessingGroup" xmlns:wpi="http://schemas.microsoft.com/office/word/2010/wordprocessingInk" xmlns:wne="http://schemas.microsoft.com/office/word/2006/wordml" xmlns:wps="http://schemas.microsoft.com/office/word/2010/wordprocessingShape" mc:Ignorable="w14 w15 w16se wp14">
   <w:body>
     <w:p>
       <w:pPr>
@@ -540,8 +540,24 @@
               <w:t xml:space="preserve">-1 </w:t>
             </w:r>
             <w:r>
+              <w:rPr>
+                <w:highlight w:val="red"/>
+              </w:rPr>
               <w:t>Поместить кредитную карту в банкомат</w:t>
             </w:r>
+            <w:r>
+              <w:t xml:space="preserve"> </w:t>
+            </w:r>
+            <w:proofErr w:type="spellStart"/>
+            <w:r>
+              <w:t>Засунунть</w:t>
+            </w:r>
+            <w:proofErr w:type="spellEnd"/>
+            <w:r>
+              <w:t>, пофиг на дублирование</w:t>
+            </w:r>
+            <w:bookmarkStart w:id="0" w:name="_GoBack"/>
+            <w:bookmarkEnd w:id="0"/>
           </w:p>
         </w:tc>
       </w:tr>
@@ -713,6 +729,9 @@
         </w:tc>
       </w:tr>
       <w:tr>
+        <w:trPr>
+          <w:trHeight w:val="4835"/>
+        </w:trPr>
         <w:tc>
           <w:tcPr>
             <w:tcW w:w="2405" w:type="dxa"/>
@@ -733,24 +752,15 @@
               <w:spacing w:after="0" w:line="360" w:lineRule="auto"/>
             </w:pPr>
             <w:r>
-              <w:t>1. В</w:t>
-            </w:r>
-            <w:r>
-              <w:t>ставляет карту в банкомат</w:t>
-            </w:r>
-            <w:r>
-              <w:t>.</w:t>
-            </w:r>
-          </w:p>
-          <w:p>
-            <w:pPr>
-              <w:spacing w:after="0" w:line="360" w:lineRule="auto"/>
-            </w:pPr>
-            <w:r>
-              <w:t>4</w:t>
-            </w:r>
-            <w:r>
-              <w:t xml:space="preserve">. Вводит персональный код </w:t>
+              <w:t>1. Вставляет карту в банкомат.</w:t>
+            </w:r>
+          </w:p>
+          <w:p>
+            <w:pPr>
+              <w:spacing w:after="0" w:line="360" w:lineRule="auto"/>
+            </w:pPr>
+            <w:r>
+              <w:t xml:space="preserve">4. Вводит персональный код </w:t>
             </w:r>
             <w:r>
               <w:t xml:space="preserve"> </w:t>
@@ -766,10 +776,7 @@
               <w:spacing w:after="0" w:line="360" w:lineRule="auto"/>
             </w:pPr>
             <w:r>
-              <w:t xml:space="preserve">2. </w:t>
-            </w:r>
-            <w:r>
-              <w:t xml:space="preserve">Распознает карту </w:t>
+              <w:t xml:space="preserve">2. Распознает карту </w:t>
             </w:r>
           </w:p>
           <w:p>
@@ -780,37 +787,6 @@
               <w:t xml:space="preserve">3. Приглашает вести код </w:t>
             </w:r>
           </w:p>
-        </w:tc>
-      </w:tr>
-      <w:tr>
-        <w:trPr>
-          <w:trHeight w:val="4019"/>
-        </w:trPr>
-        <w:tc>
-          <w:tcPr>
-            <w:tcW w:w="2405" w:type="dxa"/>
-            <w:vMerge/>
-          </w:tcPr>
-          <w:p>
-            <w:pPr>
-              <w:spacing w:after="0" w:line="360" w:lineRule="auto"/>
-            </w:pPr>
-          </w:p>
-        </w:tc>
-        <w:tc>
-          <w:tcPr>
-            <w:tcW w:w="3260" w:type="dxa"/>
-          </w:tcPr>
-          <w:p>
-            <w:pPr>
-              <w:spacing w:after="0" w:line="360" w:lineRule="auto"/>
-            </w:pPr>
-          </w:p>
-        </w:tc>
-        <w:tc>
-          <w:tcPr>
-            <w:tcW w:w="3680" w:type="dxa"/>
-          </w:tcPr>
           <w:p>
             <w:pPr>
               <w:spacing w:after="0" w:line="360" w:lineRule="auto"/>
@@ -1011,6 +987,7 @@
               <w:spacing w:after="0" w:line="360" w:lineRule="auto"/>
             </w:pPr>
             <w:r>
+              <w:lastRenderedPageBreak/>
               <w:t>Исключения</w:t>
             </w:r>
           </w:p>
@@ -1046,7 +1023,6 @@
               <w:spacing w:after="0" w:line="360" w:lineRule="auto"/>
             </w:pPr>
             <w:r>
-              <w:lastRenderedPageBreak/>
               <w:t>Постусловие</w:t>
             </w:r>
           </w:p>
@@ -1379,8 +1355,41 @@
             <w:pPr>
               <w:spacing w:after="0" w:line="360" w:lineRule="auto"/>
             </w:pPr>
-            <w:r>
-              <w:t>5. Выбирает, нужно ли печатать справку</w:t>
+          </w:p>
+          <w:p>
+            <w:pPr>
+              <w:spacing w:after="0" w:line="360" w:lineRule="auto"/>
+            </w:pPr>
+          </w:p>
+          <w:p>
+            <w:pPr>
+              <w:spacing w:after="0" w:line="360" w:lineRule="auto"/>
+            </w:pPr>
+          </w:p>
+          <w:p>
+            <w:pPr>
+              <w:spacing w:after="0" w:line="360" w:lineRule="auto"/>
+            </w:pPr>
+          </w:p>
+          <w:p>
+            <w:pPr>
+              <w:spacing w:after="0" w:line="360" w:lineRule="auto"/>
+            </w:pPr>
+          </w:p>
+          <w:p>
+            <w:pPr>
+              <w:spacing w:after="0" w:line="360" w:lineRule="auto"/>
+            </w:pPr>
+          </w:p>
+          <w:p>
+            <w:pPr>
+              <w:spacing w:after="0" w:line="360" w:lineRule="auto"/>
+            </w:pPr>
+            <w:r>
+              <w:t>6</w:t>
+            </w:r>
+            <w:r>
+              <w:t>. Выбирает, нужно ли печатать справку</w:t>
             </w:r>
           </w:p>
           <w:p>
@@ -1431,6 +1440,27 @@
             <w:r>
               <w:t>4. Выводит остаток по счёту на дисплей</w:t>
             </w:r>
+          </w:p>
+          <w:p>
+            <w:pPr>
+              <w:spacing w:after="0" w:line="360" w:lineRule="auto"/>
+            </w:pPr>
+            <w:r>
+              <w:t>5</w:t>
+            </w:r>
+            <w:r>
+              <w:t>. Выводит на дисплей вопрос, нужно ли печатать справку</w:t>
+            </w:r>
+          </w:p>
+          <w:p>
+            <w:pPr>
+              <w:spacing w:after="0" w:line="360" w:lineRule="auto"/>
+            </w:pPr>
+          </w:p>
+          <w:p>
+            <w:pPr>
+              <w:spacing w:after="0" w:line="360" w:lineRule="auto"/>
+            </w:pPr>
           </w:p>
           <w:p>
             <w:pPr>
@@ -1571,6 +1601,7 @@
               <w:spacing w:after="0" w:line="360" w:lineRule="auto"/>
             </w:pPr>
             <w:r>
+              <w:lastRenderedPageBreak/>
               <w:t>Исключения</w:t>
             </w:r>
           </w:p>
@@ -1756,7 +1787,6 @@
               <w:spacing w:after="0" w:line="360" w:lineRule="auto"/>
             </w:pPr>
             <w:r>
-              <w:lastRenderedPageBreak/>
               <w:t>Краткое описание</w:t>
             </w:r>
           </w:p>
@@ -2042,6 +2072,7 @@
               <w:spacing w:after="0" w:line="360" w:lineRule="auto"/>
             </w:pPr>
             <w:r>
+              <w:lastRenderedPageBreak/>
               <w:t xml:space="preserve">2. </w:t>
             </w:r>
             <w:r>
@@ -2108,6 +2139,7 @@
               <w:spacing w:after="0" w:line="360" w:lineRule="auto"/>
             </w:pPr>
             <w:r>
+              <w:lastRenderedPageBreak/>
               <w:t>10. Выводит сообщение «Выньте карту» на дисплей</w:t>
             </w:r>
           </w:p>
@@ -2187,18 +2219,68 @@
               <w:t xml:space="preserve"> на снятие денег</w:t>
             </w:r>
           </w:p>
-        </w:tc>
-      </w:tr>
-      <w:tr>
-        <w:tc>
-          <w:tcPr>
-            <w:tcW w:w="2405" w:type="dxa"/>
-          </w:tcPr>
-          <w:p>
-            <w:pPr>
-              <w:spacing w:after="0" w:line="360" w:lineRule="auto"/>
-            </w:pPr>
-            <w:r>
+          <w:p>
+            <w:pPr>
+              <w:spacing w:after="0" w:line="360" w:lineRule="auto"/>
+            </w:pPr>
+            <w:r>
+              <w:t xml:space="preserve">8. </w:t>
+            </w:r>
+            <w:r>
+              <w:rPr>
+                <w:highlight w:val="yellow"/>
+              </w:rPr>
+              <w:t>Снял деньги</w:t>
+            </w:r>
+          </w:p>
+          <w:p>
+            <w:pPr>
+              <w:spacing w:after="0" w:line="360" w:lineRule="auto"/>
+            </w:pPr>
+          </w:p>
+          <w:p>
+            <w:pPr>
+              <w:spacing w:after="0" w:line="360" w:lineRule="auto"/>
+            </w:pPr>
+          </w:p>
+          <w:p>
+            <w:pPr>
+              <w:spacing w:after="0" w:line="360" w:lineRule="auto"/>
+            </w:pPr>
+          </w:p>
+          <w:p>
+            <w:pPr>
+              <w:spacing w:after="0" w:line="360" w:lineRule="auto"/>
+            </w:pPr>
+          </w:p>
+          <w:p>
+            <w:pPr>
+              <w:spacing w:after="0" w:line="360" w:lineRule="auto"/>
+            </w:pPr>
+          </w:p>
+          <w:p>
+            <w:pPr>
+              <w:spacing w:after="0" w:line="360" w:lineRule="auto"/>
+            </w:pPr>
+          </w:p>
+          <w:p>
+            <w:pPr>
+              <w:spacing w:after="0" w:line="360" w:lineRule="auto"/>
+            </w:pPr>
+          </w:p>
+        </w:tc>
+      </w:tr>
+      <w:tr>
+        <w:tc>
+          <w:tcPr>
+            <w:tcW w:w="2405" w:type="dxa"/>
+          </w:tcPr>
+          <w:p>
+            <w:pPr>
+              <w:spacing w:after="0" w:line="360" w:lineRule="auto"/>
+            </w:pPr>
+            <w:r>
+              <w:lastRenderedPageBreak/>
               <w:t>Альтернативный поток</w:t>
             </w:r>
           </w:p>
@@ -2296,8 +2378,13 @@
             <w:r>
               <w:t xml:space="preserve"> </w:t>
             </w:r>
-            <w:r>
-              <w:t>В хранилище нет нужной суммы денег</w:t>
+            <w:proofErr w:type="gramStart"/>
+            <w:r>
+              <w:t>В</w:t>
+            </w:r>
+            <w:proofErr w:type="gramEnd"/>
+            <w:r>
+              <w:t xml:space="preserve"> хранилище нет нужной суммы денег</w:t>
             </w:r>
           </w:p>
           <w:p>
@@ -2322,7 +2409,6 @@
               <w:spacing w:after="0" w:line="360" w:lineRule="auto"/>
             </w:pPr>
             <w:r>
-              <w:lastRenderedPageBreak/>
               <w:t>8.</w:t>
             </w:r>
             <w:r>
@@ -2353,7 +2439,6 @@
               <w:spacing w:after="0" w:line="360" w:lineRule="auto"/>
             </w:pPr>
             <w:r>
-              <w:lastRenderedPageBreak/>
               <w:t>Исключения</w:t>
             </w:r>
           </w:p>
@@ -2626,6 +2711,27 @@
               <w:spacing w:after="0" w:line="360" w:lineRule="auto"/>
             </w:pPr>
             <w:r>
+              <w:rPr>
+                <w:highlight w:val="yellow"/>
+              </w:rPr>
+              <w:t xml:space="preserve">Провёл операцию, </w:t>
+            </w:r>
+            <w:r>
+              <w:rPr>
+                <w:highlight w:val="yellow"/>
+              </w:rPr>
+              <w:t xml:space="preserve">получил инфу, </w:t>
+            </w:r>
+            <w:r>
+              <w:rPr>
+                <w:highlight w:val="yellow"/>
+              </w:rPr>
+              <w:t>получил разрешение</w:t>
+            </w:r>
+            <w:r>
+              <w:t xml:space="preserve"> </w:t>
+            </w:r>
+            <w:r>
               <w:t xml:space="preserve">Клиент выбрал </w:t>
             </w:r>
             <w:r>
@@ -2863,6 +2969,7 @@
         <w:rPr>
           <w:rStyle w:val="normaltextrun"/>
         </w:rPr>
+        <w:lastRenderedPageBreak/>
         <w:t xml:space="preserve">В специальном отделении банкомата, закрываемом замком, есть «секретная кнопка», которая используется </w:t>
       </w:r>
       <w:r>
@@ -3072,7 +3179,6 @@
               <w:spacing w:after="0" w:line="360" w:lineRule="auto"/>
             </w:pPr>
             <w:r>
-              <w:lastRenderedPageBreak/>
               <w:t xml:space="preserve">Предусловие </w:t>
             </w:r>
           </w:p>
@@ -3635,6 +3741,7 @@
               <w:spacing w:after="0" w:line="360" w:lineRule="auto"/>
             </w:pPr>
             <w:r>
+              <w:lastRenderedPageBreak/>
               <w:t>Исключения</w:t>
             </w:r>
           </w:p>
@@ -3835,10 +3942,7 @@
               <w:spacing w:after="0" w:line="360" w:lineRule="auto"/>
             </w:pPr>
             <w:r>
-              <w:t xml:space="preserve">Обслуживающий персонал </w:t>
-            </w:r>
-            <w:r>
-              <w:t>з</w:t>
+              <w:t>Обслуживающий персонал з</w:t>
             </w:r>
             <w:r>
               <w:t>аб</w:t>
@@ -3924,7 +4028,6 @@
               <w:spacing w:after="0" w:line="360" w:lineRule="auto"/>
             </w:pPr>
             <w:r>
-              <w:lastRenderedPageBreak/>
               <w:t>Основной поток</w:t>
             </w:r>
           </w:p>
@@ -4184,7 +4287,7 @@
 </file>
 
 <file path=word/numbering.xml><?xml version="1.0" encoding="utf-8"?>
-<w:numbering xmlns:wpc="http://schemas.microsoft.com/office/word/2010/wordprocessingCanvas" xmlns:cx="http://schemas.microsoft.com/office/drawing/2014/chartex" xmlns:cx1="http://schemas.microsoft.com/office/drawing/2015/9/8/chartex" xmlns:cx2="http://schemas.microsoft.com/office/drawing/2015/10/21/chartex" xmlns:cx3="http://schemas.microsoft.com/office/drawing/2016/5/9/chartex" xmlns:cx4="http://schemas.microsoft.com/office/drawing/2016/5/10/chartex" xmlns:cx5="http://schemas.microsoft.com/office/drawing/2016/5/11/chartex" xmlns:cx6="http://schemas.microsoft.com/office/drawing/2016/5/12/chartex" xmlns:cx7="http://schemas.microsoft.com/office/drawing/2016/5/13/chartex" xmlns:cx8="http://schemas.microsoft.com/office/drawing/2016/5/14/chartex" xmlns:mc="http://schemas.openxmlformats.org/markup-compatibility/2006" xmlns:aink="http://schemas.microsoft.com/office/drawing/2016/ink" xmlns:am3d="http://schemas.microsoft.com/office/drawing/2017/model3d" xmlns:o="urn:schemas-microsoft-com:office:office" xmlns:r="http://schemas.openxmlformats.org/officeDocument/2006/relationships" xmlns:m="http://schemas.openxmlformats.org/officeDocument/2006/math" xmlns:v="urn:schemas-microsoft-com:vml" xmlns:wp14="http://schemas.microsoft.com/office/word/2010/wordprocessingDrawing" xmlns:wp="http://schemas.openxmlformats.org/drawingml/2006/wordprocessingDrawing" xmlns:w10="urn:schemas-microsoft-com:office:word" xmlns:w="http://schemas.openxmlformats.org/wordprocessingml/2006/main" xmlns:w14="http://schemas.microsoft.com/office/word/2010/wordml" xmlns:w15="http://schemas.microsoft.com/office/word/2012/wordml" xmlns:w16cex="http://schemas.microsoft.com/office/word/2018/wordml/cex" xmlns:w16cid="http://schemas.microsoft.com/office/word/2016/wordml/cid" xmlns:w16="http://schemas.microsoft.com/office/word/2018/wordml" xmlns:w16sdtdh="http://schemas.microsoft.com/office/word/2020/wordml/sdtdatahash" xmlns:w16se="http://schemas.microsoft.com/office/word/2015/wordml/symex" xmlns:wpg="http://schemas.microsoft.com/office/word/2010/wordprocessingGroup" xmlns:wpi="http://schemas.microsoft.com/office/word/2010/wordprocessingInk" xmlns:wne="http://schemas.microsoft.com/office/word/2006/wordml" xmlns:wps="http://schemas.microsoft.com/office/word/2010/wordprocessingShape" mc:Ignorable="w14 w15 w16se w16cid w16 w16cex w16sdtdh wp14">
+<w:numbering xmlns:wpc="http://schemas.microsoft.com/office/word/2010/wordprocessingCanvas" xmlns:cx="http://schemas.microsoft.com/office/drawing/2014/chartex" xmlns:mc="http://schemas.openxmlformats.org/markup-compatibility/2006" xmlns:o="urn:schemas-microsoft-com:office:office" xmlns:r="http://schemas.openxmlformats.org/officeDocument/2006/relationships" xmlns:m="http://schemas.openxmlformats.org/officeDocument/2006/math" xmlns:v="urn:schemas-microsoft-com:vml" xmlns:wp14="http://schemas.microsoft.com/office/word/2010/wordprocessingDrawing" xmlns:wp="http://schemas.openxmlformats.org/drawingml/2006/wordprocessingDrawing" xmlns:w10="urn:schemas-microsoft-com:office:word" xmlns:w="http://schemas.openxmlformats.org/wordprocessingml/2006/main" xmlns:w14="http://schemas.microsoft.com/office/word/2010/wordml" xmlns:w15="http://schemas.microsoft.com/office/word/2012/wordml" xmlns:w16se="http://schemas.microsoft.com/office/word/2015/wordml/symex" xmlns:wpg="http://schemas.microsoft.com/office/word/2010/wordprocessingGroup" xmlns:wpi="http://schemas.microsoft.com/office/word/2010/wordprocessingInk" xmlns:wne="http://schemas.microsoft.com/office/word/2006/wordml" xmlns:wps="http://schemas.microsoft.com/office/word/2010/wordprocessingShape" mc:Ignorable="w14 w15 w16se wp14">
   <w:abstractNum w:abstractNumId="0" w15:restartNumberingAfterBreak="0">
     <w:nsid w:val="105665CC"/>
     <w:multiLevelType w:val="hybridMultilevel"/>
@@ -4673,7 +4776,7 @@
 </file>
 
 <file path=word/styles.xml><?xml version="1.0" encoding="utf-8"?>
-<w:styles xmlns:mc="http://schemas.openxmlformats.org/markup-compatibility/2006" xmlns:r="http://schemas.openxmlformats.org/officeDocument/2006/relationships" xmlns:w="http://schemas.openxmlformats.org/wordprocessingml/2006/main" xmlns:w14="http://schemas.microsoft.com/office/word/2010/wordml" xmlns:w15="http://schemas.microsoft.com/office/word/2012/wordml" xmlns:w16cex="http://schemas.microsoft.com/office/word/2018/wordml/cex" xmlns:w16cid="http://schemas.microsoft.com/office/word/2016/wordml/cid" xmlns:w16="http://schemas.microsoft.com/office/word/2018/wordml" xmlns:w16sdtdh="http://schemas.microsoft.com/office/word/2020/wordml/sdtdatahash" xmlns:w16se="http://schemas.microsoft.com/office/word/2015/wordml/symex" mc:Ignorable="w14 w15 w16se w16cid w16 w16cex w16sdtdh">
+<w:styles xmlns:mc="http://schemas.openxmlformats.org/markup-compatibility/2006" xmlns:r="http://schemas.openxmlformats.org/officeDocument/2006/relationships" xmlns:w="http://schemas.openxmlformats.org/wordprocessingml/2006/main" xmlns:w14="http://schemas.microsoft.com/office/word/2010/wordml" xmlns:w15="http://schemas.microsoft.com/office/word/2012/wordml" xmlns:w16se="http://schemas.microsoft.com/office/word/2015/wordml/symex" mc:Ignorable="w14 w15 w16se">
   <w:docDefaults>
     <w:rPrDefault>
       <w:rPr>
@@ -4689,7 +4792,7 @@
       </w:pPr>
     </w:pPrDefault>
   </w:docDefaults>
-  <w:latentStyles w:defLockedState="0" w:defUIPriority="99" w:defSemiHidden="0" w:defUnhideWhenUsed="0" w:defQFormat="0" w:count="376">
+  <w:latentStyles w:defLockedState="0" w:defUIPriority="99" w:defSemiHidden="0" w:defUnhideWhenUsed="0" w:defQFormat="0" w:count="371">
     <w:lsdException w:name="Normal" w:uiPriority="0" w:qFormat="1"/>
     <w:lsdException w:name="heading 1" w:uiPriority="9" w:qFormat="1"/>
     <w:lsdException w:name="heading 2" w:semiHidden="1" w:uiPriority="9" w:unhideWhenUsed="1" w:qFormat="1"/>
@@ -5061,11 +5164,6 @@
     <w:lsdException w:name="List Table 5 Dark Accent 6" w:uiPriority="50"/>
     <w:lsdException w:name="List Table 6 Colorful Accent 6" w:uiPriority="51"/>
     <w:lsdException w:name="List Table 7 Colorful Accent 6" w:uiPriority="52"/>
-    <w:lsdException w:name="Mention" w:semiHidden="1" w:unhideWhenUsed="1"/>
-    <w:lsdException w:name="Smart Hyperlink" w:semiHidden="1" w:unhideWhenUsed="1"/>
-    <w:lsdException w:name="Hashtag" w:semiHidden="1" w:unhideWhenUsed="1"/>
-    <w:lsdException w:name="Unresolved Mention" w:semiHidden="1" w:unhideWhenUsed="1"/>
-    <w:lsdException w:name="Smart Link" w:semiHidden="1" w:unhideWhenUsed="1"/>
   </w:latentStyles>
   <w:style w:type="paragraph" w:default="1" w:styleId="a">
     <w:name w:val="Normal"/>
